--- a/analysis/deliverables/KOSI_지원사업_유형정의서.docx
+++ b/analysis/deliverables/KOSI_지원사업_유형정의서.docx
@@ -127,6 +127,26 @@
           <w:szCs w:val="22"/>
         </w:rPr>
         <w:t xml:space="preserve">본 정의서는 중앙부처 중소기업 지원 내역사업의 유형화 기준을 정리한 것으로, 기준별 판정 방법과 유형별 정의·판정 단서·경계를 명시하여 유형화의 일관성과 재현성을 확보하기 위한 것임</w:t>
+      </w:r>
+    </w:p>
+    <w:p>
+      <w:pPr>
+        <w:pStyle w:val="ListParagraph"/>
+        <w:numPr>
+          <w:ilvl w:val="1"/>
+          <w:numId w:val="2"/>
+        </w:numPr>
+        <w:spacing w:after="30" w:before="0" w:line="360"/>
+      </w:pPr>
+      <w:r>
+        <w:rPr>
+          <w:rFonts w:ascii="KoPub바탕체" w:cs="KoPub바탕체" w:eastAsia="KoPub바탕체" w:hAnsi="KoPub바탕체"/>
+          <w:b w:val="false"/>
+          <w:bCs w:val="false"/>
+          <w:sz w:val="21"/>
+          <w:szCs w:val="21"/>
+        </w:rPr>
+        <w:t xml:space="preserve">유형의 명칭과 구성은 임베딩 군집 결과를 바탕으로 전문가 자문을 거쳐 확정</w:t>
       </w:r>
     </w:p>
     <w:p>
@@ -2280,7 +2300,7 @@
           <w:sz w:val="21"/>
           <w:szCs w:val="21"/>
         </w:rPr>
-        <w:t xml:space="preserve">(판정 방법) 문장 임베딩(bge-m3)에서 산업·소관 판별 방향을 제거하고 수단 어휘를 결합한 뒤 K-평균(k=24)으로 군집하여 중분류로 명명·병합</w:t>
+        <w:t xml:space="preserve">(판정 방법) 문장 임베딩(bge-m3)에서 산업·소관 판별 방향을 제거하고 수단 어휘를 결합한 뒤 K-평균(k=24)으로 군집하여 중분류로 명명·병합(명칭과 병합 결과는 전문가 자문으로 확정)</w:t>
       </w:r>
     </w:p>
     <w:p>

--- a/analysis/deliverables/KOSI_지원사업_유형정의서.docx
+++ b/analysis/deliverables/KOSI_지원사업_유형정의서.docx
@@ -306,7 +306,7 @@
           <w:sz w:val="21"/>
           <w:szCs w:val="21"/>
         </w:rPr>
-        <w:t xml:space="preserve">AI 관여도는 지원산업 유형화의 하위 지표로 판정하나, 정책 테마 집계에 별도로 쓰이므로 독립 기준으로 정의</w:t>
+        <w:t xml:space="preserve">정책 테마 관여도는 지원산업 유형화의 하위 지표로 판정하나 테마별 집계에 별도로 쓰이므로 독립 기준으로 정의하며, 본 정의서는 정책 테마 중 AI를 대표 사례로 수록</w:t>
       </w:r>
     </w:p>
     <w:p>

--- a/analysis/deliverables/KOSI_지원사업_유형정의서.docx
+++ b/analysis/deliverables/KOSI_지원사업_유형정의서.docx
@@ -7967,7 +7967,23 @@
                 <w:sz w:val="17"/>
                 <w:szCs w:val="17"/>
               </w:rPr>
-              <w:t xml:space="preserve">정책자금 융자(운전·시설자금)</w:t>
+              <w:t xml:space="preserve">운전·시설자금 조달 지원</w:t>
+            </w:r>
+          </w:p>
+          <w:p>
+            <w:pPr>
+              <w:spacing w:after="0" w:before="0" w:line="250"/>
+              <w:jc w:val="left"/>
+            </w:pPr>
+            <w:r>
+              <w:rPr>
+                <w:rFonts w:ascii="KoPub돋움체" w:cs="KoPub돋움체" w:eastAsia="KoPub돋움체" w:hAnsi="KoPub돋움체"/>
+                <w:b/>
+                <w:bCs/>
+                <w:sz w:val="17"/>
+                <w:szCs w:val="17"/>
+              </w:rPr>
+              <w:t xml:space="preserve">(정책자금 융자)</w:t>
             </w:r>
           </w:p>
         </w:tc>
@@ -8241,7 +8257,7 @@
                 <w:sz w:val="17"/>
                 <w:szCs w:val="17"/>
               </w:rPr>
-              <w:t xml:space="preserve">보증·팩토링 등 신용보강</w:t>
+              <w:t xml:space="preserve">신용보강(보증·팩토링·보험)</w:t>
             </w:r>
           </w:p>
         </w:tc>
@@ -9095,7 +9111,7 @@
                 <w:sz w:val="17"/>
                 <w:szCs w:val="17"/>
               </w:rPr>
-              <w:t xml:space="preserve">환경·에너지 설비 설치</w:t>
+              <w:t xml:space="preserve">탄소중립·에너지 전환</w:t>
             </w:r>
           </w:p>
           <w:p>
@@ -9111,7 +9127,7 @@
                 <w:sz w:val="17"/>
                 <w:szCs w:val="17"/>
               </w:rPr>
-              <w:t xml:space="preserve">(탄소중립·에너지 전환)</w:t>
+              <w:t xml:space="preserve">(환경·에너지 설비)</w:t>
             </w:r>
           </w:p>
         </w:tc>
@@ -10481,7 +10497,23 @@
                 <w:sz w:val="17"/>
                 <w:szCs w:val="17"/>
               </w:rPr>
-              <w:t xml:space="preserve">컨설팅·교육·마케팅 지원</w:t>
+              <w:t xml:space="preserve">경영역량 강화·판로 확대</w:t>
+            </w:r>
+          </w:p>
+          <w:p>
+            <w:pPr>
+              <w:spacing w:after="0" w:before="0" w:line="250"/>
+              <w:jc w:val="left"/>
+            </w:pPr>
+            <w:r>
+              <w:rPr>
+                <w:rFonts w:ascii="KoPub돋움체" w:cs="KoPub돋움체" w:eastAsia="KoPub돋움체" w:hAnsi="KoPub돋움체"/>
+                <w:b/>
+                <w:bCs/>
+                <w:sz w:val="17"/>
+                <w:szCs w:val="17"/>
+              </w:rPr>
+              <w:t xml:space="preserve">(컨설팅·교육·마케팅)</w:t>
             </w:r>
           </w:p>
         </w:tc>

--- a/analysis/deliverables/KOSI_지원사업_유형정의서.docx
+++ b/analysis/deliverables/KOSI_지원사업_유형정의서.docx
@@ -859,7 +859,23 @@
                 <w:sz w:val="18"/>
                 <w:szCs w:val="18"/>
               </w:rPr>
-              <w:t xml:space="preserve">단일</w:t>
+              <w:t xml:space="preserve">주 유형 단일</w:t>
+            </w:r>
+          </w:p>
+          <w:p>
+            <w:pPr>
+              <w:spacing w:after="0" w:before="0" w:line="250"/>
+              <w:jc w:val="center"/>
+            </w:pPr>
+            <w:r>
+              <w:rPr>
+                <w:rFonts w:ascii="KoPub돋움체" w:cs="KoPub돋움체" w:eastAsia="KoPub돋움체" w:hAnsi="KoPub돋움체"/>
+                <w:b w:val="false"/>
+                <w:bCs w:val="false"/>
+                <w:sz w:val="18"/>
+                <w:szCs w:val="18"/>
+              </w:rPr>
+              <w:t xml:space="preserve">부 태그 최대 3</w:t>
             </w:r>
           </w:p>
         </w:tc>
@@ -1103,7 +1119,23 @@
                 <w:sz w:val="18"/>
                 <w:szCs w:val="18"/>
               </w:rPr>
-              <w:t xml:space="preserve">단일</w:t>
+              <w:t xml:space="preserve">주 유형 단일</w:t>
+            </w:r>
+          </w:p>
+          <w:p>
+            <w:pPr>
+              <w:spacing w:after="0" w:before="0" w:line="250"/>
+              <w:jc w:val="center"/>
+            </w:pPr>
+            <w:r>
+              <w:rPr>
+                <w:rFonts w:ascii="KoPub돋움체" w:cs="KoPub돋움체" w:eastAsia="KoPub돋움체" w:hAnsi="KoPub돋움체"/>
+                <w:b w:val="false"/>
+                <w:bCs w:val="false"/>
+                <w:sz w:val="18"/>
+                <w:szCs w:val="18"/>
+              </w:rPr>
+              <w:t xml:space="preserve">부 태그 최대 3</w:t>
             </w:r>
           </w:p>
         </w:tc>
@@ -1347,7 +1379,23 @@
                 <w:sz w:val="18"/>
                 <w:szCs w:val="18"/>
               </w:rPr>
-              <w:t xml:space="preserve">단일</w:t>
+              <w:t xml:space="preserve">주 유형 단일</w:t>
+            </w:r>
+          </w:p>
+          <w:p>
+            <w:pPr>
+              <w:spacing w:after="0" w:before="0" w:line="250"/>
+              <w:jc w:val="center"/>
+            </w:pPr>
+            <w:r>
+              <w:rPr>
+                <w:rFonts w:ascii="KoPub돋움체" w:cs="KoPub돋움체" w:eastAsia="KoPub돋움체" w:hAnsi="KoPub돋움체"/>
+                <w:b w:val="false"/>
+                <w:bCs w:val="false"/>
+                <w:sz w:val="18"/>
+                <w:szCs w:val="18"/>
+              </w:rPr>
+              <w:t xml:space="preserve">부 태그 최대 3</w:t>
             </w:r>
           </w:p>
         </w:tc>
@@ -1591,7 +1639,23 @@
                 <w:sz w:val="18"/>
                 <w:szCs w:val="18"/>
               </w:rPr>
-              <w:t xml:space="preserve">단일</w:t>
+              <w:t xml:space="preserve">주 유형 단일</w:t>
+            </w:r>
+          </w:p>
+          <w:p>
+            <w:pPr>
+              <w:spacing w:after="0" w:before="0" w:line="250"/>
+              <w:jc w:val="center"/>
+            </w:pPr>
+            <w:r>
+              <w:rPr>
+                <w:rFonts w:ascii="KoPub돋움체" w:cs="KoPub돋움체" w:eastAsia="KoPub돋움체" w:hAnsi="KoPub돋움체"/>
+                <w:b w:val="false"/>
+                <w:bCs w:val="false"/>
+                <w:sz w:val="18"/>
+                <w:szCs w:val="18"/>
+              </w:rPr>
+              <w:t xml:space="preserve">부 태그 최대 3</w:t>
             </w:r>
           </w:p>
         </w:tc>
@@ -2156,6 +2220,26 @@
           <w:szCs w:val="21"/>
         </w:rPr>
         <w:t xml:space="preserve">(코드 체계) 기준별 문자 + 일련번호(지원목적 A~H 대분류·A1~H2 중분류, 대상 T, 수단 I, 내용 K, 산업 S). 원천 정보가 없으면 0번 코드(T0·I0·K0), 특정 산업이 없으면 S0</w:t>
+      </w:r>
+    </w:p>
+    <w:p>
+      <w:pPr>
+        <w:pStyle w:val="ListParagraph"/>
+        <w:numPr>
+          <w:ilvl w:val="1"/>
+          <w:numId w:val="2"/>
+        </w:numPr>
+        <w:spacing w:after="30" w:before="0" w:line="360"/>
+      </w:pPr>
+      <w:r>
+        <w:rPr>
+          <w:rFonts w:ascii="KoPub바탕체" w:cs="KoPub바탕체" w:eastAsia="KoPub바탕체" w:hAnsi="KoPub바탕체"/>
+          <w:b w:val="false"/>
+          <w:bCs w:val="false"/>
+          <w:sz w:val="21"/>
+          <w:szCs w:val="21"/>
+        </w:rPr>
+        <w:t xml:space="preserve">(복수 배정) 기준마다 주 유형을 하나 배정하여 집계의 상호배타·전체포괄을 확보하고, 복수의 목적·대상·수단·내용·산업을 가진 사업은 부 태그를 최대 3개까지 병기. 태그 기준 집계는 중복을 허용</w:t>
       </w:r>
     </w:p>
     <w:p>

--- a/analysis/deliverables/KOSI_지원사업_유형정의서.docx
+++ b/analysis/deliverables/KOSI_지원사업_유형정의서.docx
@@ -2219,7 +2219,7 @@
           <w:sz w:val="21"/>
           <w:szCs w:val="21"/>
         </w:rPr>
-        <w:t xml:space="preserve">(코드 체계) 기준별 문자 + 일련번호(지원목적 A~H 대분류·A1~H2 중분류, 대상 T, 수단 I, 내용 K, 산업 S). 원천 정보가 없으면 0번 코드(T0·I0·K0), 특정 산업이 없으면 S0</w:t>
+        <w:t xml:space="preserve">(코드 체계) 기준별 문자 + 일련번호(지원목적 A~G 대분류·A1~G2 중분류, 대상 T, 수단 I, 내용 K, 산업 S). 원천 정보가 없으면 0번 코드(T0·I0·K0), 특정 산업이 없으면 S0</w:t>
       </w:r>
     </w:p>
     <w:p>
@@ -2344,7 +2344,7 @@
           <w:sz w:val="22"/>
           <w:szCs w:val="22"/>
         </w:rPr>
-        <w:t xml:space="preserve">지원목적은 '사업이 달성하려는 정책 목적'으로, 8개 대분류·23개 중분류로 구성</w:t>
+        <w:t xml:space="preserve">지원목적은 '사업이 달성하려는 정책 목적'으로, 7개 대분류·23개 중분류로 구성</w:t>
       </w:r>
     </w:p>
     <w:p>
@@ -3865,27 +3865,9 @@
                 <w:sz w:val="18"/>
                 <w:szCs w:val="18"/>
               </w:rPr>
-              <w:t xml:space="preserve">전문인력 양성·채용 지원</w:t>
-            </w:r>
-          </w:p>
-        </w:tc>
-        <w:tc>
-          <w:tcPr>
-            <w:tcW w:type="dxa" w:w="6838"/>
-            <w:tcBorders>
-              <w:top w:val="single" w:color="9AA8A6" w:sz="4"/>
-              <w:left w:val="single" w:color="9AA8A6" w:sz="4"/>
-              <w:bottom w:val="single" w:color="9AA8A6" w:sz="4"/>
-              <w:right w:val="single" w:color="9AA8A6" w:sz="4"/>
-            </w:tcBorders>
-            <w:tcMar>
-              <w:top w:type="dxa" w:w="50"/>
-              <w:left w:type="dxa" w:w="80"/>
-              <w:bottom w:type="dxa" w:w="50"/>
-              <w:right w:type="dxa" w:w="80"/>
-            </w:tcMar>
-            <w:vAlign w:val="center"/>
-          </w:tcPr>
+              <w:t xml:space="preserve">인력 양성·고용 지원</w:t>
+            </w:r>
+          </w:p>
           <w:p>
             <w:pPr>
               <w:spacing w:after="0" w:before="0" w:line="250"/>
@@ -3899,31 +3881,31 @@
                 <w:sz w:val="18"/>
                 <w:szCs w:val="18"/>
               </w:rPr>
-              <w:t xml:space="preserve">특정 산업 분야 전문인력의 양성과 기업의 전문인력 채용을 위한 지원</w:t>
-            </w:r>
-          </w:p>
-        </w:tc>
-        <w:tc>
-          <w:tcPr>
-            <w:tcW w:type="dxa" w:w="2600"/>
-            <w:tcBorders>
-              <w:top w:val="single" w:color="9AA8A6" w:sz="4"/>
-              <w:left w:val="single" w:color="9AA8A6" w:sz="4"/>
-              <w:bottom w:val="single" w:color="9AA8A6" w:sz="4"/>
-              <w:right w:val="single" w:color="9AA8A6" w:sz="4"/>
-            </w:tcBorders>
-            <w:tcMar>
-              <w:top w:type="dxa" w:w="50"/>
-              <w:left w:type="dxa" w:w="80"/>
-              <w:bottom w:type="dxa" w:w="50"/>
-              <w:right w:type="dxa" w:w="80"/>
-            </w:tcMar>
-            <w:vAlign w:val="center"/>
-          </w:tcPr>
-          <w:p>
-            <w:pPr>
-              <w:spacing w:after="0" w:before="0" w:line="250"/>
-              <w:jc w:val="center"/>
+              <w:t xml:space="preserve">(전문인력·직업훈련·고용장려·노동환경)</w:t>
+            </w:r>
+          </w:p>
+        </w:tc>
+        <w:tc>
+          <w:tcPr>
+            <w:tcW w:type="dxa" w:w="6838"/>
+            <w:tcBorders>
+              <w:top w:val="single" w:color="9AA8A6" w:sz="4"/>
+              <w:left w:val="single" w:color="9AA8A6" w:sz="4"/>
+              <w:bottom w:val="single" w:color="9AA8A6" w:sz="4"/>
+              <w:right w:val="single" w:color="9AA8A6" w:sz="4"/>
+            </w:tcBorders>
+            <w:tcMar>
+              <w:top w:type="dxa" w:w="50"/>
+              <w:left w:type="dxa" w:w="80"/>
+              <w:bottom w:type="dxa" w:w="50"/>
+              <w:right w:type="dxa" w:w="80"/>
+            </w:tcMar>
+            <w:vAlign w:val="center"/>
+          </w:tcPr>
+          <w:p>
+            <w:pPr>
+              <w:spacing w:after="0" w:before="0" w:line="250"/>
+              <w:jc w:val="left"/>
             </w:pPr>
             <w:r>
               <w:rPr>
@@ -3933,13 +3915,13 @@
                 <w:sz w:val="18"/>
                 <w:szCs w:val="18"/>
               </w:rPr>
-              <w:t xml:space="preserve">F1</w:t>
-            </w:r>
-          </w:p>
-        </w:tc>
-        <w:tc>
-          <w:tcPr>
-            <w:tcW w:type="dxa" w:w="1200"/>
+              <w:t xml:space="preserve">산업 특화 전문인력 양성, 재직자 직업훈련, 고용 창출·유지 장려금, 산업안전·근로자 건강 보호 등 인력과 고용에 대한 지원</w:t>
+            </w:r>
+          </w:p>
+        </w:tc>
+        <w:tc>
+          <w:tcPr>
+            <w:tcW w:type="dxa" w:w="2600"/>
             <w:tcBorders>
               <w:top w:val="single" w:color="9AA8A6" w:sz="4"/>
               <w:left w:val="single" w:color="9AA8A6" w:sz="4"/>
@@ -3967,9 +3949,27 @@
                 <w:sz w:val="18"/>
                 <w:szCs w:val="18"/>
               </w:rPr>
-              <w:t xml:space="preserve">19건</w:t>
-            </w:r>
-          </w:p>
+              <w:t xml:space="preserve">F1~F2(인력 양성·훈련), F3~F4(고용·노동환경)</w:t>
+            </w:r>
+          </w:p>
+        </w:tc>
+        <w:tc>
+          <w:tcPr>
+            <w:tcW w:type="dxa" w:w="1200"/>
+            <w:tcBorders>
+              <w:top w:val="single" w:color="9AA8A6" w:sz="4"/>
+              <w:left w:val="single" w:color="9AA8A6" w:sz="4"/>
+              <w:bottom w:val="single" w:color="9AA8A6" w:sz="4"/>
+              <w:right w:val="single" w:color="9AA8A6" w:sz="4"/>
+            </w:tcBorders>
+            <w:tcMar>
+              <w:top w:type="dxa" w:w="50"/>
+              <w:left w:type="dxa" w:w="80"/>
+              <w:bottom w:type="dxa" w:w="50"/>
+              <w:right w:type="dxa" w:w="80"/>
+            </w:tcMar>
+            <w:vAlign w:val="center"/>
+          </w:tcPr>
           <w:p>
             <w:pPr>
               <w:spacing w:after="0" w:before="0" w:line="250"/>
@@ -3983,7 +3983,7 @@
                 <w:sz w:val="18"/>
                 <w:szCs w:val="18"/>
               </w:rPr>
-              <w:t xml:space="preserve">0.37조원</w:t>
+              <w:t xml:space="preserve">65건</w:t>
             </w:r>
           </w:p>
           <w:p>
@@ -3999,7 +3999,23 @@
                 <w:sz w:val="18"/>
                 <w:szCs w:val="18"/>
               </w:rPr>
-              <w:t xml:space="preserve">(1.2%)</w:t>
+              <w:t xml:space="preserve">3.19조원</w:t>
+            </w:r>
+          </w:p>
+          <w:p>
+            <w:pPr>
+              <w:spacing w:after="0" w:before="0" w:line="250"/>
+              <w:jc w:val="center"/>
+            </w:pPr>
+            <w:r>
+              <w:rPr>
+                <w:rFonts w:ascii="KoPub돋움체" w:cs="KoPub돋움체" w:eastAsia="KoPub돋움체" w:hAnsi="KoPub돋움체"/>
+                <w:b w:val="false"/>
+                <w:bCs w:val="false"/>
+                <w:sz w:val="18"/>
+                <w:szCs w:val="18"/>
+              </w:rPr>
+              <w:t xml:space="preserve">(10.3%)</w:t>
             </w:r>
           </w:p>
         </w:tc>
@@ -4073,27 +4089,9 @@
                 <w:sz w:val="18"/>
                 <w:szCs w:val="18"/>
               </w:rPr>
-              <w:t xml:space="preserve">고용 창출·유지 및 노동환경 개선</w:t>
-            </w:r>
-          </w:p>
-        </w:tc>
-        <w:tc>
-          <w:tcPr>
-            <w:tcW w:type="dxa" w:w="6838"/>
-            <w:tcBorders>
-              <w:top w:val="single" w:color="9AA8A6" w:sz="4"/>
-              <w:left w:val="single" w:color="9AA8A6" w:sz="4"/>
-              <w:bottom w:val="single" w:color="9AA8A6" w:sz="4"/>
-              <w:right w:val="single" w:color="9AA8A6" w:sz="4"/>
-            </w:tcBorders>
-            <w:tcMar>
-              <w:top w:type="dxa" w:w="50"/>
-              <w:left w:type="dxa" w:w="80"/>
-              <w:bottom w:type="dxa" w:w="50"/>
-              <w:right w:type="dxa" w:w="80"/>
-            </w:tcMar>
-            <w:vAlign w:val="center"/>
-          </w:tcPr>
+              <w:t xml:space="preserve">경영역량 강화·사업화 지원</w:t>
+            </w:r>
+          </w:p>
           <w:p>
             <w:pPr>
               <w:spacing w:after="0" w:before="0" w:line="250"/>
@@ -4107,31 +4105,31 @@
                 <w:sz w:val="18"/>
                 <w:szCs w:val="18"/>
               </w:rPr>
-              <w:t xml:space="preserve">일자리 창출·유지, 산업안전과 근로자 건강 보호, 재직자 직업훈련 등 고용과 노동환경 개선을 위한 지원</w:t>
-            </w:r>
-          </w:p>
-        </w:tc>
-        <w:tc>
-          <w:tcPr>
-            <w:tcW w:type="dxa" w:w="2600"/>
-            <w:tcBorders>
-              <w:top w:val="single" w:color="9AA8A6" w:sz="4"/>
-              <w:left w:val="single" w:color="9AA8A6" w:sz="4"/>
-              <w:bottom w:val="single" w:color="9AA8A6" w:sz="4"/>
-              <w:right w:val="single" w:color="9AA8A6" w:sz="4"/>
-            </w:tcBorders>
-            <w:tcMar>
-              <w:top w:type="dxa" w:w="50"/>
-              <w:left w:type="dxa" w:w="80"/>
-              <w:bottom w:type="dxa" w:w="50"/>
-              <w:right w:type="dxa" w:w="80"/>
-            </w:tcMar>
-            <w:vAlign w:val="center"/>
-          </w:tcPr>
-          <w:p>
-            <w:pPr>
-              <w:spacing w:after="0" w:before="0" w:line="250"/>
-              <w:jc w:val="center"/>
+              <w:t xml:space="preserve">(컨설팅·마케팅·디자인)</w:t>
+            </w:r>
+          </w:p>
+        </w:tc>
+        <w:tc>
+          <w:tcPr>
+            <w:tcW w:type="dxa" w:w="6838"/>
+            <w:tcBorders>
+              <w:top w:val="single" w:color="9AA8A6" w:sz="4"/>
+              <w:left w:val="single" w:color="9AA8A6" w:sz="4"/>
+              <w:bottom w:val="single" w:color="9AA8A6" w:sz="4"/>
+              <w:right w:val="single" w:color="9AA8A6" w:sz="4"/>
+            </w:tcBorders>
+            <w:tcMar>
+              <w:top w:type="dxa" w:w="50"/>
+              <w:left w:type="dxa" w:w="80"/>
+              <w:bottom w:type="dxa" w:w="50"/>
+              <w:right w:type="dxa" w:w="80"/>
+            </w:tcMar>
+            <w:vAlign w:val="center"/>
+          </w:tcPr>
+          <w:p>
+            <w:pPr>
+              <w:spacing w:after="0" w:before="0" w:line="250"/>
+              <w:jc w:val="left"/>
             </w:pPr>
             <w:r>
               <w:rPr>
@@ -4141,13 +4139,13 @@
                 <w:sz w:val="18"/>
                 <w:szCs w:val="18"/>
               </w:rPr>
-              <w:t xml:space="preserve">G1~G3</w:t>
-            </w:r>
-          </w:p>
-        </w:tc>
-        <w:tc>
-          <w:tcPr>
-            <w:tcW w:type="dxa" w:w="1200"/>
+              <w:t xml:space="preserve">컨설팅·교육·마케팅·디자인 등 경영 서비스로 기업의 경영역량과 사업화 역량을 높이는 지원</w:t>
+            </w:r>
+          </w:p>
+        </w:tc>
+        <w:tc>
+          <w:tcPr>
+            <w:tcW w:type="dxa" w:w="2600"/>
             <w:tcBorders>
               <w:top w:val="single" w:color="9AA8A6" w:sz="4"/>
               <w:left w:val="single" w:color="9AA8A6" w:sz="4"/>
@@ -4175,197 +4173,7 @@
                 <w:sz w:val="18"/>
                 <w:szCs w:val="18"/>
               </w:rPr>
-              <w:t xml:space="preserve">46건</w:t>
-            </w:r>
-          </w:p>
-          <w:p>
-            <w:pPr>
-              <w:spacing w:after="0" w:before="0" w:line="250"/>
-              <w:jc w:val="center"/>
-            </w:pPr>
-            <w:r>
-              <w:rPr>
-                <w:rFonts w:ascii="KoPub돋움체" w:cs="KoPub돋움체" w:eastAsia="KoPub돋움체" w:hAnsi="KoPub돋움체"/>
-                <w:b w:val="false"/>
-                <w:bCs w:val="false"/>
-                <w:sz w:val="18"/>
-                <w:szCs w:val="18"/>
-              </w:rPr>
-              <w:t xml:space="preserve">2.83조원</w:t>
-            </w:r>
-          </w:p>
-          <w:p>
-            <w:pPr>
-              <w:spacing w:after="0" w:before="0" w:line="250"/>
-              <w:jc w:val="center"/>
-            </w:pPr>
-            <w:r>
-              <w:rPr>
-                <w:rFonts w:ascii="KoPub돋움체" w:cs="KoPub돋움체" w:eastAsia="KoPub돋움체" w:hAnsi="KoPub돋움체"/>
-                <w:b w:val="false"/>
-                <w:bCs w:val="false"/>
-                <w:sz w:val="18"/>
-                <w:szCs w:val="18"/>
-              </w:rPr>
-              <w:t xml:space="preserve">(9.1%)</w:t>
-            </w:r>
-          </w:p>
-        </w:tc>
-      </w:tr>
-      <w:tr>
-        <w:trPr>
-          <w:cantSplit/>
-        </w:trPr>
-        <w:tc>
-          <w:tcPr>
-            <w:tcW w:type="dxa" w:w="800"/>
-            <w:tcBorders>
-              <w:top w:val="single" w:color="9AA8A6" w:sz="4"/>
-              <w:left w:val="single" w:color="9AA8A6" w:sz="4"/>
-              <w:bottom w:val="single" w:color="9AA8A6" w:sz="4"/>
-              <w:right w:val="single" w:color="9AA8A6" w:sz="4"/>
-            </w:tcBorders>
-            <w:shd w:fill="E8F3F1" w:color="auto" w:val="clear"/>
-            <w:tcMar>
-              <w:top w:type="dxa" w:w="50"/>
-              <w:left w:type="dxa" w:w="80"/>
-              <w:bottom w:type="dxa" w:w="50"/>
-              <w:right w:type="dxa" w:w="80"/>
-            </w:tcMar>
-            <w:vAlign w:val="center"/>
-          </w:tcPr>
-          <w:p>
-            <w:pPr>
-              <w:spacing w:after="0" w:before="0" w:line="250"/>
-              <w:jc w:val="center"/>
-            </w:pPr>
-            <w:r>
-              <w:rPr>
-                <w:rFonts w:ascii="KoPub돋움체" w:cs="KoPub돋움체" w:eastAsia="KoPub돋움체" w:hAnsi="KoPub돋움체"/>
-                <w:b/>
-                <w:bCs/>
-                <w:sz w:val="18"/>
-                <w:szCs w:val="18"/>
-              </w:rPr>
-              <w:t xml:space="preserve">H</w:t>
-            </w:r>
-          </w:p>
-        </w:tc>
-        <w:tc>
-          <w:tcPr>
-            <w:tcW w:type="dxa" w:w="3000"/>
-            <w:tcBorders>
-              <w:top w:val="single" w:color="9AA8A6" w:sz="4"/>
-              <w:left w:val="single" w:color="9AA8A6" w:sz="4"/>
-              <w:bottom w:val="single" w:color="9AA8A6" w:sz="4"/>
-              <w:right w:val="single" w:color="9AA8A6" w:sz="4"/>
-            </w:tcBorders>
-            <w:tcMar>
-              <w:top w:type="dxa" w:w="50"/>
-              <w:left w:type="dxa" w:w="80"/>
-              <w:bottom w:type="dxa" w:w="50"/>
-              <w:right w:type="dxa" w:w="80"/>
-            </w:tcMar>
-            <w:vAlign w:val="center"/>
-          </w:tcPr>
-          <w:p>
-            <w:pPr>
-              <w:spacing w:after="0" w:before="0" w:line="250"/>
-              <w:jc w:val="left"/>
-            </w:pPr>
-            <w:r>
-              <w:rPr>
-                <w:rFonts w:ascii="KoPub돋움체" w:cs="KoPub돋움체" w:eastAsia="KoPub돋움체" w:hAnsi="KoPub돋움체"/>
-                <w:b w:val="false"/>
-                <w:bCs w:val="false"/>
-                <w:sz w:val="18"/>
-                <w:szCs w:val="18"/>
-              </w:rPr>
-              <w:t xml:space="preserve">경영역량 강화·사업화 지원</w:t>
-            </w:r>
-          </w:p>
-          <w:p>
-            <w:pPr>
-              <w:spacing w:after="0" w:before="0" w:line="250"/>
-              <w:jc w:val="left"/>
-            </w:pPr>
-            <w:r>
-              <w:rPr>
-                <w:rFonts w:ascii="KoPub돋움체" w:cs="KoPub돋움체" w:eastAsia="KoPub돋움체" w:hAnsi="KoPub돋움체"/>
-                <w:b w:val="false"/>
-                <w:bCs w:val="false"/>
-                <w:sz w:val="18"/>
-                <w:szCs w:val="18"/>
-              </w:rPr>
-              <w:t xml:space="preserve">(컨설팅·마케팅·디자인)</w:t>
-            </w:r>
-          </w:p>
-        </w:tc>
-        <w:tc>
-          <w:tcPr>
-            <w:tcW w:type="dxa" w:w="6838"/>
-            <w:tcBorders>
-              <w:top w:val="single" w:color="9AA8A6" w:sz="4"/>
-              <w:left w:val="single" w:color="9AA8A6" w:sz="4"/>
-              <w:bottom w:val="single" w:color="9AA8A6" w:sz="4"/>
-              <w:right w:val="single" w:color="9AA8A6" w:sz="4"/>
-            </w:tcBorders>
-            <w:tcMar>
-              <w:top w:type="dxa" w:w="50"/>
-              <w:left w:type="dxa" w:w="80"/>
-              <w:bottom w:type="dxa" w:w="50"/>
-              <w:right w:type="dxa" w:w="80"/>
-            </w:tcMar>
-            <w:vAlign w:val="center"/>
-          </w:tcPr>
-          <w:p>
-            <w:pPr>
-              <w:spacing w:after="0" w:before="0" w:line="250"/>
-              <w:jc w:val="left"/>
-            </w:pPr>
-            <w:r>
-              <w:rPr>
-                <w:rFonts w:ascii="KoPub돋움체" w:cs="KoPub돋움체" w:eastAsia="KoPub돋움체" w:hAnsi="KoPub돋움체"/>
-                <w:b w:val="false"/>
-                <w:bCs w:val="false"/>
-                <w:sz w:val="18"/>
-                <w:szCs w:val="18"/>
-              </w:rPr>
-              <w:t xml:space="preserve">컨설팅·교육·마케팅·디자인 등 경영 서비스로 기업의 경영역량과 사업화 역량을 높이는 지원</w:t>
-            </w:r>
-          </w:p>
-        </w:tc>
-        <w:tc>
-          <w:tcPr>
-            <w:tcW w:type="dxa" w:w="2600"/>
-            <w:tcBorders>
-              <w:top w:val="single" w:color="9AA8A6" w:sz="4"/>
-              <w:left w:val="single" w:color="9AA8A6" w:sz="4"/>
-              <w:bottom w:val="single" w:color="9AA8A6" w:sz="4"/>
-              <w:right w:val="single" w:color="9AA8A6" w:sz="4"/>
-            </w:tcBorders>
-            <w:tcMar>
-              <w:top w:type="dxa" w:w="50"/>
-              <w:left w:type="dxa" w:w="80"/>
-              <w:bottom w:type="dxa" w:w="50"/>
-              <w:right w:type="dxa" w:w="80"/>
-            </w:tcMar>
-            <w:vAlign w:val="center"/>
-          </w:tcPr>
-          <w:p>
-            <w:pPr>
-              <w:spacing w:after="0" w:before="0" w:line="250"/>
-              <w:jc w:val="center"/>
-            </w:pPr>
-            <w:r>
-              <w:rPr>
-                <w:rFonts w:ascii="KoPub돋움체" w:cs="KoPub돋움체" w:eastAsia="KoPub돋움체" w:hAnsi="KoPub돋움체"/>
-                <w:b w:val="false"/>
-                <w:bCs w:val="false"/>
-                <w:sz w:val="18"/>
-                <w:szCs w:val="18"/>
-              </w:rPr>
-              <w:t xml:space="preserve">H1~H2</w:t>
+              <w:t xml:space="preserve">G1~G2</w:t>
             </w:r>
           </w:p>
         </w:tc>
@@ -8733,7 +8541,7 @@
                 <w:sz w:val="17"/>
                 <w:szCs w:val="17"/>
               </w:rPr>
-              <w:t xml:space="preserve">비용 보조라도 수출·인증 목적이면 C·H</w:t>
+              <w:t xml:space="preserve">비용 보조라도 수출·인증 목적이면 C·G</w:t>
             </w:r>
           </w:p>
         </w:tc>
@@ -9587,7 +9395,7 @@
                 <w:sz w:val="17"/>
                 <w:szCs w:val="17"/>
               </w:rPr>
-              <w:t xml:space="preserve">재직자 훈련은 G3, 연구인력은 A7</w:t>
+              <w:t xml:space="preserve">재직자 훈련은 F2, 연구인력은 A7</w:t>
             </w:r>
           </w:p>
         </w:tc>
@@ -9743,7 +9551,7 @@
                 <w:sz w:val="17"/>
                 <w:szCs w:val="17"/>
               </w:rPr>
-              <w:t xml:space="preserve">G1</w:t>
+              <w:t xml:space="preserve">F2</w:t>
             </w:r>
           </w:p>
           <w:p>
@@ -9759,7 +9567,7 @@
                 <w:sz w:val="17"/>
                 <w:szCs w:val="17"/>
               </w:rPr>
-              <w:t xml:space="preserve">고용 창출·유지(고용장려금)</w:t>
+              <w:t xml:space="preserve">재직자·사업주 직업훈련 지원</w:t>
             </w:r>
           </w:p>
         </w:tc>
@@ -9793,7 +9601,7 @@
                 <w:sz w:val="17"/>
                 <w:szCs w:val="17"/>
               </w:rPr>
-              <w:t xml:space="preserve">채용·고용유지에 대한 장려금 지원</w:t>
+              <w:t xml:space="preserve">재직자 직업훈련과 일학습병행 등 훈련비 지원</w:t>
             </w:r>
           </w:p>
         </w:tc>
@@ -9827,7 +9635,7 @@
                 <w:sz w:val="17"/>
                 <w:szCs w:val="17"/>
               </w:rPr>
-              <w:t xml:space="preserve">장려금·고용유지·채용</w:t>
+              <w:t xml:space="preserve">직업훈련·일학습병행·훈련비</w:t>
             </w:r>
           </w:p>
         </w:tc>
@@ -9861,7 +9669,7 @@
                 <w:sz w:val="17"/>
                 <w:szCs w:val="17"/>
               </w:rPr>
-              <w:t xml:space="preserve">인건비 지원이 R&amp;D 과제 안에 있으면 A</w:t>
+              <w:t xml:space="preserve">산업 특화 신규 인력 양성은 F1</w:t>
             </w:r>
           </w:p>
         </w:tc>
@@ -9895,23 +9703,23 @@
                 <w:sz w:val="17"/>
                 <w:szCs w:val="17"/>
               </w:rPr>
-              <w:t xml:space="preserve">청년일자리도약장려금(고용부, 9,080억원)</w:t>
-            </w:r>
-          </w:p>
-          <w:p>
-            <w:pPr>
-              <w:spacing w:after="0" w:before="0" w:line="250"/>
-              <w:jc w:val="left"/>
-            </w:pPr>
-            <w:r>
-              <w:rPr>
-                <w:rFonts w:ascii="KoPub돋움체" w:cs="KoPub돋움체" w:eastAsia="KoPub돋움체" w:hAnsi="KoPub돋움체"/>
-                <w:b w:val="false"/>
-                <w:bCs w:val="false"/>
-                <w:sz w:val="17"/>
-                <w:szCs w:val="17"/>
-              </w:rPr>
-              <w:t xml:space="preserve">출산육아기 고용안정장려금(고용부, 3,595억원)</w:t>
+              <w:t xml:space="preserve">일반훈련(고용부, 2,102억원)</w:t>
+            </w:r>
+          </w:p>
+          <w:p>
+            <w:pPr>
+              <w:spacing w:after="0" w:before="0" w:line="250"/>
+              <w:jc w:val="left"/>
+            </w:pPr>
+            <w:r>
+              <w:rPr>
+                <w:rFonts w:ascii="KoPub돋움체" w:cs="KoPub돋움체" w:eastAsia="KoPub돋움체" w:hAnsi="KoPub돋움체"/>
+                <w:b w:val="false"/>
+                <w:bCs w:val="false"/>
+                <w:sz w:val="17"/>
+                <w:szCs w:val="17"/>
+              </w:rPr>
+              <w:t xml:space="preserve">산업맞춤형(고용부, 1,548억원)</w:t>
             </w:r>
           </w:p>
         </w:tc>
@@ -9945,39 +9753,39 @@
                 <w:sz w:val="17"/>
                 <w:szCs w:val="17"/>
               </w:rPr>
-              <w:t xml:space="preserve">27건</w:t>
-            </w:r>
-          </w:p>
-          <w:p>
-            <w:pPr>
-              <w:spacing w:after="0" w:before="0" w:line="250"/>
-              <w:jc w:val="center"/>
-            </w:pPr>
-            <w:r>
-              <w:rPr>
-                <w:rFonts w:ascii="KoPub돋움체" w:cs="KoPub돋움체" w:eastAsia="KoPub돋움체" w:hAnsi="KoPub돋움체"/>
-                <w:b w:val="false"/>
-                <w:bCs w:val="false"/>
-                <w:sz w:val="17"/>
-                <w:szCs w:val="17"/>
-              </w:rPr>
-              <w:t xml:space="preserve">1.55조원</w:t>
-            </w:r>
-          </w:p>
-          <w:p>
-            <w:pPr>
-              <w:spacing w:after="0" w:before="0" w:line="250"/>
-              <w:jc w:val="center"/>
-            </w:pPr>
-            <w:r>
-              <w:rPr>
-                <w:rFonts w:ascii="KoPub돋움체" w:cs="KoPub돋움체" w:eastAsia="KoPub돋움체" w:hAnsi="KoPub돋움체"/>
-                <w:b w:val="false"/>
-                <w:bCs w:val="false"/>
-                <w:sz w:val="17"/>
-                <w:szCs w:val="17"/>
-              </w:rPr>
-              <w:t xml:space="preserve">(5.0%)</w:t>
+              <w:t xml:space="preserve">10건</w:t>
+            </w:r>
+          </w:p>
+          <w:p>
+            <w:pPr>
+              <w:spacing w:after="0" w:before="0" w:line="250"/>
+              <w:jc w:val="center"/>
+            </w:pPr>
+            <w:r>
+              <w:rPr>
+                <w:rFonts w:ascii="KoPub돋움체" w:cs="KoPub돋움체" w:eastAsia="KoPub돋움체" w:hAnsi="KoPub돋움체"/>
+                <w:b w:val="false"/>
+                <w:bCs w:val="false"/>
+                <w:sz w:val="17"/>
+                <w:szCs w:val="17"/>
+              </w:rPr>
+              <w:t xml:space="preserve">0.64조원</w:t>
+            </w:r>
+          </w:p>
+          <w:p>
+            <w:pPr>
+              <w:spacing w:after="0" w:before="0" w:line="250"/>
+              <w:jc w:val="center"/>
+            </w:pPr>
+            <w:r>
+              <w:rPr>
+                <w:rFonts w:ascii="KoPub돋움체" w:cs="KoPub돋움체" w:eastAsia="KoPub돋움체" w:hAnsi="KoPub돋움체"/>
+                <w:b w:val="false"/>
+                <w:bCs w:val="false"/>
+                <w:sz w:val="17"/>
+                <w:szCs w:val="17"/>
+              </w:rPr>
+              <w:t xml:space="preserve">(2.1%)</w:t>
             </w:r>
           </w:p>
         </w:tc>
@@ -10017,7 +9825,7 @@
                 <w:sz w:val="17"/>
                 <w:szCs w:val="17"/>
               </w:rPr>
-              <w:t xml:space="preserve">G2</w:t>
+              <w:t xml:space="preserve">F3</w:t>
             </w:r>
           </w:p>
           <w:p>
@@ -10033,7 +9841,7 @@
                 <w:sz w:val="17"/>
                 <w:szCs w:val="17"/>
               </w:rPr>
-              <w:t xml:space="preserve">산업안전·근로자 건강 보호</w:t>
+              <w:t xml:space="preserve">고용 창출·유지(고용장려금)</w:t>
             </w:r>
           </w:p>
         </w:tc>
@@ -10067,7 +9875,7 @@
                 <w:sz w:val="17"/>
                 <w:szCs w:val="17"/>
               </w:rPr>
-              <w:t xml:space="preserve">작업환경 개선, 안전설비, 근로자 건강 보호</w:t>
+              <w:t xml:space="preserve">채용·고용유지에 대한 장려금 지원</w:t>
             </w:r>
           </w:p>
         </w:tc>
@@ -10101,7 +9909,7 @@
                 <w:sz w:val="17"/>
                 <w:szCs w:val="17"/>
               </w:rPr>
-              <w:t xml:space="preserve">산업안전·재해예방·작업환경</w:t>
+              <w:t xml:space="preserve">장려금·고용유지·채용</w:t>
             </w:r>
           </w:p>
         </w:tc>
@@ -10135,7 +9943,7 @@
                 <w:sz w:val="17"/>
                 <w:szCs w:val="17"/>
               </w:rPr>
-              <w:t xml:space="preserve">환경 설비는 E2</w:t>
+              <w:t xml:space="preserve">인건비 지원이 R&amp;D 과제 안에 있으면 A</w:t>
             </w:r>
           </w:p>
         </w:tc>
@@ -10169,23 +9977,23 @@
                 <w:sz w:val="17"/>
                 <w:szCs w:val="17"/>
               </w:rPr>
-              <w:t xml:space="preserve">안전동행지원사업(고용부, 3,320억원)</w:t>
-            </w:r>
-          </w:p>
-          <w:p>
-            <w:pPr>
-              <w:spacing w:after="0" w:before="0" w:line="250"/>
-              <w:jc w:val="left"/>
-            </w:pPr>
-            <w:r>
-              <w:rPr>
-                <w:rFonts w:ascii="KoPub돋움체" w:cs="KoPub돋움체" w:eastAsia="KoPub돋움체" w:hAnsi="KoPub돋움체"/>
-                <w:b w:val="false"/>
-                <w:bCs w:val="false"/>
-                <w:sz w:val="17"/>
-                <w:szCs w:val="17"/>
-              </w:rPr>
-              <w:t xml:space="preserve">안전일터조성지원(고용부, 1,606억원)</w:t>
+              <w:t xml:space="preserve">청년일자리도약장려금(고용부, 9,080억원)</w:t>
+            </w:r>
+          </w:p>
+          <w:p>
+            <w:pPr>
+              <w:spacing w:after="0" w:before="0" w:line="250"/>
+              <w:jc w:val="left"/>
+            </w:pPr>
+            <w:r>
+              <w:rPr>
+                <w:rFonts w:ascii="KoPub돋움체" w:cs="KoPub돋움체" w:eastAsia="KoPub돋움체" w:hAnsi="KoPub돋움체"/>
+                <w:b w:val="false"/>
+                <w:bCs w:val="false"/>
+                <w:sz w:val="17"/>
+                <w:szCs w:val="17"/>
+              </w:rPr>
+              <w:t xml:space="preserve">출산육아기 고용안정장려금(고용부, 3,595억원)</w:t>
             </w:r>
           </w:p>
         </w:tc>
@@ -10219,39 +10027,39 @@
                 <w:sz w:val="17"/>
                 <w:szCs w:val="17"/>
               </w:rPr>
-              <w:t xml:space="preserve">9건</w:t>
-            </w:r>
-          </w:p>
-          <w:p>
-            <w:pPr>
-              <w:spacing w:after="0" w:before="0" w:line="250"/>
-              <w:jc w:val="center"/>
-            </w:pPr>
-            <w:r>
-              <w:rPr>
-                <w:rFonts w:ascii="KoPub돋움체" w:cs="KoPub돋움체" w:eastAsia="KoPub돋움체" w:hAnsi="KoPub돋움체"/>
-                <w:b w:val="false"/>
-                <w:bCs w:val="false"/>
-                <w:sz w:val="17"/>
-                <w:szCs w:val="17"/>
-              </w:rPr>
-              <w:t xml:space="preserve">0.64조원</w:t>
-            </w:r>
-          </w:p>
-          <w:p>
-            <w:pPr>
-              <w:spacing w:after="0" w:before="0" w:line="250"/>
-              <w:jc w:val="center"/>
-            </w:pPr>
-            <w:r>
-              <w:rPr>
-                <w:rFonts w:ascii="KoPub돋움체" w:cs="KoPub돋움체" w:eastAsia="KoPub돋움체" w:hAnsi="KoPub돋움체"/>
-                <w:b w:val="false"/>
-                <w:bCs w:val="false"/>
-                <w:sz w:val="17"/>
-                <w:szCs w:val="17"/>
-              </w:rPr>
-              <w:t xml:space="preserve">(2.1%)</w:t>
+              <w:t xml:space="preserve">27건</w:t>
+            </w:r>
+          </w:p>
+          <w:p>
+            <w:pPr>
+              <w:spacing w:after="0" w:before="0" w:line="250"/>
+              <w:jc w:val="center"/>
+            </w:pPr>
+            <w:r>
+              <w:rPr>
+                <w:rFonts w:ascii="KoPub돋움체" w:cs="KoPub돋움체" w:eastAsia="KoPub돋움체" w:hAnsi="KoPub돋움체"/>
+                <w:b w:val="false"/>
+                <w:bCs w:val="false"/>
+                <w:sz w:val="17"/>
+                <w:szCs w:val="17"/>
+              </w:rPr>
+              <w:t xml:space="preserve">1.55조원</w:t>
+            </w:r>
+          </w:p>
+          <w:p>
+            <w:pPr>
+              <w:spacing w:after="0" w:before="0" w:line="250"/>
+              <w:jc w:val="center"/>
+            </w:pPr>
+            <w:r>
+              <w:rPr>
+                <w:rFonts w:ascii="KoPub돋움체" w:cs="KoPub돋움체" w:eastAsia="KoPub돋움체" w:hAnsi="KoPub돋움체"/>
+                <w:b w:val="false"/>
+                <w:bCs w:val="false"/>
+                <w:sz w:val="17"/>
+                <w:szCs w:val="17"/>
+              </w:rPr>
+              <w:t xml:space="preserve">(5.0%)</w:t>
             </w:r>
           </w:p>
         </w:tc>
@@ -10291,7 +10099,7 @@
                 <w:sz w:val="17"/>
                 <w:szCs w:val="17"/>
               </w:rPr>
-              <w:t xml:space="preserve">G3</w:t>
+              <w:t xml:space="preserve">F4</w:t>
             </w:r>
           </w:p>
           <w:p>
@@ -10307,7 +10115,7 @@
                 <w:sz w:val="17"/>
                 <w:szCs w:val="17"/>
               </w:rPr>
-              <w:t xml:space="preserve">재직자·사업주 직업훈련 지원</w:t>
+              <w:t xml:space="preserve">산업안전·근로자 건강 보호</w:t>
             </w:r>
           </w:p>
         </w:tc>
@@ -10341,7 +10149,7 @@
                 <w:sz w:val="17"/>
                 <w:szCs w:val="17"/>
               </w:rPr>
-              <w:t xml:space="preserve">재직자 직업훈련과 일학습병행 등 훈련비 지원</w:t>
+              <w:t xml:space="preserve">작업환경 개선, 안전설비, 근로자 건강 보호</w:t>
             </w:r>
           </w:p>
         </w:tc>
@@ -10375,7 +10183,7 @@
                 <w:sz w:val="17"/>
                 <w:szCs w:val="17"/>
               </w:rPr>
-              <w:t xml:space="preserve">직업훈련·일학습병행·훈련비</w:t>
+              <w:t xml:space="preserve">산업안전·재해예방·작업환경</w:t>
             </w:r>
           </w:p>
         </w:tc>
@@ -10409,7 +10217,7 @@
                 <w:sz w:val="17"/>
                 <w:szCs w:val="17"/>
               </w:rPr>
-              <w:t xml:space="preserve">산업 특화 신규 인력 양성은 F1</w:t>
+              <w:t xml:space="preserve">환경 설비는 E2</w:t>
             </w:r>
           </w:p>
         </w:tc>
@@ -10443,23 +10251,23 @@
                 <w:sz w:val="17"/>
                 <w:szCs w:val="17"/>
               </w:rPr>
-              <w:t xml:space="preserve">일반훈련(고용부, 2,102억원)</w:t>
-            </w:r>
-          </w:p>
-          <w:p>
-            <w:pPr>
-              <w:spacing w:after="0" w:before="0" w:line="250"/>
-              <w:jc w:val="left"/>
-            </w:pPr>
-            <w:r>
-              <w:rPr>
-                <w:rFonts w:ascii="KoPub돋움체" w:cs="KoPub돋움체" w:eastAsia="KoPub돋움체" w:hAnsi="KoPub돋움체"/>
-                <w:b w:val="false"/>
-                <w:bCs w:val="false"/>
-                <w:sz w:val="17"/>
-                <w:szCs w:val="17"/>
-              </w:rPr>
-              <w:t xml:space="preserve">산업맞춤형(고용부, 1,548억원)</w:t>
+              <w:t xml:space="preserve">안전동행지원사업(고용부, 3,320억원)</w:t>
+            </w:r>
+          </w:p>
+          <w:p>
+            <w:pPr>
+              <w:spacing w:after="0" w:before="0" w:line="250"/>
+              <w:jc w:val="left"/>
+            </w:pPr>
+            <w:r>
+              <w:rPr>
+                <w:rFonts w:ascii="KoPub돋움체" w:cs="KoPub돋움체" w:eastAsia="KoPub돋움체" w:hAnsi="KoPub돋움체"/>
+                <w:b w:val="false"/>
+                <w:bCs w:val="false"/>
+                <w:sz w:val="17"/>
+                <w:szCs w:val="17"/>
+              </w:rPr>
+              <w:t xml:space="preserve">안전일터조성지원(고용부, 1,606억원)</w:t>
             </w:r>
           </w:p>
         </w:tc>
@@ -10493,7 +10301,7 @@
                 <w:sz w:val="17"/>
                 <w:szCs w:val="17"/>
               </w:rPr>
-              <w:t xml:space="preserve">10건</w:t>
+              <w:t xml:space="preserve">9건</w:t>
             </w:r>
           </w:p>
           <w:p>
@@ -10565,7 +10373,7 @@
                 <w:sz w:val="17"/>
                 <w:szCs w:val="17"/>
               </w:rPr>
-              <w:t xml:space="preserve">H1</w:t>
+              <w:t xml:space="preserve">G1</w:t>
             </w:r>
           </w:p>
           <w:p>
@@ -10855,7 +10663,7 @@
                 <w:sz w:val="17"/>
                 <w:szCs w:val="17"/>
               </w:rPr>
-              <w:t xml:space="preserve">H2</w:t>
+              <w:t xml:space="preserve">G2</w:t>
             </w:r>
           </w:p>
           <w:p>

--- a/analysis/deliverables/KOSI_지원사업_유형정의서.docx
+++ b/analysis/deliverables/KOSI_지원사업_유형정의서.docx
@@ -2489,6 +2489,26 @@
     </w:p>
     <w:p>
       <w:pPr>
+        <w:pStyle w:val="ListParagraph"/>
+        <w:numPr>
+          <w:ilvl w:val="1"/>
+          <w:numId w:val="2"/>
+        </w:numPr>
+        <w:spacing w:after="30" w:before="0" w:line="360"/>
+      </w:pPr>
+      <w:r>
+        <w:rPr>
+          <w:rFonts w:ascii="KoPub바탕체" w:cs="KoPub바탕체" w:eastAsia="KoPub바탕체" w:hAnsi="KoPub바탕체"/>
+          <w:b w:val="false"/>
+          <w:bCs w:val="false"/>
+          <w:sz w:val="21"/>
+          <w:szCs w:val="21"/>
+        </w:rPr>
+        <w:t xml:space="preserve">(선행연구 대응) 박노욱 외(2016)·김희선(2017)·장우현(2023)의 지원목적 분류 항목은 모두 본 유형에 대응하며, 협업·상생, 지역경제 활성화, 공공조달 판로 등 횡단적 주제는 지원대상·지원내용 유형으로 식별(붙임 참조)</w:t>
+      </w:r>
+    </w:p>
+    <w:p>
+      <w:pPr>
         <w:spacing w:after="60" w:before="160" w:line="360"/>
         <w:jc w:val="center"/>
       </w:pPr>
@@ -8507,7 +8527,7 @@
                 <w:sz w:val="17"/>
                 <w:szCs w:val="17"/>
               </w:rPr>
-              <w:t xml:space="preserve">소상공인 대상 + 비용부담 경감·손실보상 명시(내용 명시 규칙)</w:t>
+              <w:t xml:space="preserve">소상공인 대상 + 비용부담 경감·손실보상 명시(내용 명시 규칙). 공과금·보험료 등 생산원가 보조 포함</w:t>
             </w:r>
           </w:p>
         </w:tc>
@@ -9121,7 +9141,7 @@
                 <w:sz w:val="17"/>
                 <w:szCs w:val="17"/>
               </w:rPr>
-              <w:t xml:space="preserve">에너지 기술개발·실증은 A6</w:t>
+              <w:t xml:space="preserve">에너지 기술개발·실증은 A6, 작업환경 개선 설비는 F4</w:t>
             </w:r>
           </w:p>
         </w:tc>
@@ -10439,7 +10459,7 @@
                 <w:sz w:val="17"/>
                 <w:szCs w:val="17"/>
               </w:rPr>
-              <w:t xml:space="preserve">경영 컨설팅·교육·판로·마케팅, 재기·사업전환 지원</w:t>
+              <w:t xml:space="preserve">경영 컨설팅·교육·정보화, 판로(내수·공공조달)·마케팅, 재기·사업전환, 협업·상생 지원</w:t>
             </w:r>
           </w:p>
         </w:tc>
@@ -10473,7 +10493,7 @@
                 <w:sz w:val="17"/>
                 <w:szCs w:val="17"/>
               </w:rPr>
-              <w:t xml:space="preserve">컨설팅·교육·판로·마케팅·재기</w:t>
+              <w:t xml:space="preserve">컨설팅·교육·판로·마케팅·재기·사업전환·상생</w:t>
             </w:r>
           </w:p>
         </w:tc>
@@ -10507,7 +10527,7 @@
                 <w:sz w:val="17"/>
                 <w:szCs w:val="17"/>
               </w:rPr>
-              <w:t xml:space="preserve">수출 마케팅은 C1</w:t>
+              <w:t xml:space="preserve">수출 마케팅은 C1, 디자인은 G2</w:t>
             </w:r>
           </w:p>
         </w:tc>
@@ -26299,6 +26319,3178 @@
           <w:szCs w:val="16"/>
         </w:rPr>
         <w:t xml:space="preserve">* 주: 2026년 규모는 내역사업 671건·30.95조원 기준 건수·예산·비중, 대표 사업은 해당 유형의 2026년 내역예산 상위 사업</w:t>
+      </w:r>
+    </w:p>
+    <w:p>
+      <w:pPr>
+        <w:pStyle w:val="Heading1"/>
+        <w:pBdr>
+          <w:bottom w:val="single" w:color="1D6B6B" w:sz="8"/>
+        </w:pBdr>
+        <w:spacing w:after="160" w:before="240" w:line="360"/>
+      </w:pPr>
+      <w:r>
+        <w:rPr>
+          <w:rFonts w:ascii="KoPub돋움체" w:cs="KoPub돋움체" w:eastAsia="KoPub돋움체" w:hAnsi="KoPub돋움체"/>
+          <w:b/>
+          <w:bCs/>
+          <w:color w:val="1D6B6B"/>
+          <w:sz w:val="32"/>
+          <w:szCs w:val="32"/>
+        </w:rPr>
+        <w:t xml:space="preserve">붙임. 선행연구 분류 항목과 지원목적 유형의 대응</w:t>
+      </w:r>
+    </w:p>
+    <w:p>
+      <w:pPr>
+        <w:pStyle w:val="ListParagraph"/>
+        <w:numPr>
+          <w:ilvl w:val="0"/>
+          <w:numId w:val="2"/>
+        </w:numPr>
+        <w:spacing w:after="30" w:before="0" w:line="360"/>
+      </w:pPr>
+      <w:r>
+        <w:rPr>
+          <w:rFonts w:ascii="KoPub바탕체" w:cs="KoPub바탕체" w:eastAsia="KoPub바탕체" w:hAnsi="KoPub바탕체"/>
+          <w:b/>
+          <w:bCs/>
+          <w:sz w:val="22"/>
+          <w:szCs w:val="22"/>
+        </w:rPr>
+        <w:t xml:space="preserve">본 유형은 선행연구의 지원목적 분류를 모두 포괄하며, 수단 성격의 항목은 목적으로 재정의하고 횡단적 주제는 다른 기준과 부 태그로 식별</w:t>
+      </w:r>
+    </w:p>
+    <w:p>
+      <w:pPr>
+        <w:pStyle w:val="ListParagraph"/>
+        <w:numPr>
+          <w:ilvl w:val="1"/>
+          <w:numId w:val="2"/>
+        </w:numPr>
+        <w:spacing w:after="30" w:before="0" w:line="360"/>
+      </w:pPr>
+      <w:r>
+        <w:rPr>
+          <w:rFonts w:ascii="KoPub바탕체" w:cs="KoPub바탕체" w:eastAsia="KoPub바탕체" w:hAnsi="KoPub바탕체"/>
+          <w:b w:val="false"/>
+          <w:bCs w:val="false"/>
+          <w:sz w:val="21"/>
+          <w:szCs w:val="21"/>
+        </w:rPr>
+        <w:t xml:space="preserve">박노욱 외(2016)는 지원목적을 초기 투입요소(운영자금·자재·인력·기술·장비/시설·공간/입지), 시장매칭(내수·수출), 운영(경영컨설팅·상품화/사업화·홍보)의 11개 항목으로, 김희선(2017)은 중위목적 8개(B-10~80)·하위목적 29개(C-01~29)로, 장우현(2023)은 시장진입·생산성 향상·판로·전환의 4개 하위 목적과 수단 코드로 구분</w:t>
+      </w:r>
+    </w:p>
+    <w:p>
+      <w:pPr>
+        <w:pStyle w:val="ListParagraph"/>
+        <w:numPr>
+          <w:ilvl w:val="1"/>
+          <w:numId w:val="2"/>
+        </w:numPr>
+        <w:spacing w:after="30" w:before="0" w:line="360"/>
+      </w:pPr>
+      <w:r>
+        <w:rPr>
+          <w:rFonts w:ascii="KoPub바탕체" w:cs="KoPub바탕체" w:eastAsia="KoPub바탕체" w:hAnsi="KoPub바탕체"/>
+          <w:b w:val="false"/>
+          <w:bCs w:val="false"/>
+          <w:sz w:val="21"/>
+          <w:szCs w:val="21"/>
+        </w:rPr>
+        <w:t xml:space="preserve">창업은 박노욱 외(2016)에 목적 항목이 없으나 창업·벤처 육성(B)으로 분리하고, 자재·공간/입지는 지원내용 유형(K2·K8)으로, 조세감면·규제·조달 등 비재정 수단은 범위 밖으로 둠</w:t>
+      </w:r>
+    </w:p>
+    <w:p>
+      <w:pPr>
+        <w:pStyle w:val="ListParagraph"/>
+        <w:numPr>
+          <w:ilvl w:val="1"/>
+          <w:numId w:val="2"/>
+        </w:numPr>
+        <w:spacing w:after="30" w:before="0" w:line="360"/>
+      </w:pPr>
+      <w:r>
+        <w:rPr>
+          <w:rFonts w:ascii="KoPub바탕체" w:cs="KoPub바탕체" w:eastAsia="KoPub바탕체" w:hAnsi="KoPub바탕체"/>
+          <w:b w:val="false"/>
+          <w:bCs w:val="false"/>
+          <w:sz w:val="21"/>
+          <w:szCs w:val="21"/>
+        </w:rPr>
+        <w:t xml:space="preserve">협업·상생·동반성장(B-70), 지역경제 활성화(B-80), 공공조달·하도급(장우현, 2023)은 목적이 아닌 지원 방식·대상이므로 산학연 공동 R&amp;D(A3), 협력 기반 조성(K2), 지역 프로그램(K3), 지역 특정 대상(T1), 수요 연계 대상(T8)으로 식별</w:t>
+      </w:r>
+    </w:p>
+    <w:p>
+      <w:pPr>
+        <w:spacing w:after="60" w:before="160" w:line="360"/>
+        <w:jc w:val="center"/>
+      </w:pPr>
+      <w:r>
+        <w:rPr>
+          <w:rFonts w:ascii="KoPub돋움체" w:cs="KoPub돋움체" w:eastAsia="KoPub돋움체" w:hAnsi="KoPub돋움체"/>
+          <w:b/>
+          <w:bCs/>
+          <w:sz w:val="21"/>
+          <w:szCs w:val="21"/>
+        </w:rPr>
+        <w:t xml:space="preserve">&lt;붙임표 1&gt; 선행연구 분류 항목과 지원목적 유형의 대응</w:t>
+      </w:r>
+    </w:p>
+    <w:tbl>
+      <w:tblPr>
+        <w:tblW w:type="dxa" w:w="14438"/>
+        <w:jc w:val="center"/>
+        <w:tblBorders>
+          <w:top w:val="single" w:color="auto" w:sz="4"/>
+          <w:left w:val="single" w:color="auto" w:sz="4"/>
+          <w:bottom w:val="single" w:color="auto" w:sz="4"/>
+          <w:right w:val="single" w:color="auto" w:sz="4"/>
+          <w:insideH w:val="single" w:color="auto" w:sz="4"/>
+          <w:insideV w:val="single" w:color="auto" w:sz="4"/>
+        </w:tblBorders>
+      </w:tblPr>
+      <w:tblGrid>
+        <w:gridCol w:w="1900"/>
+        <w:gridCol w:w="2700"/>
+        <w:gridCol w:w="3600"/>
+        <w:gridCol w:w="3700"/>
+        <w:gridCol w:w="2538"/>
+      </w:tblGrid>
+      <w:tr>
+        <w:trPr>
+          <w:tblHeader/>
+        </w:trPr>
+        <w:tc>
+          <w:tcPr>
+            <w:tcW w:type="dxa" w:w="1900"/>
+            <w:tcBorders>
+              <w:top w:val="single" w:color="9AA8A6" w:sz="4"/>
+              <w:left w:val="single" w:color="9AA8A6" w:sz="4"/>
+              <w:bottom w:val="single" w:color="9AA8A6" w:sz="4"/>
+              <w:right w:val="single" w:color="9AA8A6" w:sz="4"/>
+            </w:tcBorders>
+            <w:shd w:fill="2F6F7E" w:color="auto" w:val="clear"/>
+            <w:tcMar>
+              <w:top w:type="dxa" w:w="50"/>
+              <w:left w:type="dxa" w:w="80"/>
+              <w:bottom w:type="dxa" w:w="50"/>
+              <w:right w:type="dxa" w:w="80"/>
+            </w:tcMar>
+            <w:vAlign w:val="center"/>
+          </w:tcPr>
+          <w:p>
+            <w:pPr>
+              <w:spacing w:after="0" w:before="0" w:line="250"/>
+              <w:jc w:val="center"/>
+            </w:pPr>
+            <w:r>
+              <w:rPr>
+                <w:rFonts w:ascii="KoPub돋움체" w:cs="KoPub돋움체" w:eastAsia="KoPub돋움체" w:hAnsi="KoPub돋움체"/>
+                <w:b/>
+                <w:bCs/>
+                <w:color w:val="FFFFFF"/>
+                <w:sz w:val="17"/>
+                <w:szCs w:val="17"/>
+              </w:rPr>
+              <w:t xml:space="preserve">본 연구 유형</w:t>
+            </w:r>
+          </w:p>
+        </w:tc>
+        <w:tc>
+          <w:tcPr>
+            <w:tcW w:type="dxa" w:w="2700"/>
+            <w:tcBorders>
+              <w:top w:val="single" w:color="9AA8A6" w:sz="4"/>
+              <w:left w:val="single" w:color="9AA8A6" w:sz="4"/>
+              <w:bottom w:val="single" w:color="9AA8A6" w:sz="4"/>
+              <w:right w:val="single" w:color="9AA8A6" w:sz="4"/>
+            </w:tcBorders>
+            <w:shd w:fill="2F6F7E" w:color="auto" w:val="clear"/>
+            <w:tcMar>
+              <w:top w:type="dxa" w:w="50"/>
+              <w:left w:type="dxa" w:w="80"/>
+              <w:bottom w:type="dxa" w:w="50"/>
+              <w:right w:type="dxa" w:w="80"/>
+            </w:tcMar>
+            <w:vAlign w:val="center"/>
+          </w:tcPr>
+          <w:p>
+            <w:pPr>
+              <w:spacing w:after="0" w:before="0" w:line="250"/>
+              <w:jc w:val="center"/>
+            </w:pPr>
+            <w:r>
+              <w:rPr>
+                <w:rFonts w:ascii="KoPub돋움체" w:cs="KoPub돋움체" w:eastAsia="KoPub돋움체" w:hAnsi="KoPub돋움체"/>
+                <w:b/>
+                <w:bCs/>
+                <w:color w:val="FFFFFF"/>
+                <w:sz w:val="17"/>
+                <w:szCs w:val="17"/>
+              </w:rPr>
+              <w:t xml:space="preserve">박노욱 외(2016) 지원목적</w:t>
+            </w:r>
+          </w:p>
+        </w:tc>
+        <w:tc>
+          <w:tcPr>
+            <w:tcW w:type="dxa" w:w="3600"/>
+            <w:tcBorders>
+              <w:top w:val="single" w:color="9AA8A6" w:sz="4"/>
+              <w:left w:val="single" w:color="9AA8A6" w:sz="4"/>
+              <w:bottom w:val="single" w:color="9AA8A6" w:sz="4"/>
+              <w:right w:val="single" w:color="9AA8A6" w:sz="4"/>
+            </w:tcBorders>
+            <w:shd w:fill="2F6F7E" w:color="auto" w:val="clear"/>
+            <w:tcMar>
+              <w:top w:type="dxa" w:w="50"/>
+              <w:left w:type="dxa" w:w="80"/>
+              <w:bottom w:type="dxa" w:w="50"/>
+              <w:right w:type="dxa" w:w="80"/>
+            </w:tcMar>
+            <w:vAlign w:val="center"/>
+          </w:tcPr>
+          <w:p>
+            <w:pPr>
+              <w:spacing w:after="0" w:before="0" w:line="250"/>
+              <w:jc w:val="center"/>
+            </w:pPr>
+            <w:r>
+              <w:rPr>
+                <w:rFonts w:ascii="KoPub돋움체" w:cs="KoPub돋움체" w:eastAsia="KoPub돋움체" w:hAnsi="KoPub돋움체"/>
+                <w:b/>
+                <w:bCs/>
+                <w:color w:val="FFFFFF"/>
+                <w:sz w:val="17"/>
+                <w:szCs w:val="17"/>
+              </w:rPr>
+              <w:t xml:space="preserve">김희선(2017) 정책목적(中·小)</w:t>
+            </w:r>
+          </w:p>
+        </w:tc>
+        <w:tc>
+          <w:tcPr>
+            <w:tcW w:type="dxa" w:w="3700"/>
+            <w:tcBorders>
+              <w:top w:val="single" w:color="9AA8A6" w:sz="4"/>
+              <w:left w:val="single" w:color="9AA8A6" w:sz="4"/>
+              <w:bottom w:val="single" w:color="9AA8A6" w:sz="4"/>
+              <w:right w:val="single" w:color="9AA8A6" w:sz="4"/>
+            </w:tcBorders>
+            <w:shd w:fill="2F6F7E" w:color="auto" w:val="clear"/>
+            <w:tcMar>
+              <w:top w:type="dxa" w:w="50"/>
+              <w:left w:type="dxa" w:w="80"/>
+              <w:bottom w:type="dxa" w:w="50"/>
+              <w:right w:type="dxa" w:w="80"/>
+            </w:tcMar>
+            <w:vAlign w:val="center"/>
+          </w:tcPr>
+          <w:p>
+            <w:pPr>
+              <w:spacing w:after="0" w:before="0" w:line="250"/>
+              <w:jc w:val="center"/>
+            </w:pPr>
+            <w:r>
+              <w:rPr>
+                <w:rFonts w:ascii="KoPub돋움체" w:cs="KoPub돋움체" w:eastAsia="KoPub돋움체" w:hAnsi="KoPub돋움체"/>
+                <w:b/>
+                <w:bCs/>
+                <w:color w:val="FFFFFF"/>
+                <w:sz w:val="17"/>
+                <w:szCs w:val="17"/>
+              </w:rPr>
+              <w:t xml:space="preserve">장우현(2023) 하위 분류(목적·수단)</w:t>
+            </w:r>
+          </w:p>
+        </w:tc>
+        <w:tc>
+          <w:tcPr>
+            <w:tcW w:type="dxa" w:w="2538"/>
+            <w:tcBorders>
+              <w:top w:val="single" w:color="9AA8A6" w:sz="4"/>
+              <w:left w:val="single" w:color="9AA8A6" w:sz="4"/>
+              <w:bottom w:val="single" w:color="9AA8A6" w:sz="4"/>
+              <w:right w:val="single" w:color="9AA8A6" w:sz="4"/>
+            </w:tcBorders>
+            <w:shd w:fill="2F6F7E" w:color="auto" w:val="clear"/>
+            <w:tcMar>
+              <w:top w:type="dxa" w:w="50"/>
+              <w:left w:type="dxa" w:w="80"/>
+              <w:bottom w:type="dxa" w:w="50"/>
+              <w:right w:type="dxa" w:w="80"/>
+            </w:tcMar>
+            <w:vAlign w:val="center"/>
+          </w:tcPr>
+          <w:p>
+            <w:pPr>
+              <w:spacing w:after="0" w:before="0" w:line="250"/>
+              <w:jc w:val="center"/>
+            </w:pPr>
+            <w:r>
+              <w:rPr>
+                <w:rFonts w:ascii="KoPub돋움체" w:cs="KoPub돋움체" w:eastAsia="KoPub돋움체" w:hAnsi="KoPub돋움체"/>
+                <w:b/>
+                <w:bCs/>
+                <w:color w:val="FFFFFF"/>
+                <w:sz w:val="17"/>
+                <w:szCs w:val="17"/>
+              </w:rPr>
+              <w:t xml:space="preserve">SIMS 세부분야</w:t>
+            </w:r>
+          </w:p>
+        </w:tc>
+      </w:tr>
+      <w:tr>
+        <w:trPr>
+          <w:cantSplit/>
+        </w:trPr>
+        <w:tc>
+          <w:tcPr>
+            <w:tcW w:type="dxa" w:w="1900"/>
+            <w:tcBorders>
+              <w:top w:val="single" w:color="9AA8A6" w:sz="4"/>
+              <w:left w:val="single" w:color="9AA8A6" w:sz="4"/>
+              <w:bottom w:val="single" w:color="9AA8A6" w:sz="4"/>
+              <w:right w:val="single" w:color="9AA8A6" w:sz="4"/>
+            </w:tcBorders>
+            <w:shd w:fill="E8F3F1" w:color="auto" w:val="clear"/>
+            <w:tcMar>
+              <w:top w:type="dxa" w:w="50"/>
+              <w:left w:type="dxa" w:w="80"/>
+              <w:bottom w:type="dxa" w:w="50"/>
+              <w:right w:type="dxa" w:w="80"/>
+            </w:tcMar>
+            <w:vAlign w:val="center"/>
+          </w:tcPr>
+          <w:p>
+            <w:pPr>
+              <w:spacing w:after="0" w:before="0" w:line="250"/>
+              <w:jc w:val="left"/>
+            </w:pPr>
+            <w:r>
+              <w:rPr>
+                <w:rFonts w:ascii="KoPub돋움체" w:cs="KoPub돋움체" w:eastAsia="KoPub돋움체" w:hAnsi="KoPub돋움체"/>
+                <w:b/>
+                <w:bCs/>
+                <w:sz w:val="17"/>
+                <w:szCs w:val="17"/>
+              </w:rPr>
+              <w:t xml:space="preserve">A1~A7 기술개발 단계</w:t>
+            </w:r>
+          </w:p>
+        </w:tc>
+        <w:tc>
+          <w:tcPr>
+            <w:tcW w:type="dxa" w:w="2700"/>
+            <w:tcBorders>
+              <w:top w:val="single" w:color="9AA8A6" w:sz="4"/>
+              <w:left w:val="single" w:color="9AA8A6" w:sz="4"/>
+              <w:bottom w:val="single" w:color="9AA8A6" w:sz="4"/>
+              <w:right w:val="single" w:color="9AA8A6" w:sz="4"/>
+            </w:tcBorders>
+            <w:tcMar>
+              <w:top w:type="dxa" w:w="50"/>
+              <w:left w:type="dxa" w:w="80"/>
+              <w:bottom w:type="dxa" w:w="50"/>
+              <w:right w:type="dxa" w:w="80"/>
+            </w:tcMar>
+            <w:vAlign w:val="center"/>
+          </w:tcPr>
+          <w:p>
+            <w:pPr>
+              <w:spacing w:after="0" w:before="0" w:line="250"/>
+              <w:jc w:val="left"/>
+            </w:pPr>
+            <w:r>
+              <w:rPr>
+                <w:rFonts w:ascii="KoPub돋움체" w:cs="KoPub돋움체" w:eastAsia="KoPub돋움체" w:hAnsi="KoPub돋움체"/>
+                <w:b w:val="false"/>
+                <w:bCs w:val="false"/>
+                <w:sz w:val="17"/>
+                <w:szCs w:val="17"/>
+              </w:rPr>
+              <w:t xml:space="preserve">초기 투입요소–기술</w:t>
+            </w:r>
+          </w:p>
+        </w:tc>
+        <w:tc>
+          <w:tcPr>
+            <w:tcW w:type="dxa" w:w="3600"/>
+            <w:tcBorders>
+              <w:top w:val="single" w:color="9AA8A6" w:sz="4"/>
+              <w:left w:val="single" w:color="9AA8A6" w:sz="4"/>
+              <w:bottom w:val="single" w:color="9AA8A6" w:sz="4"/>
+              <w:right w:val="single" w:color="9AA8A6" w:sz="4"/>
+            </w:tcBorders>
+            <w:tcMar>
+              <w:top w:type="dxa" w:w="50"/>
+              <w:left w:type="dxa" w:w="80"/>
+              <w:bottom w:type="dxa" w:w="50"/>
+              <w:right w:type="dxa" w:w="80"/>
+            </w:tcMar>
+            <w:vAlign w:val="center"/>
+          </w:tcPr>
+          <w:p>
+            <w:pPr>
+              <w:spacing w:after="0" w:before="0" w:line="250"/>
+              <w:jc w:val="left"/>
+            </w:pPr>
+            <w:r>
+              <w:rPr>
+                <w:rFonts w:ascii="KoPub돋움체" w:cs="KoPub돋움체" w:eastAsia="KoPub돋움체" w:hAnsi="KoPub돋움체"/>
+                <w:b w:val="false"/>
+                <w:bCs w:val="false"/>
+                <w:sz w:val="17"/>
+                <w:szCs w:val="17"/>
+              </w:rPr>
+              <w:t xml:space="preserve">기술혁신 역량 제고(B-30): 단독·공동·혼합 기술개발(C-13~15), R&amp;D 인력 양성(C-19)</w:t>
+            </w:r>
+          </w:p>
+        </w:tc>
+        <w:tc>
+          <w:tcPr>
+            <w:tcW w:type="dxa" w:w="3700"/>
+            <w:tcBorders>
+              <w:top w:val="single" w:color="9AA8A6" w:sz="4"/>
+              <w:left w:val="single" w:color="9AA8A6" w:sz="4"/>
+              <w:bottom w:val="single" w:color="9AA8A6" w:sz="4"/>
+              <w:right w:val="single" w:color="9AA8A6" w:sz="4"/>
+            </w:tcBorders>
+            <w:tcMar>
+              <w:top w:type="dxa" w:w="50"/>
+              <w:left w:type="dxa" w:w="80"/>
+              <w:bottom w:type="dxa" w:w="50"/>
+              <w:right w:type="dxa" w:w="80"/>
+            </w:tcMar>
+            <w:vAlign w:val="center"/>
+          </w:tcPr>
+          <w:p>
+            <w:pPr>
+              <w:spacing w:after="0" w:before="0" w:line="250"/>
+              <w:jc w:val="left"/>
+            </w:pPr>
+            <w:r>
+              <w:rPr>
+                <w:rFonts w:ascii="KoPub돋움체" w:cs="KoPub돋움체" w:eastAsia="KoPub돋움체" w:hAnsi="KoPub돋움체"/>
+                <w:b w:val="false"/>
+                <w:bCs w:val="false"/>
+                <w:sz w:val="17"/>
+                <w:szCs w:val="17"/>
+              </w:rPr>
+              <w:t xml:space="preserve">생산성 향상–기술 고도화</w:t>
+            </w:r>
+          </w:p>
+        </w:tc>
+        <w:tc>
+          <w:tcPr>
+            <w:tcW w:type="dxa" w:w="2538"/>
+            <w:tcBorders>
+              <w:top w:val="single" w:color="9AA8A6" w:sz="4"/>
+              <w:left w:val="single" w:color="9AA8A6" w:sz="4"/>
+              <w:bottom w:val="single" w:color="9AA8A6" w:sz="4"/>
+              <w:right w:val="single" w:color="9AA8A6" w:sz="4"/>
+            </w:tcBorders>
+            <w:tcMar>
+              <w:top w:type="dxa" w:w="50"/>
+              <w:left w:type="dxa" w:w="80"/>
+              <w:bottom w:type="dxa" w:w="50"/>
+              <w:right w:type="dxa" w:w="80"/>
+            </w:tcMar>
+            <w:vAlign w:val="center"/>
+          </w:tcPr>
+          <w:p>
+            <w:pPr>
+              <w:spacing w:after="0" w:before="0" w:line="250"/>
+              <w:jc w:val="left"/>
+            </w:pPr>
+            <w:r>
+              <w:rPr>
+                <w:rFonts w:ascii="KoPub돋움체" w:cs="KoPub돋움체" w:eastAsia="KoPub돋움체" w:hAnsi="KoPub돋움체"/>
+                <w:b w:val="false"/>
+                <w:bCs w:val="false"/>
+                <w:sz w:val="17"/>
+                <w:szCs w:val="17"/>
+              </w:rPr>
+              <w:t xml:space="preserve">기술</w:t>
+            </w:r>
+          </w:p>
+        </w:tc>
+      </w:tr>
+      <w:tr>
+        <w:trPr>
+          <w:cantSplit/>
+        </w:trPr>
+        <w:tc>
+          <w:tcPr>
+            <w:tcW w:type="dxa" w:w="1900"/>
+            <w:tcBorders>
+              <w:top w:val="single" w:color="9AA8A6" w:sz="4"/>
+              <w:left w:val="single" w:color="9AA8A6" w:sz="4"/>
+              <w:bottom w:val="single" w:color="9AA8A6" w:sz="4"/>
+              <w:right w:val="single" w:color="9AA8A6" w:sz="4"/>
+            </w:tcBorders>
+            <w:shd w:fill="E8F3F1" w:color="auto" w:val="clear"/>
+            <w:tcMar>
+              <w:top w:type="dxa" w:w="50"/>
+              <w:left w:type="dxa" w:w="80"/>
+              <w:bottom w:type="dxa" w:w="50"/>
+              <w:right w:type="dxa" w:w="80"/>
+            </w:tcMar>
+            <w:vAlign w:val="center"/>
+          </w:tcPr>
+          <w:p>
+            <w:pPr>
+              <w:spacing w:after="0" w:before="0" w:line="250"/>
+              <w:jc w:val="left"/>
+            </w:pPr>
+            <w:r>
+              <w:rPr>
+                <w:rFonts w:ascii="KoPub돋움체" w:cs="KoPub돋움체" w:eastAsia="KoPub돋움체" w:hAnsi="KoPub돋움체"/>
+                <w:b/>
+                <w:bCs/>
+                <w:sz w:val="17"/>
+                <w:szCs w:val="17"/>
+              </w:rPr>
+              <w:t xml:space="preserve">A8~A9 실증·사업화 단계</w:t>
+            </w:r>
+          </w:p>
+        </w:tc>
+        <w:tc>
+          <w:tcPr>
+            <w:tcW w:type="dxa" w:w="2700"/>
+            <w:tcBorders>
+              <w:top w:val="single" w:color="9AA8A6" w:sz="4"/>
+              <w:left w:val="single" w:color="9AA8A6" w:sz="4"/>
+              <w:bottom w:val="single" w:color="9AA8A6" w:sz="4"/>
+              <w:right w:val="single" w:color="9AA8A6" w:sz="4"/>
+            </w:tcBorders>
+            <w:tcMar>
+              <w:top w:type="dxa" w:w="50"/>
+              <w:left w:type="dxa" w:w="80"/>
+              <w:bottom w:type="dxa" w:w="50"/>
+              <w:right w:type="dxa" w:w="80"/>
+            </w:tcMar>
+            <w:vAlign w:val="center"/>
+          </w:tcPr>
+          <w:p>
+            <w:pPr>
+              <w:spacing w:after="0" w:before="0" w:line="250"/>
+              <w:jc w:val="left"/>
+            </w:pPr>
+            <w:r>
+              <w:rPr>
+                <w:rFonts w:ascii="KoPub돋움체" w:cs="KoPub돋움체" w:eastAsia="KoPub돋움체" w:hAnsi="KoPub돋움체"/>
+                <w:b w:val="false"/>
+                <w:bCs w:val="false"/>
+                <w:sz w:val="17"/>
+                <w:szCs w:val="17"/>
+              </w:rPr>
+              <w:t xml:space="preserve">초기 투입요소–기술, 운영–상품화/사업화</w:t>
+            </w:r>
+          </w:p>
+        </w:tc>
+        <w:tc>
+          <w:tcPr>
+            <w:tcW w:type="dxa" w:w="3600"/>
+            <w:tcBorders>
+              <w:top w:val="single" w:color="9AA8A6" w:sz="4"/>
+              <w:left w:val="single" w:color="9AA8A6" w:sz="4"/>
+              <w:bottom w:val="single" w:color="9AA8A6" w:sz="4"/>
+              <w:right w:val="single" w:color="9AA8A6" w:sz="4"/>
+            </w:tcBorders>
+            <w:tcMar>
+              <w:top w:type="dxa" w:w="50"/>
+              <w:left w:type="dxa" w:w="80"/>
+              <w:bottom w:type="dxa" w:w="50"/>
+              <w:right w:type="dxa" w:w="80"/>
+            </w:tcMar>
+            <w:vAlign w:val="center"/>
+          </w:tcPr>
+          <w:p>
+            <w:pPr>
+              <w:spacing w:after="0" w:before="0" w:line="250"/>
+              <w:jc w:val="left"/>
+            </w:pPr>
+            <w:r>
+              <w:rPr>
+                <w:rFonts w:ascii="KoPub돋움체" w:cs="KoPub돋움체" w:eastAsia="KoPub돋움체" w:hAnsi="KoPub돋움체"/>
+                <w:b w:val="false"/>
+                <w:bCs w:val="false"/>
+                <w:sz w:val="17"/>
+                <w:szCs w:val="17"/>
+              </w:rPr>
+              <w:t xml:space="preserve">사업화(C-01), 기술 이전 및 사업화(C-16), 신뢰성 확보(C-17)</w:t>
+            </w:r>
+          </w:p>
+        </w:tc>
+        <w:tc>
+          <w:tcPr>
+            <w:tcW w:type="dxa" w:w="3700"/>
+            <w:tcBorders>
+              <w:top w:val="single" w:color="9AA8A6" w:sz="4"/>
+              <w:left w:val="single" w:color="9AA8A6" w:sz="4"/>
+              <w:bottom w:val="single" w:color="9AA8A6" w:sz="4"/>
+              <w:right w:val="single" w:color="9AA8A6" w:sz="4"/>
+            </w:tcBorders>
+            <w:tcMar>
+              <w:top w:type="dxa" w:w="50"/>
+              <w:left w:type="dxa" w:w="80"/>
+              <w:bottom w:type="dxa" w:w="50"/>
+              <w:right w:type="dxa" w:w="80"/>
+            </w:tcMar>
+            <w:vAlign w:val="center"/>
+          </w:tcPr>
+          <w:p>
+            <w:pPr>
+              <w:spacing w:after="0" w:before="0" w:line="250"/>
+              <w:jc w:val="left"/>
+            </w:pPr>
+            <w:r>
+              <w:rPr>
+                <w:rFonts w:ascii="KoPub돋움체" w:cs="KoPub돋움체" w:eastAsia="KoPub돋움체" w:hAnsi="KoPub돋움체"/>
+                <w:b w:val="false"/>
+                <w:bCs w:val="false"/>
+                <w:sz w:val="17"/>
+                <w:szCs w:val="17"/>
+              </w:rPr>
+              <w:t xml:space="preserve">생산성 향상–기술 고도화·공정 개선</w:t>
+            </w:r>
+          </w:p>
+        </w:tc>
+        <w:tc>
+          <w:tcPr>
+            <w:tcW w:type="dxa" w:w="2538"/>
+            <w:tcBorders>
+              <w:top w:val="single" w:color="9AA8A6" w:sz="4"/>
+              <w:left w:val="single" w:color="9AA8A6" w:sz="4"/>
+              <w:bottom w:val="single" w:color="9AA8A6" w:sz="4"/>
+              <w:right w:val="single" w:color="9AA8A6" w:sz="4"/>
+            </w:tcBorders>
+            <w:tcMar>
+              <w:top w:type="dxa" w:w="50"/>
+              <w:left w:type="dxa" w:w="80"/>
+              <w:bottom w:type="dxa" w:w="50"/>
+              <w:right w:type="dxa" w:w="80"/>
+            </w:tcMar>
+            <w:vAlign w:val="center"/>
+          </w:tcPr>
+          <w:p>
+            <w:pPr>
+              <w:spacing w:after="0" w:before="0" w:line="250"/>
+              <w:jc w:val="left"/>
+            </w:pPr>
+            <w:r>
+              <w:rPr>
+                <w:rFonts w:ascii="KoPub돋움체" w:cs="KoPub돋움체" w:eastAsia="KoPub돋움체" w:hAnsi="KoPub돋움체"/>
+                <w:b w:val="false"/>
+                <w:bCs w:val="false"/>
+                <w:sz w:val="17"/>
+                <w:szCs w:val="17"/>
+              </w:rPr>
+              <w:t xml:space="preserve">기술</w:t>
+            </w:r>
+          </w:p>
+        </w:tc>
+      </w:tr>
+      <w:tr>
+        <w:trPr>
+          <w:cantSplit/>
+        </w:trPr>
+        <w:tc>
+          <w:tcPr>
+            <w:tcW w:type="dxa" w:w="1900"/>
+            <w:tcBorders>
+              <w:top w:val="single" w:color="9AA8A6" w:sz="4"/>
+              <w:left w:val="single" w:color="9AA8A6" w:sz="4"/>
+              <w:bottom w:val="single" w:color="9AA8A6" w:sz="4"/>
+              <w:right w:val="single" w:color="9AA8A6" w:sz="4"/>
+            </w:tcBorders>
+            <w:shd w:fill="E8F3F1" w:color="auto" w:val="clear"/>
+            <w:tcMar>
+              <w:top w:type="dxa" w:w="50"/>
+              <w:left w:type="dxa" w:w="80"/>
+              <w:bottom w:type="dxa" w:w="50"/>
+              <w:right w:type="dxa" w:w="80"/>
+            </w:tcMar>
+            <w:vAlign w:val="center"/>
+          </w:tcPr>
+          <w:p>
+            <w:pPr>
+              <w:spacing w:after="0" w:before="0" w:line="250"/>
+              <w:jc w:val="left"/>
+            </w:pPr>
+            <w:r>
+              <w:rPr>
+                <w:rFonts w:ascii="KoPub돋움체" w:cs="KoPub돋움체" w:eastAsia="KoPub돋움체" w:hAnsi="KoPub돋움체"/>
+                <w:b/>
+                <w:bCs/>
+                <w:sz w:val="17"/>
+                <w:szCs w:val="17"/>
+              </w:rPr>
+              <w:t xml:space="preserve">B1 창업·벤처 육성</w:t>
+            </w:r>
+          </w:p>
+        </w:tc>
+        <w:tc>
+          <w:tcPr>
+            <w:tcW w:type="dxa" w:w="2700"/>
+            <w:tcBorders>
+              <w:top w:val="single" w:color="9AA8A6" w:sz="4"/>
+              <w:left w:val="single" w:color="9AA8A6" w:sz="4"/>
+              <w:bottom w:val="single" w:color="9AA8A6" w:sz="4"/>
+              <w:right w:val="single" w:color="9AA8A6" w:sz="4"/>
+            </w:tcBorders>
+            <w:tcMar>
+              <w:top w:type="dxa" w:w="50"/>
+              <w:left w:type="dxa" w:w="80"/>
+              <w:bottom w:type="dxa" w:w="50"/>
+              <w:right w:type="dxa" w:w="80"/>
+            </w:tcMar>
+            <w:vAlign w:val="center"/>
+          </w:tcPr>
+          <w:p>
+            <w:pPr>
+              <w:spacing w:after="0" w:before="0" w:line="250"/>
+              <w:jc w:val="left"/>
+            </w:pPr>
+            <w:r>
+              <w:rPr>
+                <w:rFonts w:ascii="KoPub돋움체" w:cs="KoPub돋움체" w:eastAsia="KoPub돋움체" w:hAnsi="KoPub돋움체"/>
+                <w:b w:val="false"/>
+                <w:bCs w:val="false"/>
+                <w:sz w:val="17"/>
+                <w:szCs w:val="17"/>
+              </w:rPr>
+              <w:t xml:space="preserve">–(목적 항목 없음)</w:t>
+            </w:r>
+          </w:p>
+        </w:tc>
+        <w:tc>
+          <w:tcPr>
+            <w:tcW w:type="dxa" w:w="3600"/>
+            <w:tcBorders>
+              <w:top w:val="single" w:color="9AA8A6" w:sz="4"/>
+              <w:left w:val="single" w:color="9AA8A6" w:sz="4"/>
+              <w:bottom w:val="single" w:color="9AA8A6" w:sz="4"/>
+              <w:right w:val="single" w:color="9AA8A6" w:sz="4"/>
+            </w:tcBorders>
+            <w:tcMar>
+              <w:top w:type="dxa" w:w="50"/>
+              <w:left w:type="dxa" w:w="80"/>
+              <w:bottom w:type="dxa" w:w="50"/>
+              <w:right w:type="dxa" w:w="80"/>
+            </w:tcMar>
+            <w:vAlign w:val="center"/>
+          </w:tcPr>
+          <w:p>
+            <w:pPr>
+              <w:spacing w:after="0" w:before="0" w:line="250"/>
+              <w:jc w:val="left"/>
+            </w:pPr>
+            <w:r>
+              <w:rPr>
+                <w:rFonts w:ascii="KoPub돋움체" w:cs="KoPub돋움체" w:eastAsia="KoPub돋움체" w:hAnsi="KoPub돋움체"/>
+                <w:b w:val="false"/>
+                <w:bCs w:val="false"/>
+                <w:sz w:val="17"/>
+                <w:szCs w:val="17"/>
+              </w:rPr>
+              <w:t xml:space="preserve">창업 활성화(B-60): 혁신형 창업 육성(C-24~26), 기업가정신 함양(C-27)</w:t>
+            </w:r>
+          </w:p>
+        </w:tc>
+        <w:tc>
+          <w:tcPr>
+            <w:tcW w:type="dxa" w:w="3700"/>
+            <w:tcBorders>
+              <w:top w:val="single" w:color="9AA8A6" w:sz="4"/>
+              <w:left w:val="single" w:color="9AA8A6" w:sz="4"/>
+              <w:bottom w:val="single" w:color="9AA8A6" w:sz="4"/>
+              <w:right w:val="single" w:color="9AA8A6" w:sz="4"/>
+            </w:tcBorders>
+            <w:tcMar>
+              <w:top w:type="dxa" w:w="50"/>
+              <w:left w:type="dxa" w:w="80"/>
+              <w:bottom w:type="dxa" w:w="50"/>
+              <w:right w:type="dxa" w:w="80"/>
+            </w:tcMar>
+            <w:vAlign w:val="center"/>
+          </w:tcPr>
+          <w:p>
+            <w:pPr>
+              <w:spacing w:after="0" w:before="0" w:line="250"/>
+              <w:jc w:val="left"/>
+            </w:pPr>
+            <w:r>
+              <w:rPr>
+                <w:rFonts w:ascii="KoPub돋움체" w:cs="KoPub돋움체" w:eastAsia="KoPub돋움체" w:hAnsi="KoPub돋움체"/>
+                <w:b w:val="false"/>
+                <w:bCs w:val="false"/>
+                <w:sz w:val="17"/>
+                <w:szCs w:val="17"/>
+              </w:rPr>
+              <w:t xml:space="preserve">시장진입 지원(창업)</w:t>
+            </w:r>
+          </w:p>
+        </w:tc>
+        <w:tc>
+          <w:tcPr>
+            <w:tcW w:type="dxa" w:w="2538"/>
+            <w:tcBorders>
+              <w:top w:val="single" w:color="9AA8A6" w:sz="4"/>
+              <w:left w:val="single" w:color="9AA8A6" w:sz="4"/>
+              <w:bottom w:val="single" w:color="9AA8A6" w:sz="4"/>
+              <w:right w:val="single" w:color="9AA8A6" w:sz="4"/>
+            </w:tcBorders>
+            <w:tcMar>
+              <w:top w:type="dxa" w:w="50"/>
+              <w:left w:type="dxa" w:w="80"/>
+              <w:bottom w:type="dxa" w:w="50"/>
+              <w:right w:type="dxa" w:w="80"/>
+            </w:tcMar>
+            <w:vAlign w:val="center"/>
+          </w:tcPr>
+          <w:p>
+            <w:pPr>
+              <w:spacing w:after="0" w:before="0" w:line="250"/>
+              <w:jc w:val="left"/>
+            </w:pPr>
+            <w:r>
+              <w:rPr>
+                <w:rFonts w:ascii="KoPub돋움체" w:cs="KoPub돋움체" w:eastAsia="KoPub돋움체" w:hAnsi="KoPub돋움체"/>
+                <w:b w:val="false"/>
+                <w:bCs w:val="false"/>
+                <w:sz w:val="17"/>
+                <w:szCs w:val="17"/>
+              </w:rPr>
+              <w:t xml:space="preserve">창업</w:t>
+            </w:r>
+          </w:p>
+        </w:tc>
+      </w:tr>
+      <w:tr>
+        <w:trPr>
+          <w:cantSplit/>
+        </w:trPr>
+        <w:tc>
+          <w:tcPr>
+            <w:tcW w:type="dxa" w:w="1900"/>
+            <w:tcBorders>
+              <w:top w:val="single" w:color="9AA8A6" w:sz="4"/>
+              <w:left w:val="single" w:color="9AA8A6" w:sz="4"/>
+              <w:bottom w:val="single" w:color="9AA8A6" w:sz="4"/>
+              <w:right w:val="single" w:color="9AA8A6" w:sz="4"/>
+            </w:tcBorders>
+            <w:shd w:fill="E8F3F1" w:color="auto" w:val="clear"/>
+            <w:tcMar>
+              <w:top w:type="dxa" w:w="50"/>
+              <w:left w:type="dxa" w:w="80"/>
+              <w:bottom w:type="dxa" w:w="50"/>
+              <w:right w:type="dxa" w:w="80"/>
+            </w:tcMar>
+            <w:vAlign w:val="center"/>
+          </w:tcPr>
+          <w:p>
+            <w:pPr>
+              <w:spacing w:after="0" w:before="0" w:line="250"/>
+              <w:jc w:val="left"/>
+            </w:pPr>
+            <w:r>
+              <w:rPr>
+                <w:rFonts w:ascii="KoPub돋움체" w:cs="KoPub돋움체" w:eastAsia="KoPub돋움체" w:hAnsi="KoPub돋움체"/>
+                <w:b/>
+                <w:bCs/>
+                <w:sz w:val="17"/>
+                <w:szCs w:val="17"/>
+              </w:rPr>
+              <w:t xml:space="preserve">C1 수출 마케팅·수출업체 육성</w:t>
+            </w:r>
+          </w:p>
+        </w:tc>
+        <w:tc>
+          <w:tcPr>
+            <w:tcW w:type="dxa" w:w="2700"/>
+            <w:tcBorders>
+              <w:top w:val="single" w:color="9AA8A6" w:sz="4"/>
+              <w:left w:val="single" w:color="9AA8A6" w:sz="4"/>
+              <w:bottom w:val="single" w:color="9AA8A6" w:sz="4"/>
+              <w:right w:val="single" w:color="9AA8A6" w:sz="4"/>
+            </w:tcBorders>
+            <w:tcMar>
+              <w:top w:type="dxa" w:w="50"/>
+              <w:left w:type="dxa" w:w="80"/>
+              <w:bottom w:type="dxa" w:w="50"/>
+              <w:right w:type="dxa" w:w="80"/>
+            </w:tcMar>
+            <w:vAlign w:val="center"/>
+          </w:tcPr>
+          <w:p>
+            <w:pPr>
+              <w:spacing w:after="0" w:before="0" w:line="250"/>
+              <w:jc w:val="left"/>
+            </w:pPr>
+            <w:r>
+              <w:rPr>
+                <w:rFonts w:ascii="KoPub돋움체" w:cs="KoPub돋움체" w:eastAsia="KoPub돋움체" w:hAnsi="KoPub돋움체"/>
+                <w:b w:val="false"/>
+                <w:bCs w:val="false"/>
+                <w:sz w:val="17"/>
+                <w:szCs w:val="17"/>
+              </w:rPr>
+              <w:t xml:space="preserve">시장매칭–수출</w:t>
+            </w:r>
+          </w:p>
+        </w:tc>
+        <w:tc>
+          <w:tcPr>
+            <w:tcW w:type="dxa" w:w="3600"/>
+            <w:tcBorders>
+              <w:top w:val="single" w:color="9AA8A6" w:sz="4"/>
+              <w:left w:val="single" w:color="9AA8A6" w:sz="4"/>
+              <w:bottom w:val="single" w:color="9AA8A6" w:sz="4"/>
+              <w:right w:val="single" w:color="9AA8A6" w:sz="4"/>
+            </w:tcBorders>
+            <w:tcMar>
+              <w:top w:type="dxa" w:w="50"/>
+              <w:left w:type="dxa" w:w="80"/>
+              <w:bottom w:type="dxa" w:w="50"/>
+              <w:right w:type="dxa" w:w="80"/>
+            </w:tcMar>
+            <w:vAlign w:val="center"/>
+          </w:tcPr>
+          <w:p>
+            <w:pPr>
+              <w:spacing w:after="0" w:before="0" w:line="250"/>
+              <w:jc w:val="left"/>
+            </w:pPr>
+            <w:r>
+              <w:rPr>
+                <w:rFonts w:ascii="KoPub돋움체" w:cs="KoPub돋움체" w:eastAsia="KoPub돋움체" w:hAnsi="KoPub돋움체"/>
+                <w:b w:val="false"/>
+                <w:bCs w:val="false"/>
+                <w:sz w:val="17"/>
+                <w:szCs w:val="17"/>
+              </w:rPr>
+              <w:t xml:space="preserve">수출 역량 제고(B-20): 해외수출 준비(C-08), 시장 개척(C-09)</w:t>
+            </w:r>
+          </w:p>
+        </w:tc>
+        <w:tc>
+          <w:tcPr>
+            <w:tcW w:type="dxa" w:w="3700"/>
+            <w:tcBorders>
+              <w:top w:val="single" w:color="9AA8A6" w:sz="4"/>
+              <w:left w:val="single" w:color="9AA8A6" w:sz="4"/>
+              <w:bottom w:val="single" w:color="9AA8A6" w:sz="4"/>
+              <w:right w:val="single" w:color="9AA8A6" w:sz="4"/>
+            </w:tcBorders>
+            <w:tcMar>
+              <w:top w:type="dxa" w:w="50"/>
+              <w:left w:type="dxa" w:w="80"/>
+              <w:bottom w:type="dxa" w:w="50"/>
+              <w:right w:type="dxa" w:w="80"/>
+            </w:tcMar>
+            <w:vAlign w:val="center"/>
+          </w:tcPr>
+          <w:p>
+            <w:pPr>
+              <w:spacing w:after="0" w:before="0" w:line="250"/>
+              <w:jc w:val="left"/>
+            </w:pPr>
+            <w:r>
+              <w:rPr>
+                <w:rFonts w:ascii="KoPub돋움체" w:cs="KoPub돋움체" w:eastAsia="KoPub돋움체" w:hAnsi="KoPub돋움체"/>
+                <w:b w:val="false"/>
+                <w:bCs w:val="false"/>
+                <w:sz w:val="17"/>
+                <w:szCs w:val="17"/>
+              </w:rPr>
+              <w:t xml:space="preserve">판로 지원–수출 판로</w:t>
+            </w:r>
+          </w:p>
+        </w:tc>
+        <w:tc>
+          <w:tcPr>
+            <w:tcW w:type="dxa" w:w="2538"/>
+            <w:tcBorders>
+              <w:top w:val="single" w:color="9AA8A6" w:sz="4"/>
+              <w:left w:val="single" w:color="9AA8A6" w:sz="4"/>
+              <w:bottom w:val="single" w:color="9AA8A6" w:sz="4"/>
+              <w:right w:val="single" w:color="9AA8A6" w:sz="4"/>
+            </w:tcBorders>
+            <w:tcMar>
+              <w:top w:type="dxa" w:w="50"/>
+              <w:left w:type="dxa" w:w="80"/>
+              <w:bottom w:type="dxa" w:w="50"/>
+              <w:right w:type="dxa" w:w="80"/>
+            </w:tcMar>
+            <w:vAlign w:val="center"/>
+          </w:tcPr>
+          <w:p>
+            <w:pPr>
+              <w:spacing w:after="0" w:before="0" w:line="250"/>
+              <w:jc w:val="left"/>
+            </w:pPr>
+            <w:r>
+              <w:rPr>
+                <w:rFonts w:ascii="KoPub돋움체" w:cs="KoPub돋움체" w:eastAsia="KoPub돋움체" w:hAnsi="KoPub돋움체"/>
+                <w:b w:val="false"/>
+                <w:bCs w:val="false"/>
+                <w:sz w:val="17"/>
+                <w:szCs w:val="17"/>
+              </w:rPr>
+              <w:t xml:space="preserve">수출</w:t>
+            </w:r>
+          </w:p>
+        </w:tc>
+      </w:tr>
+      <w:tr>
+        <w:trPr>
+          <w:cantSplit/>
+        </w:trPr>
+        <w:tc>
+          <w:tcPr>
+            <w:tcW w:type="dxa" w:w="1900"/>
+            <w:tcBorders>
+              <w:top w:val="single" w:color="9AA8A6" w:sz="4"/>
+              <w:left w:val="single" w:color="9AA8A6" w:sz="4"/>
+              <w:bottom w:val="single" w:color="9AA8A6" w:sz="4"/>
+              <w:right w:val="single" w:color="9AA8A6" w:sz="4"/>
+            </w:tcBorders>
+            <w:shd w:fill="E8F3F1" w:color="auto" w:val="clear"/>
+            <w:tcMar>
+              <w:top w:type="dxa" w:w="50"/>
+              <w:left w:type="dxa" w:w="80"/>
+              <w:bottom w:type="dxa" w:w="50"/>
+              <w:right w:type="dxa" w:w="80"/>
+            </w:tcMar>
+            <w:vAlign w:val="center"/>
+          </w:tcPr>
+          <w:p>
+            <w:pPr>
+              <w:spacing w:after="0" w:before="0" w:line="250"/>
+              <w:jc w:val="left"/>
+            </w:pPr>
+            <w:r>
+              <w:rPr>
+                <w:rFonts w:ascii="KoPub돋움체" w:cs="KoPub돋움체" w:eastAsia="KoPub돋움체" w:hAnsi="KoPub돋움체"/>
+                <w:b/>
+                <w:bCs/>
+                <w:sz w:val="17"/>
+                <w:szCs w:val="17"/>
+              </w:rPr>
+              <w:t xml:space="preserve">C2 해외시장 진출 지원</w:t>
+            </w:r>
+          </w:p>
+        </w:tc>
+        <w:tc>
+          <w:tcPr>
+            <w:tcW w:type="dxa" w:w="2700"/>
+            <w:tcBorders>
+              <w:top w:val="single" w:color="9AA8A6" w:sz="4"/>
+              <w:left w:val="single" w:color="9AA8A6" w:sz="4"/>
+              <w:bottom w:val="single" w:color="9AA8A6" w:sz="4"/>
+              <w:right w:val="single" w:color="9AA8A6" w:sz="4"/>
+            </w:tcBorders>
+            <w:tcMar>
+              <w:top w:type="dxa" w:w="50"/>
+              <w:left w:type="dxa" w:w="80"/>
+              <w:bottom w:type="dxa" w:w="50"/>
+              <w:right w:type="dxa" w:w="80"/>
+            </w:tcMar>
+            <w:vAlign w:val="center"/>
+          </w:tcPr>
+          <w:p>
+            <w:pPr>
+              <w:spacing w:after="0" w:before="0" w:line="250"/>
+              <w:jc w:val="left"/>
+            </w:pPr>
+            <w:r>
+              <w:rPr>
+                <w:rFonts w:ascii="KoPub돋움체" w:cs="KoPub돋움체" w:eastAsia="KoPub돋움체" w:hAnsi="KoPub돋움체"/>
+                <w:b w:val="false"/>
+                <w:bCs w:val="false"/>
+                <w:sz w:val="17"/>
+                <w:szCs w:val="17"/>
+              </w:rPr>
+              <w:t xml:space="preserve">시장매칭–수출</w:t>
+            </w:r>
+          </w:p>
+        </w:tc>
+        <w:tc>
+          <w:tcPr>
+            <w:tcW w:type="dxa" w:w="3600"/>
+            <w:tcBorders>
+              <w:top w:val="single" w:color="9AA8A6" w:sz="4"/>
+              <w:left w:val="single" w:color="9AA8A6" w:sz="4"/>
+              <w:bottom w:val="single" w:color="9AA8A6" w:sz="4"/>
+              <w:right w:val="single" w:color="9AA8A6" w:sz="4"/>
+            </w:tcBorders>
+            <w:tcMar>
+              <w:top w:type="dxa" w:w="50"/>
+              <w:left w:type="dxa" w:w="80"/>
+              <w:bottom w:type="dxa" w:w="50"/>
+              <w:right w:type="dxa" w:w="80"/>
+            </w:tcMar>
+            <w:vAlign w:val="center"/>
+          </w:tcPr>
+          <w:p>
+            <w:pPr>
+              <w:spacing w:after="0" w:before="0" w:line="250"/>
+              <w:jc w:val="left"/>
+            </w:pPr>
+            <w:r>
+              <w:rPr>
+                <w:rFonts w:ascii="KoPub돋움체" w:cs="KoPub돋움체" w:eastAsia="KoPub돋움체" w:hAnsi="KoPub돋움체"/>
+                <w:b w:val="false"/>
+                <w:bCs w:val="false"/>
+                <w:sz w:val="17"/>
+                <w:szCs w:val="17"/>
+              </w:rPr>
+              <w:t xml:space="preserve">해외 진출(C-10), 기술 수출(C-11)</w:t>
+            </w:r>
+          </w:p>
+        </w:tc>
+        <w:tc>
+          <w:tcPr>
+            <w:tcW w:type="dxa" w:w="3700"/>
+            <w:tcBorders>
+              <w:top w:val="single" w:color="9AA8A6" w:sz="4"/>
+              <w:left w:val="single" w:color="9AA8A6" w:sz="4"/>
+              <w:bottom w:val="single" w:color="9AA8A6" w:sz="4"/>
+              <w:right w:val="single" w:color="9AA8A6" w:sz="4"/>
+            </w:tcBorders>
+            <w:tcMar>
+              <w:top w:type="dxa" w:w="50"/>
+              <w:left w:type="dxa" w:w="80"/>
+              <w:bottom w:type="dxa" w:w="50"/>
+              <w:right w:type="dxa" w:w="80"/>
+            </w:tcMar>
+            <w:vAlign w:val="center"/>
+          </w:tcPr>
+          <w:p>
+            <w:pPr>
+              <w:spacing w:after="0" w:before="0" w:line="250"/>
+              <w:jc w:val="left"/>
+            </w:pPr>
+            <w:r>
+              <w:rPr>
+                <w:rFonts w:ascii="KoPub돋움체" w:cs="KoPub돋움체" w:eastAsia="KoPub돋움체" w:hAnsi="KoPub돋움체"/>
+                <w:b w:val="false"/>
+                <w:bCs w:val="false"/>
+                <w:sz w:val="17"/>
+                <w:szCs w:val="17"/>
+              </w:rPr>
+              <w:t xml:space="preserve">판로 지원–수출 판로</w:t>
+            </w:r>
+          </w:p>
+        </w:tc>
+        <w:tc>
+          <w:tcPr>
+            <w:tcW w:type="dxa" w:w="2538"/>
+            <w:tcBorders>
+              <w:top w:val="single" w:color="9AA8A6" w:sz="4"/>
+              <w:left w:val="single" w:color="9AA8A6" w:sz="4"/>
+              <w:bottom w:val="single" w:color="9AA8A6" w:sz="4"/>
+              <w:right w:val="single" w:color="9AA8A6" w:sz="4"/>
+            </w:tcBorders>
+            <w:tcMar>
+              <w:top w:type="dxa" w:w="50"/>
+              <w:left w:type="dxa" w:w="80"/>
+              <w:bottom w:type="dxa" w:w="50"/>
+              <w:right w:type="dxa" w:w="80"/>
+            </w:tcMar>
+            <w:vAlign w:val="center"/>
+          </w:tcPr>
+          <w:p>
+            <w:pPr>
+              <w:spacing w:after="0" w:before="0" w:line="250"/>
+              <w:jc w:val="left"/>
+            </w:pPr>
+            <w:r>
+              <w:rPr>
+                <w:rFonts w:ascii="KoPub돋움체" w:cs="KoPub돋움체" w:eastAsia="KoPub돋움체" w:hAnsi="KoPub돋움체"/>
+                <w:b w:val="false"/>
+                <w:bCs w:val="false"/>
+                <w:sz w:val="17"/>
+                <w:szCs w:val="17"/>
+              </w:rPr>
+              <w:t xml:space="preserve">수출</w:t>
+            </w:r>
+          </w:p>
+        </w:tc>
+      </w:tr>
+      <w:tr>
+        <w:trPr>
+          <w:cantSplit/>
+        </w:trPr>
+        <w:tc>
+          <w:tcPr>
+            <w:tcW w:type="dxa" w:w="1900"/>
+            <w:tcBorders>
+              <w:top w:val="single" w:color="9AA8A6" w:sz="4"/>
+              <w:left w:val="single" w:color="9AA8A6" w:sz="4"/>
+              <w:bottom w:val="single" w:color="9AA8A6" w:sz="4"/>
+              <w:right w:val="single" w:color="9AA8A6" w:sz="4"/>
+            </w:tcBorders>
+            <w:shd w:fill="E8F3F1" w:color="auto" w:val="clear"/>
+            <w:tcMar>
+              <w:top w:type="dxa" w:w="50"/>
+              <w:left w:type="dxa" w:w="80"/>
+              <w:bottom w:type="dxa" w:w="50"/>
+              <w:right w:type="dxa" w:w="80"/>
+            </w:tcMar>
+            <w:vAlign w:val="center"/>
+          </w:tcPr>
+          <w:p>
+            <w:pPr>
+              <w:spacing w:after="0" w:before="0" w:line="250"/>
+              <w:jc w:val="left"/>
+            </w:pPr>
+            <w:r>
+              <w:rPr>
+                <w:rFonts w:ascii="KoPub돋움체" w:cs="KoPub돋움체" w:eastAsia="KoPub돋움체" w:hAnsi="KoPub돋움체"/>
+                <w:b/>
+                <w:bCs/>
+                <w:sz w:val="17"/>
+                <w:szCs w:val="17"/>
+              </w:rPr>
+              <w:t xml:space="preserve">D1 운전·시설자금 조달(융자)</w:t>
+            </w:r>
+          </w:p>
+        </w:tc>
+        <w:tc>
+          <w:tcPr>
+            <w:tcW w:type="dxa" w:w="2700"/>
+            <w:tcBorders>
+              <w:top w:val="single" w:color="9AA8A6" w:sz="4"/>
+              <w:left w:val="single" w:color="9AA8A6" w:sz="4"/>
+              <w:bottom w:val="single" w:color="9AA8A6" w:sz="4"/>
+              <w:right w:val="single" w:color="9AA8A6" w:sz="4"/>
+            </w:tcBorders>
+            <w:tcMar>
+              <w:top w:type="dxa" w:w="50"/>
+              <w:left w:type="dxa" w:w="80"/>
+              <w:bottom w:type="dxa" w:w="50"/>
+              <w:right w:type="dxa" w:w="80"/>
+            </w:tcMar>
+            <w:vAlign w:val="center"/>
+          </w:tcPr>
+          <w:p>
+            <w:pPr>
+              <w:spacing w:after="0" w:before="0" w:line="250"/>
+              <w:jc w:val="left"/>
+            </w:pPr>
+            <w:r>
+              <w:rPr>
+                <w:rFonts w:ascii="KoPub돋움체" w:cs="KoPub돋움체" w:eastAsia="KoPub돋움체" w:hAnsi="KoPub돋움체"/>
+                <w:b w:val="false"/>
+                <w:bCs w:val="false"/>
+                <w:sz w:val="17"/>
+                <w:szCs w:val="17"/>
+              </w:rPr>
+              <w:t xml:space="preserve">초기 투입요소–운영자금, 장비/시설</w:t>
+            </w:r>
+          </w:p>
+        </w:tc>
+        <w:tc>
+          <w:tcPr>
+            <w:tcW w:type="dxa" w:w="3600"/>
+            <w:tcBorders>
+              <w:top w:val="single" w:color="9AA8A6" w:sz="4"/>
+              <w:left w:val="single" w:color="9AA8A6" w:sz="4"/>
+              <w:bottom w:val="single" w:color="9AA8A6" w:sz="4"/>
+              <w:right w:val="single" w:color="9AA8A6" w:sz="4"/>
+            </w:tcBorders>
+            <w:tcMar>
+              <w:top w:type="dxa" w:w="50"/>
+              <w:left w:type="dxa" w:w="80"/>
+              <w:bottom w:type="dxa" w:w="50"/>
+              <w:right w:type="dxa" w:w="80"/>
+            </w:tcMar>
+            <w:vAlign w:val="center"/>
+          </w:tcPr>
+          <w:p>
+            <w:pPr>
+              <w:spacing w:after="0" w:before="0" w:line="250"/>
+              <w:jc w:val="left"/>
+            </w:pPr>
+            <w:r>
+              <w:rPr>
+                <w:rFonts w:ascii="KoPub돋움체" w:cs="KoPub돋움체" w:eastAsia="KoPub돋움체" w:hAnsi="KoPub돋움체"/>
+                <w:b w:val="false"/>
+                <w:bCs w:val="false"/>
+                <w:sz w:val="17"/>
+                <w:szCs w:val="17"/>
+              </w:rPr>
+              <w:t xml:space="preserve">자생력 제고(B-50), 운영 개선(C-04); 지원형태–융자(Z-4)</w:t>
+            </w:r>
+          </w:p>
+        </w:tc>
+        <w:tc>
+          <w:tcPr>
+            <w:tcW w:type="dxa" w:w="3700"/>
+            <w:tcBorders>
+              <w:top w:val="single" w:color="9AA8A6" w:sz="4"/>
+              <w:left w:val="single" w:color="9AA8A6" w:sz="4"/>
+              <w:bottom w:val="single" w:color="9AA8A6" w:sz="4"/>
+              <w:right w:val="single" w:color="9AA8A6" w:sz="4"/>
+            </w:tcBorders>
+            <w:tcMar>
+              <w:top w:type="dxa" w:w="50"/>
+              <w:left w:type="dxa" w:w="80"/>
+              <w:bottom w:type="dxa" w:w="50"/>
+              <w:right w:type="dxa" w:w="80"/>
+            </w:tcMar>
+            <w:vAlign w:val="center"/>
+          </w:tcPr>
+          <w:p>
+            <w:pPr>
+              <w:spacing w:after="0" w:before="0" w:line="250"/>
+              <w:jc w:val="left"/>
+            </w:pPr>
+            <w:r>
+              <w:rPr>
+                <w:rFonts w:ascii="KoPub돋움체" w:cs="KoPub돋움체" w:eastAsia="KoPub돋움체" w:hAnsi="KoPub돋움체"/>
+                <w:b w:val="false"/>
+                <w:bCs w:val="false"/>
+                <w:sz w:val="17"/>
+                <w:szCs w:val="17"/>
+              </w:rPr>
+              <w:t xml:space="preserve">생산성 향상–시설/기계 고도화; 수단–금융(대출)</w:t>
+            </w:r>
+          </w:p>
+        </w:tc>
+        <w:tc>
+          <w:tcPr>
+            <w:tcW w:type="dxa" w:w="2538"/>
+            <w:tcBorders>
+              <w:top w:val="single" w:color="9AA8A6" w:sz="4"/>
+              <w:left w:val="single" w:color="9AA8A6" w:sz="4"/>
+              <w:bottom w:val="single" w:color="9AA8A6" w:sz="4"/>
+              <w:right w:val="single" w:color="9AA8A6" w:sz="4"/>
+            </w:tcBorders>
+            <w:tcMar>
+              <w:top w:type="dxa" w:w="50"/>
+              <w:left w:type="dxa" w:w="80"/>
+              <w:bottom w:type="dxa" w:w="50"/>
+              <w:right w:type="dxa" w:w="80"/>
+            </w:tcMar>
+            <w:vAlign w:val="center"/>
+          </w:tcPr>
+          <w:p>
+            <w:pPr>
+              <w:spacing w:after="0" w:before="0" w:line="250"/>
+              <w:jc w:val="left"/>
+            </w:pPr>
+            <w:r>
+              <w:rPr>
+                <w:rFonts w:ascii="KoPub돋움체" w:cs="KoPub돋움체" w:eastAsia="KoPub돋움체" w:hAnsi="KoPub돋움체"/>
+                <w:b w:val="false"/>
+                <w:bCs w:val="false"/>
+                <w:sz w:val="17"/>
+                <w:szCs w:val="17"/>
+              </w:rPr>
+              <w:t xml:space="preserve">금융</w:t>
+            </w:r>
+          </w:p>
+        </w:tc>
+      </w:tr>
+      <w:tr>
+        <w:trPr>
+          <w:cantSplit/>
+        </w:trPr>
+        <w:tc>
+          <w:tcPr>
+            <w:tcW w:type="dxa" w:w="1900"/>
+            <w:tcBorders>
+              <w:top w:val="single" w:color="9AA8A6" w:sz="4"/>
+              <w:left w:val="single" w:color="9AA8A6" w:sz="4"/>
+              <w:bottom w:val="single" w:color="9AA8A6" w:sz="4"/>
+              <w:right w:val="single" w:color="9AA8A6" w:sz="4"/>
+            </w:tcBorders>
+            <w:shd w:fill="E8F3F1" w:color="auto" w:val="clear"/>
+            <w:tcMar>
+              <w:top w:type="dxa" w:w="50"/>
+              <w:left w:type="dxa" w:w="80"/>
+              <w:bottom w:type="dxa" w:w="50"/>
+              <w:right w:type="dxa" w:w="80"/>
+            </w:tcMar>
+            <w:vAlign w:val="center"/>
+          </w:tcPr>
+          <w:p>
+            <w:pPr>
+              <w:spacing w:after="0" w:before="0" w:line="250"/>
+              <w:jc w:val="left"/>
+            </w:pPr>
+            <w:r>
+              <w:rPr>
+                <w:rFonts w:ascii="KoPub돋움체" w:cs="KoPub돋움체" w:eastAsia="KoPub돋움체" w:hAnsi="KoPub돋움체"/>
+                <w:b/>
+                <w:bCs/>
+                <w:sz w:val="17"/>
+                <w:szCs w:val="17"/>
+              </w:rPr>
+              <w:t xml:space="preserve">D2 신용보강(보증·팩토링·보험)</w:t>
+            </w:r>
+          </w:p>
+        </w:tc>
+        <w:tc>
+          <w:tcPr>
+            <w:tcW w:type="dxa" w:w="2700"/>
+            <w:tcBorders>
+              <w:top w:val="single" w:color="9AA8A6" w:sz="4"/>
+              <w:left w:val="single" w:color="9AA8A6" w:sz="4"/>
+              <w:bottom w:val="single" w:color="9AA8A6" w:sz="4"/>
+              <w:right w:val="single" w:color="9AA8A6" w:sz="4"/>
+            </w:tcBorders>
+            <w:tcMar>
+              <w:top w:type="dxa" w:w="50"/>
+              <w:left w:type="dxa" w:w="80"/>
+              <w:bottom w:type="dxa" w:w="50"/>
+              <w:right w:type="dxa" w:w="80"/>
+            </w:tcMar>
+            <w:vAlign w:val="center"/>
+          </w:tcPr>
+          <w:p>
+            <w:pPr>
+              <w:spacing w:after="0" w:before="0" w:line="250"/>
+              <w:jc w:val="left"/>
+            </w:pPr>
+            <w:r>
+              <w:rPr>
+                <w:rFonts w:ascii="KoPub돋움체" w:cs="KoPub돋움체" w:eastAsia="KoPub돋움체" w:hAnsi="KoPub돋움체"/>
+                <w:b w:val="false"/>
+                <w:bCs w:val="false"/>
+                <w:sz w:val="17"/>
+                <w:szCs w:val="17"/>
+              </w:rPr>
+              <w:t xml:space="preserve">초기 투입요소–운영자금</w:t>
+            </w:r>
+          </w:p>
+        </w:tc>
+        <w:tc>
+          <w:tcPr>
+            <w:tcW w:type="dxa" w:w="3600"/>
+            <w:tcBorders>
+              <w:top w:val="single" w:color="9AA8A6" w:sz="4"/>
+              <w:left w:val="single" w:color="9AA8A6" w:sz="4"/>
+              <w:bottom w:val="single" w:color="9AA8A6" w:sz="4"/>
+              <w:right w:val="single" w:color="9AA8A6" w:sz="4"/>
+            </w:tcBorders>
+            <w:tcMar>
+              <w:top w:type="dxa" w:w="50"/>
+              <w:left w:type="dxa" w:w="80"/>
+              <w:bottom w:type="dxa" w:w="50"/>
+              <w:right w:type="dxa" w:w="80"/>
+            </w:tcMar>
+            <w:vAlign w:val="center"/>
+          </w:tcPr>
+          <w:p>
+            <w:pPr>
+              <w:spacing w:after="0" w:before="0" w:line="250"/>
+              <w:jc w:val="left"/>
+            </w:pPr>
+            <w:r>
+              <w:rPr>
+                <w:rFonts w:ascii="KoPub돋움체" w:cs="KoPub돋움체" w:eastAsia="KoPub돋움체" w:hAnsi="KoPub돋움체"/>
+                <w:b w:val="false"/>
+                <w:bCs w:val="false"/>
+                <w:sz w:val="17"/>
+                <w:szCs w:val="17"/>
+              </w:rPr>
+              <w:t xml:space="preserve">지원형태–보증(Z-5)</w:t>
+            </w:r>
+          </w:p>
+        </w:tc>
+        <w:tc>
+          <w:tcPr>
+            <w:tcW w:type="dxa" w:w="3700"/>
+            <w:tcBorders>
+              <w:top w:val="single" w:color="9AA8A6" w:sz="4"/>
+              <w:left w:val="single" w:color="9AA8A6" w:sz="4"/>
+              <w:bottom w:val="single" w:color="9AA8A6" w:sz="4"/>
+              <w:right w:val="single" w:color="9AA8A6" w:sz="4"/>
+            </w:tcBorders>
+            <w:tcMar>
+              <w:top w:type="dxa" w:w="50"/>
+              <w:left w:type="dxa" w:w="80"/>
+              <w:bottom w:type="dxa" w:w="50"/>
+              <w:right w:type="dxa" w:w="80"/>
+            </w:tcMar>
+            <w:vAlign w:val="center"/>
+          </w:tcPr>
+          <w:p>
+            <w:pPr>
+              <w:spacing w:after="0" w:before="0" w:line="250"/>
+              <w:jc w:val="left"/>
+            </w:pPr>
+            <w:r>
+              <w:rPr>
+                <w:rFonts w:ascii="KoPub돋움체" w:cs="KoPub돋움체" w:eastAsia="KoPub돋움체" w:hAnsi="KoPub돋움체"/>
+                <w:b w:val="false"/>
+                <w:bCs w:val="false"/>
+                <w:sz w:val="17"/>
+                <w:szCs w:val="17"/>
+              </w:rPr>
+              <w:t xml:space="preserve">수단–금융(보증·보험)</w:t>
+            </w:r>
+          </w:p>
+        </w:tc>
+        <w:tc>
+          <w:tcPr>
+            <w:tcW w:type="dxa" w:w="2538"/>
+            <w:tcBorders>
+              <w:top w:val="single" w:color="9AA8A6" w:sz="4"/>
+              <w:left w:val="single" w:color="9AA8A6" w:sz="4"/>
+              <w:bottom w:val="single" w:color="9AA8A6" w:sz="4"/>
+              <w:right w:val="single" w:color="9AA8A6" w:sz="4"/>
+            </w:tcBorders>
+            <w:tcMar>
+              <w:top w:type="dxa" w:w="50"/>
+              <w:left w:type="dxa" w:w="80"/>
+              <w:bottom w:type="dxa" w:w="50"/>
+              <w:right w:type="dxa" w:w="80"/>
+            </w:tcMar>
+            <w:vAlign w:val="center"/>
+          </w:tcPr>
+          <w:p>
+            <w:pPr>
+              <w:spacing w:after="0" w:before="0" w:line="250"/>
+              <w:jc w:val="left"/>
+            </w:pPr>
+            <w:r>
+              <w:rPr>
+                <w:rFonts w:ascii="KoPub돋움체" w:cs="KoPub돋움체" w:eastAsia="KoPub돋움체" w:hAnsi="KoPub돋움체"/>
+                <w:b w:val="false"/>
+                <w:bCs w:val="false"/>
+                <w:sz w:val="17"/>
+                <w:szCs w:val="17"/>
+              </w:rPr>
+              <w:t xml:space="preserve">금융</w:t>
+            </w:r>
+          </w:p>
+        </w:tc>
+      </w:tr>
+      <w:tr>
+        <w:trPr>
+          <w:cantSplit/>
+        </w:trPr>
+        <w:tc>
+          <w:tcPr>
+            <w:tcW w:type="dxa" w:w="1900"/>
+            <w:tcBorders>
+              <w:top w:val="single" w:color="9AA8A6" w:sz="4"/>
+              <w:left w:val="single" w:color="9AA8A6" w:sz="4"/>
+              <w:bottom w:val="single" w:color="9AA8A6" w:sz="4"/>
+              <w:right w:val="single" w:color="9AA8A6" w:sz="4"/>
+            </w:tcBorders>
+            <w:shd w:fill="E8F3F1" w:color="auto" w:val="clear"/>
+            <w:tcMar>
+              <w:top w:type="dxa" w:w="50"/>
+              <w:left w:type="dxa" w:w="80"/>
+              <w:bottom w:type="dxa" w:w="50"/>
+              <w:right w:type="dxa" w:w="80"/>
+            </w:tcMar>
+            <w:vAlign w:val="center"/>
+          </w:tcPr>
+          <w:p>
+            <w:pPr>
+              <w:spacing w:after="0" w:before="0" w:line="250"/>
+              <w:jc w:val="left"/>
+            </w:pPr>
+            <w:r>
+              <w:rPr>
+                <w:rFonts w:ascii="KoPub돋움체" w:cs="KoPub돋움체" w:eastAsia="KoPub돋움체" w:hAnsi="KoPub돋움체"/>
+                <w:b/>
+                <w:bCs/>
+                <w:sz w:val="17"/>
+                <w:szCs w:val="17"/>
+              </w:rPr>
+              <w:t xml:space="preserve">D3 경영비용 경감·손실 보전</w:t>
+            </w:r>
+          </w:p>
+        </w:tc>
+        <w:tc>
+          <w:tcPr>
+            <w:tcW w:type="dxa" w:w="2700"/>
+            <w:tcBorders>
+              <w:top w:val="single" w:color="9AA8A6" w:sz="4"/>
+              <w:left w:val="single" w:color="9AA8A6" w:sz="4"/>
+              <w:bottom w:val="single" w:color="9AA8A6" w:sz="4"/>
+              <w:right w:val="single" w:color="9AA8A6" w:sz="4"/>
+            </w:tcBorders>
+            <w:tcMar>
+              <w:top w:type="dxa" w:w="50"/>
+              <w:left w:type="dxa" w:w="80"/>
+              <w:bottom w:type="dxa" w:w="50"/>
+              <w:right w:type="dxa" w:w="80"/>
+            </w:tcMar>
+            <w:vAlign w:val="center"/>
+          </w:tcPr>
+          <w:p>
+            <w:pPr>
+              <w:spacing w:after="0" w:before="0" w:line="250"/>
+              <w:jc w:val="left"/>
+            </w:pPr>
+            <w:r>
+              <w:rPr>
+                <w:rFonts w:ascii="KoPub돋움체" w:cs="KoPub돋움체" w:eastAsia="KoPub돋움체" w:hAnsi="KoPub돋움체"/>
+                <w:b w:val="false"/>
+                <w:bCs w:val="false"/>
+                <w:sz w:val="17"/>
+                <w:szCs w:val="17"/>
+              </w:rPr>
+              <w:t xml:space="preserve">초기 투입요소–운영자금</w:t>
+            </w:r>
+          </w:p>
+        </w:tc>
+        <w:tc>
+          <w:tcPr>
+            <w:tcW w:type="dxa" w:w="3600"/>
+            <w:tcBorders>
+              <w:top w:val="single" w:color="9AA8A6" w:sz="4"/>
+              <w:left w:val="single" w:color="9AA8A6" w:sz="4"/>
+              <w:bottom w:val="single" w:color="9AA8A6" w:sz="4"/>
+              <w:right w:val="single" w:color="9AA8A6" w:sz="4"/>
+            </w:tcBorders>
+            <w:tcMar>
+              <w:top w:type="dxa" w:w="50"/>
+              <w:left w:type="dxa" w:w="80"/>
+              <w:bottom w:type="dxa" w:w="50"/>
+              <w:right w:type="dxa" w:w="80"/>
+            </w:tcMar>
+            <w:vAlign w:val="center"/>
+          </w:tcPr>
+          <w:p>
+            <w:pPr>
+              <w:spacing w:after="0" w:before="0" w:line="250"/>
+              <w:jc w:val="left"/>
+            </w:pPr>
+            <w:r>
+              <w:rPr>
+                <w:rFonts w:ascii="KoPub돋움체" w:cs="KoPub돋움체" w:eastAsia="KoPub돋움체" w:hAnsi="KoPub돋움체"/>
+                <w:b w:val="false"/>
+                <w:bCs w:val="false"/>
+                <w:sz w:val="17"/>
+                <w:szCs w:val="17"/>
+              </w:rPr>
+              <w:t xml:space="preserve">자생력 제고(B-50)</w:t>
+            </w:r>
+          </w:p>
+        </w:tc>
+        <w:tc>
+          <w:tcPr>
+            <w:tcW w:type="dxa" w:w="3700"/>
+            <w:tcBorders>
+              <w:top w:val="single" w:color="9AA8A6" w:sz="4"/>
+              <w:left w:val="single" w:color="9AA8A6" w:sz="4"/>
+              <w:bottom w:val="single" w:color="9AA8A6" w:sz="4"/>
+              <w:right w:val="single" w:color="9AA8A6" w:sz="4"/>
+            </w:tcBorders>
+            <w:tcMar>
+              <w:top w:type="dxa" w:w="50"/>
+              <w:left w:type="dxa" w:w="80"/>
+              <w:bottom w:type="dxa" w:w="50"/>
+              <w:right w:type="dxa" w:w="80"/>
+            </w:tcMar>
+            <w:vAlign w:val="center"/>
+          </w:tcPr>
+          <w:p>
+            <w:pPr>
+              <w:spacing w:after="0" w:before="0" w:line="250"/>
+              <w:jc w:val="left"/>
+            </w:pPr>
+            <w:r>
+              <w:rPr>
+                <w:rFonts w:ascii="KoPub돋움체" w:cs="KoPub돋움체" w:eastAsia="KoPub돋움체" w:hAnsi="KoPub돋움체"/>
+                <w:b w:val="false"/>
+                <w:bCs w:val="false"/>
+                <w:sz w:val="17"/>
+                <w:szCs w:val="17"/>
+              </w:rPr>
+              <w:t xml:space="preserve">수단–생산원가 보조(전기·수도요금 감면)</w:t>
+            </w:r>
+          </w:p>
+        </w:tc>
+        <w:tc>
+          <w:tcPr>
+            <w:tcW w:type="dxa" w:w="2538"/>
+            <w:tcBorders>
+              <w:top w:val="single" w:color="9AA8A6" w:sz="4"/>
+              <w:left w:val="single" w:color="9AA8A6" w:sz="4"/>
+              <w:bottom w:val="single" w:color="9AA8A6" w:sz="4"/>
+              <w:right w:val="single" w:color="9AA8A6" w:sz="4"/>
+            </w:tcBorders>
+            <w:tcMar>
+              <w:top w:type="dxa" w:w="50"/>
+              <w:left w:type="dxa" w:w="80"/>
+              <w:bottom w:type="dxa" w:w="50"/>
+              <w:right w:type="dxa" w:w="80"/>
+            </w:tcMar>
+            <w:vAlign w:val="center"/>
+          </w:tcPr>
+          <w:p>
+            <w:pPr>
+              <w:spacing w:after="0" w:before="0" w:line="250"/>
+              <w:jc w:val="left"/>
+            </w:pPr>
+            <w:r>
+              <w:rPr>
+                <w:rFonts w:ascii="KoPub돋움체" w:cs="KoPub돋움체" w:eastAsia="KoPub돋움체" w:hAnsi="KoPub돋움체"/>
+                <w:b w:val="false"/>
+                <w:bCs w:val="false"/>
+                <w:sz w:val="17"/>
+                <w:szCs w:val="17"/>
+              </w:rPr>
+              <w:t xml:space="preserve">경영·기타</w:t>
+            </w:r>
+          </w:p>
+        </w:tc>
+      </w:tr>
+      <w:tr>
+        <w:trPr>
+          <w:cantSplit/>
+        </w:trPr>
+        <w:tc>
+          <w:tcPr>
+            <w:tcW w:type="dxa" w:w="1900"/>
+            <w:tcBorders>
+              <w:top w:val="single" w:color="9AA8A6" w:sz="4"/>
+              <w:left w:val="single" w:color="9AA8A6" w:sz="4"/>
+              <w:bottom w:val="single" w:color="9AA8A6" w:sz="4"/>
+              <w:right w:val="single" w:color="9AA8A6" w:sz="4"/>
+            </w:tcBorders>
+            <w:shd w:fill="E8F3F1" w:color="auto" w:val="clear"/>
+            <w:tcMar>
+              <w:top w:type="dxa" w:w="50"/>
+              <w:left w:type="dxa" w:w="80"/>
+              <w:bottom w:type="dxa" w:w="50"/>
+              <w:right w:type="dxa" w:w="80"/>
+            </w:tcMar>
+            <w:vAlign w:val="center"/>
+          </w:tcPr>
+          <w:p>
+            <w:pPr>
+              <w:spacing w:after="0" w:before="0" w:line="250"/>
+              <w:jc w:val="left"/>
+            </w:pPr>
+            <w:r>
+              <w:rPr>
+                <w:rFonts w:ascii="KoPub돋움체" w:cs="KoPub돋움체" w:eastAsia="KoPub돋움체" w:hAnsi="KoPub돋움체"/>
+                <w:b/>
+                <w:bCs/>
+                <w:sz w:val="17"/>
+                <w:szCs w:val="17"/>
+              </w:rPr>
+              <w:t xml:space="preserve">E1 생산·가공시설 현대화·인증</w:t>
+            </w:r>
+          </w:p>
+        </w:tc>
+        <w:tc>
+          <w:tcPr>
+            <w:tcW w:type="dxa" w:w="2700"/>
+            <w:tcBorders>
+              <w:top w:val="single" w:color="9AA8A6" w:sz="4"/>
+              <w:left w:val="single" w:color="9AA8A6" w:sz="4"/>
+              <w:bottom w:val="single" w:color="9AA8A6" w:sz="4"/>
+              <w:right w:val="single" w:color="9AA8A6" w:sz="4"/>
+            </w:tcBorders>
+            <w:tcMar>
+              <w:top w:type="dxa" w:w="50"/>
+              <w:left w:type="dxa" w:w="80"/>
+              <w:bottom w:type="dxa" w:w="50"/>
+              <w:right w:type="dxa" w:w="80"/>
+            </w:tcMar>
+            <w:vAlign w:val="center"/>
+          </w:tcPr>
+          <w:p>
+            <w:pPr>
+              <w:spacing w:after="0" w:before="0" w:line="250"/>
+              <w:jc w:val="left"/>
+            </w:pPr>
+            <w:r>
+              <w:rPr>
+                <w:rFonts w:ascii="KoPub돋움체" w:cs="KoPub돋움체" w:eastAsia="KoPub돋움체" w:hAnsi="KoPub돋움체"/>
+                <w:b w:val="false"/>
+                <w:bCs w:val="false"/>
+                <w:sz w:val="17"/>
+                <w:szCs w:val="17"/>
+              </w:rPr>
+              <w:t xml:space="preserve">초기 투입요소–장비/시설</w:t>
+            </w:r>
+          </w:p>
+        </w:tc>
+        <w:tc>
+          <w:tcPr>
+            <w:tcW w:type="dxa" w:w="3600"/>
+            <w:tcBorders>
+              <w:top w:val="single" w:color="9AA8A6" w:sz="4"/>
+              <w:left w:val="single" w:color="9AA8A6" w:sz="4"/>
+              <w:bottom w:val="single" w:color="9AA8A6" w:sz="4"/>
+              <w:right w:val="single" w:color="9AA8A6" w:sz="4"/>
+            </w:tcBorders>
+            <w:tcMar>
+              <w:top w:type="dxa" w:w="50"/>
+              <w:left w:type="dxa" w:w="80"/>
+              <w:bottom w:type="dxa" w:w="50"/>
+              <w:right w:type="dxa" w:w="80"/>
+            </w:tcMar>
+            <w:vAlign w:val="center"/>
+          </w:tcPr>
+          <w:p>
+            <w:pPr>
+              <w:spacing w:after="0" w:before="0" w:line="250"/>
+              <w:jc w:val="left"/>
+            </w:pPr>
+            <w:r>
+              <w:rPr>
+                <w:rFonts w:ascii="KoPub돋움체" w:cs="KoPub돋움체" w:eastAsia="KoPub돋움체" w:hAnsi="KoPub돋움체"/>
+                <w:b w:val="false"/>
+                <w:bCs w:val="false"/>
+                <w:sz w:val="17"/>
+                <w:szCs w:val="17"/>
+              </w:rPr>
+              <w:t xml:space="preserve">시설 개선(C-03), 시설 및 운영 개선(C-05), 신뢰성 확보(C-17)</w:t>
+            </w:r>
+          </w:p>
+        </w:tc>
+        <w:tc>
+          <w:tcPr>
+            <w:tcW w:type="dxa" w:w="3700"/>
+            <w:tcBorders>
+              <w:top w:val="single" w:color="9AA8A6" w:sz="4"/>
+              <w:left w:val="single" w:color="9AA8A6" w:sz="4"/>
+              <w:bottom w:val="single" w:color="9AA8A6" w:sz="4"/>
+              <w:right w:val="single" w:color="9AA8A6" w:sz="4"/>
+            </w:tcBorders>
+            <w:tcMar>
+              <w:top w:type="dxa" w:w="50"/>
+              <w:left w:type="dxa" w:w="80"/>
+              <w:bottom w:type="dxa" w:w="50"/>
+              <w:right w:type="dxa" w:w="80"/>
+            </w:tcMar>
+            <w:vAlign w:val="center"/>
+          </w:tcPr>
+          <w:p>
+            <w:pPr>
+              <w:spacing w:after="0" w:before="0" w:line="250"/>
+              <w:jc w:val="left"/>
+            </w:pPr>
+            <w:r>
+              <w:rPr>
+                <w:rFonts w:ascii="KoPub돋움체" w:cs="KoPub돋움체" w:eastAsia="KoPub돋움체" w:hAnsi="KoPub돋움체"/>
+                <w:b w:val="false"/>
+                <w:bCs w:val="false"/>
+                <w:sz w:val="17"/>
+                <w:szCs w:val="17"/>
+              </w:rPr>
+              <w:t xml:space="preserve">생산성 향상–시설/기계 고도화; 수단–품질인증</w:t>
+            </w:r>
+          </w:p>
+        </w:tc>
+        <w:tc>
+          <w:tcPr>
+            <w:tcW w:type="dxa" w:w="2538"/>
+            <w:tcBorders>
+              <w:top w:val="single" w:color="9AA8A6" w:sz="4"/>
+              <w:left w:val="single" w:color="9AA8A6" w:sz="4"/>
+              <w:bottom w:val="single" w:color="9AA8A6" w:sz="4"/>
+              <w:right w:val="single" w:color="9AA8A6" w:sz="4"/>
+            </w:tcBorders>
+            <w:tcMar>
+              <w:top w:type="dxa" w:w="50"/>
+              <w:left w:type="dxa" w:w="80"/>
+              <w:bottom w:type="dxa" w:w="50"/>
+              <w:right w:type="dxa" w:w="80"/>
+            </w:tcMar>
+            <w:vAlign w:val="center"/>
+          </w:tcPr>
+          <w:p>
+            <w:pPr>
+              <w:spacing w:after="0" w:before="0" w:line="250"/>
+              <w:jc w:val="left"/>
+            </w:pPr>
+            <w:r>
+              <w:rPr>
+                <w:rFonts w:ascii="KoPub돋움체" w:cs="KoPub돋움체" w:eastAsia="KoPub돋움체" w:hAnsi="KoPub돋움체"/>
+                <w:b w:val="false"/>
+                <w:bCs w:val="false"/>
+                <w:sz w:val="17"/>
+                <w:szCs w:val="17"/>
+              </w:rPr>
+              <w:t xml:space="preserve">경영·금융</w:t>
+            </w:r>
+          </w:p>
+        </w:tc>
+      </w:tr>
+      <w:tr>
+        <w:trPr>
+          <w:cantSplit/>
+        </w:trPr>
+        <w:tc>
+          <w:tcPr>
+            <w:tcW w:type="dxa" w:w="1900"/>
+            <w:tcBorders>
+              <w:top w:val="single" w:color="9AA8A6" w:sz="4"/>
+              <w:left w:val="single" w:color="9AA8A6" w:sz="4"/>
+              <w:bottom w:val="single" w:color="9AA8A6" w:sz="4"/>
+              <w:right w:val="single" w:color="9AA8A6" w:sz="4"/>
+            </w:tcBorders>
+            <w:shd w:fill="E8F3F1" w:color="auto" w:val="clear"/>
+            <w:tcMar>
+              <w:top w:type="dxa" w:w="50"/>
+              <w:left w:type="dxa" w:w="80"/>
+              <w:bottom w:type="dxa" w:w="50"/>
+              <w:right w:type="dxa" w:w="80"/>
+            </w:tcMar>
+            <w:vAlign w:val="center"/>
+          </w:tcPr>
+          <w:p>
+            <w:pPr>
+              <w:spacing w:after="0" w:before="0" w:line="250"/>
+              <w:jc w:val="left"/>
+            </w:pPr>
+            <w:r>
+              <w:rPr>
+                <w:rFonts w:ascii="KoPub돋움체" w:cs="KoPub돋움체" w:eastAsia="KoPub돋움체" w:hAnsi="KoPub돋움체"/>
+                <w:b/>
+                <w:bCs/>
+                <w:sz w:val="17"/>
+                <w:szCs w:val="17"/>
+              </w:rPr>
+              <w:t xml:space="preserve">E2 탄소중립·에너지 전환</w:t>
+            </w:r>
+          </w:p>
+        </w:tc>
+        <w:tc>
+          <w:tcPr>
+            <w:tcW w:type="dxa" w:w="2700"/>
+            <w:tcBorders>
+              <w:top w:val="single" w:color="9AA8A6" w:sz="4"/>
+              <w:left w:val="single" w:color="9AA8A6" w:sz="4"/>
+              <w:bottom w:val="single" w:color="9AA8A6" w:sz="4"/>
+              <w:right w:val="single" w:color="9AA8A6" w:sz="4"/>
+            </w:tcBorders>
+            <w:tcMar>
+              <w:top w:type="dxa" w:w="50"/>
+              <w:left w:type="dxa" w:w="80"/>
+              <w:bottom w:type="dxa" w:w="50"/>
+              <w:right w:type="dxa" w:w="80"/>
+            </w:tcMar>
+            <w:vAlign w:val="center"/>
+          </w:tcPr>
+          <w:p>
+            <w:pPr>
+              <w:spacing w:after="0" w:before="0" w:line="250"/>
+              <w:jc w:val="left"/>
+            </w:pPr>
+            <w:r>
+              <w:rPr>
+                <w:rFonts w:ascii="KoPub돋움체" w:cs="KoPub돋움체" w:eastAsia="KoPub돋움체" w:hAnsi="KoPub돋움체"/>
+                <w:b w:val="false"/>
+                <w:bCs w:val="false"/>
+                <w:sz w:val="17"/>
+                <w:szCs w:val="17"/>
+              </w:rPr>
+              <w:t xml:space="preserve">초기 투입요소–장비/시설</w:t>
+            </w:r>
+          </w:p>
+        </w:tc>
+        <w:tc>
+          <w:tcPr>
+            <w:tcW w:type="dxa" w:w="3600"/>
+            <w:tcBorders>
+              <w:top w:val="single" w:color="9AA8A6" w:sz="4"/>
+              <w:left w:val="single" w:color="9AA8A6" w:sz="4"/>
+              <w:bottom w:val="single" w:color="9AA8A6" w:sz="4"/>
+              <w:right w:val="single" w:color="9AA8A6" w:sz="4"/>
+            </w:tcBorders>
+            <w:tcMar>
+              <w:top w:type="dxa" w:w="50"/>
+              <w:left w:type="dxa" w:w="80"/>
+              <w:bottom w:type="dxa" w:w="50"/>
+              <w:right w:type="dxa" w:w="80"/>
+            </w:tcMar>
+            <w:vAlign w:val="center"/>
+          </w:tcPr>
+          <w:p>
+            <w:pPr>
+              <w:spacing w:after="0" w:before="0" w:line="250"/>
+              <w:jc w:val="left"/>
+            </w:pPr>
+            <w:r>
+              <w:rPr>
+                <w:rFonts w:ascii="KoPub돋움체" w:cs="KoPub돋움체" w:eastAsia="KoPub돋움체" w:hAnsi="KoPub돋움체"/>
+                <w:b w:val="false"/>
+                <w:bCs w:val="false"/>
+                <w:sz w:val="17"/>
+                <w:szCs w:val="17"/>
+              </w:rPr>
+              <w:t xml:space="preserve">기타(A-3: 환경오염·국제규제 대응), 시설 개선(C-03)</w:t>
+            </w:r>
+          </w:p>
+        </w:tc>
+        <w:tc>
+          <w:tcPr>
+            <w:tcW w:type="dxa" w:w="3700"/>
+            <w:tcBorders>
+              <w:top w:val="single" w:color="9AA8A6" w:sz="4"/>
+              <w:left w:val="single" w:color="9AA8A6" w:sz="4"/>
+              <w:bottom w:val="single" w:color="9AA8A6" w:sz="4"/>
+              <w:right w:val="single" w:color="9AA8A6" w:sz="4"/>
+            </w:tcBorders>
+            <w:tcMar>
+              <w:top w:type="dxa" w:w="50"/>
+              <w:left w:type="dxa" w:w="80"/>
+              <w:bottom w:type="dxa" w:w="50"/>
+              <w:right w:type="dxa" w:w="80"/>
+            </w:tcMar>
+            <w:vAlign w:val="center"/>
+          </w:tcPr>
+          <w:p>
+            <w:pPr>
+              <w:spacing w:after="0" w:before="0" w:line="250"/>
+              <w:jc w:val="left"/>
+            </w:pPr>
+            <w:r>
+              <w:rPr>
+                <w:rFonts w:ascii="KoPub돋움체" w:cs="KoPub돋움체" w:eastAsia="KoPub돋움체" w:hAnsi="KoPub돋움체"/>
+                <w:b w:val="false"/>
+                <w:bCs w:val="false"/>
+                <w:sz w:val="17"/>
+                <w:szCs w:val="17"/>
+              </w:rPr>
+              <w:t xml:space="preserve">생산성 향상–시설/기계 고도화</w:t>
+            </w:r>
+          </w:p>
+        </w:tc>
+        <w:tc>
+          <w:tcPr>
+            <w:tcW w:type="dxa" w:w="2538"/>
+            <w:tcBorders>
+              <w:top w:val="single" w:color="9AA8A6" w:sz="4"/>
+              <w:left w:val="single" w:color="9AA8A6" w:sz="4"/>
+              <w:bottom w:val="single" w:color="9AA8A6" w:sz="4"/>
+              <w:right w:val="single" w:color="9AA8A6" w:sz="4"/>
+            </w:tcBorders>
+            <w:tcMar>
+              <w:top w:type="dxa" w:w="50"/>
+              <w:left w:type="dxa" w:w="80"/>
+              <w:bottom w:type="dxa" w:w="50"/>
+              <w:right w:type="dxa" w:w="80"/>
+            </w:tcMar>
+            <w:vAlign w:val="center"/>
+          </w:tcPr>
+          <w:p>
+            <w:pPr>
+              <w:spacing w:after="0" w:before="0" w:line="250"/>
+              <w:jc w:val="left"/>
+            </w:pPr>
+            <w:r>
+              <w:rPr>
+                <w:rFonts w:ascii="KoPub돋움체" w:cs="KoPub돋움체" w:eastAsia="KoPub돋움체" w:hAnsi="KoPub돋움체"/>
+                <w:b w:val="false"/>
+                <w:bCs w:val="false"/>
+                <w:sz w:val="17"/>
+                <w:szCs w:val="17"/>
+              </w:rPr>
+              <w:t xml:space="preserve">금융·기타</w:t>
+            </w:r>
+          </w:p>
+        </w:tc>
+      </w:tr>
+      <w:tr>
+        <w:trPr>
+          <w:cantSplit/>
+        </w:trPr>
+        <w:tc>
+          <w:tcPr>
+            <w:tcW w:type="dxa" w:w="1900"/>
+            <w:tcBorders>
+              <w:top w:val="single" w:color="9AA8A6" w:sz="4"/>
+              <w:left w:val="single" w:color="9AA8A6" w:sz="4"/>
+              <w:bottom w:val="single" w:color="9AA8A6" w:sz="4"/>
+              <w:right w:val="single" w:color="9AA8A6" w:sz="4"/>
+            </w:tcBorders>
+            <w:shd w:fill="E8F3F1" w:color="auto" w:val="clear"/>
+            <w:tcMar>
+              <w:top w:type="dxa" w:w="50"/>
+              <w:left w:type="dxa" w:w="80"/>
+              <w:bottom w:type="dxa" w:w="50"/>
+              <w:right w:type="dxa" w:w="80"/>
+            </w:tcMar>
+            <w:vAlign w:val="center"/>
+          </w:tcPr>
+          <w:p>
+            <w:pPr>
+              <w:spacing w:after="0" w:before="0" w:line="250"/>
+              <w:jc w:val="left"/>
+            </w:pPr>
+            <w:r>
+              <w:rPr>
+                <w:rFonts w:ascii="KoPub돋움체" w:cs="KoPub돋움체" w:eastAsia="KoPub돋움체" w:hAnsi="KoPub돋움체"/>
+                <w:b/>
+                <w:bCs/>
+                <w:sz w:val="17"/>
+                <w:szCs w:val="17"/>
+              </w:rPr>
+              <w:t xml:space="preserve">F1 전문인력 양성·채용</w:t>
+            </w:r>
+          </w:p>
+        </w:tc>
+        <w:tc>
+          <w:tcPr>
+            <w:tcW w:type="dxa" w:w="2700"/>
+            <w:tcBorders>
+              <w:top w:val="single" w:color="9AA8A6" w:sz="4"/>
+              <w:left w:val="single" w:color="9AA8A6" w:sz="4"/>
+              <w:bottom w:val="single" w:color="9AA8A6" w:sz="4"/>
+              <w:right w:val="single" w:color="9AA8A6" w:sz="4"/>
+            </w:tcBorders>
+            <w:tcMar>
+              <w:top w:type="dxa" w:w="50"/>
+              <w:left w:type="dxa" w:w="80"/>
+              <w:bottom w:type="dxa" w:w="50"/>
+              <w:right w:type="dxa" w:w="80"/>
+            </w:tcMar>
+            <w:vAlign w:val="center"/>
+          </w:tcPr>
+          <w:p>
+            <w:pPr>
+              <w:spacing w:after="0" w:before="0" w:line="250"/>
+              <w:jc w:val="left"/>
+            </w:pPr>
+            <w:r>
+              <w:rPr>
+                <w:rFonts w:ascii="KoPub돋움체" w:cs="KoPub돋움체" w:eastAsia="KoPub돋움체" w:hAnsi="KoPub돋움체"/>
+                <w:b w:val="false"/>
+                <w:bCs w:val="false"/>
+                <w:sz w:val="17"/>
+                <w:szCs w:val="17"/>
+              </w:rPr>
+              <w:t xml:space="preserve">초기 투입요소–인력</w:t>
+            </w:r>
+          </w:p>
+        </w:tc>
+        <w:tc>
+          <w:tcPr>
+            <w:tcW w:type="dxa" w:w="3600"/>
+            <w:tcBorders>
+              <w:top w:val="single" w:color="9AA8A6" w:sz="4"/>
+              <w:left w:val="single" w:color="9AA8A6" w:sz="4"/>
+              <w:bottom w:val="single" w:color="9AA8A6" w:sz="4"/>
+              <w:right w:val="single" w:color="9AA8A6" w:sz="4"/>
+            </w:tcBorders>
+            <w:tcMar>
+              <w:top w:type="dxa" w:w="50"/>
+              <w:left w:type="dxa" w:w="80"/>
+              <w:bottom w:type="dxa" w:w="50"/>
+              <w:right w:type="dxa" w:w="80"/>
+            </w:tcMar>
+            <w:vAlign w:val="center"/>
+          </w:tcPr>
+          <w:p>
+            <w:pPr>
+              <w:spacing w:after="0" w:before="0" w:line="250"/>
+              <w:jc w:val="left"/>
+            </w:pPr>
+            <w:r>
+              <w:rPr>
+                <w:rFonts w:ascii="KoPub돋움체" w:cs="KoPub돋움체" w:eastAsia="KoPub돋움체" w:hAnsi="KoPub돋움체"/>
+                <w:b w:val="false"/>
+                <w:bCs w:val="false"/>
+                <w:sz w:val="17"/>
+                <w:szCs w:val="17"/>
+              </w:rPr>
+              <w:t xml:space="preserve">고용 및 일자리 창출(B-40): R&amp;D 인력 양성(C-19), 신규 채용 촉진(C-21)</w:t>
+            </w:r>
+          </w:p>
+        </w:tc>
+        <w:tc>
+          <w:tcPr>
+            <w:tcW w:type="dxa" w:w="3700"/>
+            <w:tcBorders>
+              <w:top w:val="single" w:color="9AA8A6" w:sz="4"/>
+              <w:left w:val="single" w:color="9AA8A6" w:sz="4"/>
+              <w:bottom w:val="single" w:color="9AA8A6" w:sz="4"/>
+              <w:right w:val="single" w:color="9AA8A6" w:sz="4"/>
+            </w:tcBorders>
+            <w:tcMar>
+              <w:top w:type="dxa" w:w="50"/>
+              <w:left w:type="dxa" w:w="80"/>
+              <w:bottom w:type="dxa" w:w="50"/>
+              <w:right w:type="dxa" w:w="80"/>
+            </w:tcMar>
+            <w:vAlign w:val="center"/>
+          </w:tcPr>
+          <w:p>
+            <w:pPr>
+              <w:spacing w:after="0" w:before="0" w:line="250"/>
+              <w:jc w:val="left"/>
+            </w:pPr>
+            <w:r>
+              <w:rPr>
+                <w:rFonts w:ascii="KoPub돋움체" w:cs="KoPub돋움체" w:eastAsia="KoPub돋움체" w:hAnsi="KoPub돋움체"/>
+                <w:b w:val="false"/>
+                <w:bCs w:val="false"/>
+                <w:sz w:val="17"/>
+                <w:szCs w:val="17"/>
+              </w:rPr>
+              <w:t xml:space="preserve">생산성 향상–인력 고도화</w:t>
+            </w:r>
+          </w:p>
+        </w:tc>
+        <w:tc>
+          <w:tcPr>
+            <w:tcW w:type="dxa" w:w="2538"/>
+            <w:tcBorders>
+              <w:top w:val="single" w:color="9AA8A6" w:sz="4"/>
+              <w:left w:val="single" w:color="9AA8A6" w:sz="4"/>
+              <w:bottom w:val="single" w:color="9AA8A6" w:sz="4"/>
+              <w:right w:val="single" w:color="9AA8A6" w:sz="4"/>
+            </w:tcBorders>
+            <w:tcMar>
+              <w:top w:type="dxa" w:w="50"/>
+              <w:left w:type="dxa" w:w="80"/>
+              <w:bottom w:type="dxa" w:w="50"/>
+              <w:right w:type="dxa" w:w="80"/>
+            </w:tcMar>
+            <w:vAlign w:val="center"/>
+          </w:tcPr>
+          <w:p>
+            <w:pPr>
+              <w:spacing w:after="0" w:before="0" w:line="250"/>
+              <w:jc w:val="left"/>
+            </w:pPr>
+            <w:r>
+              <w:rPr>
+                <w:rFonts w:ascii="KoPub돋움체" w:cs="KoPub돋움체" w:eastAsia="KoPub돋움체" w:hAnsi="KoPub돋움체"/>
+                <w:b w:val="false"/>
+                <w:bCs w:val="false"/>
+                <w:sz w:val="17"/>
+                <w:szCs w:val="17"/>
+              </w:rPr>
+              <w:t xml:space="preserve">인력</w:t>
+            </w:r>
+          </w:p>
+        </w:tc>
+      </w:tr>
+      <w:tr>
+        <w:trPr>
+          <w:cantSplit/>
+        </w:trPr>
+        <w:tc>
+          <w:tcPr>
+            <w:tcW w:type="dxa" w:w="1900"/>
+            <w:tcBorders>
+              <w:top w:val="single" w:color="9AA8A6" w:sz="4"/>
+              <w:left w:val="single" w:color="9AA8A6" w:sz="4"/>
+              <w:bottom w:val="single" w:color="9AA8A6" w:sz="4"/>
+              <w:right w:val="single" w:color="9AA8A6" w:sz="4"/>
+            </w:tcBorders>
+            <w:shd w:fill="E8F3F1" w:color="auto" w:val="clear"/>
+            <w:tcMar>
+              <w:top w:type="dxa" w:w="50"/>
+              <w:left w:type="dxa" w:w="80"/>
+              <w:bottom w:type="dxa" w:w="50"/>
+              <w:right w:type="dxa" w:w="80"/>
+            </w:tcMar>
+            <w:vAlign w:val="center"/>
+          </w:tcPr>
+          <w:p>
+            <w:pPr>
+              <w:spacing w:after="0" w:before="0" w:line="250"/>
+              <w:jc w:val="left"/>
+            </w:pPr>
+            <w:r>
+              <w:rPr>
+                <w:rFonts w:ascii="KoPub돋움체" w:cs="KoPub돋움체" w:eastAsia="KoPub돋움체" w:hAnsi="KoPub돋움체"/>
+                <w:b/>
+                <w:bCs/>
+                <w:sz w:val="17"/>
+                <w:szCs w:val="17"/>
+              </w:rPr>
+              <w:t xml:space="preserve">F2 재직자·사업주 직업훈련</w:t>
+            </w:r>
+          </w:p>
+        </w:tc>
+        <w:tc>
+          <w:tcPr>
+            <w:tcW w:type="dxa" w:w="2700"/>
+            <w:tcBorders>
+              <w:top w:val="single" w:color="9AA8A6" w:sz="4"/>
+              <w:left w:val="single" w:color="9AA8A6" w:sz="4"/>
+              <w:bottom w:val="single" w:color="9AA8A6" w:sz="4"/>
+              <w:right w:val="single" w:color="9AA8A6" w:sz="4"/>
+            </w:tcBorders>
+            <w:tcMar>
+              <w:top w:type="dxa" w:w="50"/>
+              <w:left w:type="dxa" w:w="80"/>
+              <w:bottom w:type="dxa" w:w="50"/>
+              <w:right w:type="dxa" w:w="80"/>
+            </w:tcMar>
+            <w:vAlign w:val="center"/>
+          </w:tcPr>
+          <w:p>
+            <w:pPr>
+              <w:spacing w:after="0" w:before="0" w:line="250"/>
+              <w:jc w:val="left"/>
+            </w:pPr>
+            <w:r>
+              <w:rPr>
+                <w:rFonts w:ascii="KoPub돋움체" w:cs="KoPub돋움체" w:eastAsia="KoPub돋움체" w:hAnsi="KoPub돋움체"/>
+                <w:b w:val="false"/>
+                <w:bCs w:val="false"/>
+                <w:sz w:val="17"/>
+                <w:szCs w:val="17"/>
+              </w:rPr>
+              <w:t xml:space="preserve">초기 투입요소–인력</w:t>
+            </w:r>
+          </w:p>
+        </w:tc>
+        <w:tc>
+          <w:tcPr>
+            <w:tcW w:type="dxa" w:w="3600"/>
+            <w:tcBorders>
+              <w:top w:val="single" w:color="9AA8A6" w:sz="4"/>
+              <w:left w:val="single" w:color="9AA8A6" w:sz="4"/>
+              <w:bottom w:val="single" w:color="9AA8A6" w:sz="4"/>
+              <w:right w:val="single" w:color="9AA8A6" w:sz="4"/>
+            </w:tcBorders>
+            <w:tcMar>
+              <w:top w:type="dxa" w:w="50"/>
+              <w:left w:type="dxa" w:w="80"/>
+              <w:bottom w:type="dxa" w:w="50"/>
+              <w:right w:type="dxa" w:w="80"/>
+            </w:tcMar>
+            <w:vAlign w:val="center"/>
+          </w:tcPr>
+          <w:p>
+            <w:pPr>
+              <w:spacing w:after="0" w:before="0" w:line="250"/>
+              <w:jc w:val="left"/>
+            </w:pPr>
+            <w:r>
+              <w:rPr>
+                <w:rFonts w:ascii="KoPub돋움체" w:cs="KoPub돋움체" w:eastAsia="KoPub돋움체" w:hAnsi="KoPub돋움체"/>
+                <w:b w:val="false"/>
+                <w:bCs w:val="false"/>
+                <w:sz w:val="17"/>
+                <w:szCs w:val="17"/>
+              </w:rPr>
+              <w:t xml:space="preserve">지식 및 정보 습득 기회 제공(C-02), 고용 및 일자리 창출(B-40)</w:t>
+            </w:r>
+          </w:p>
+        </w:tc>
+        <w:tc>
+          <w:tcPr>
+            <w:tcW w:type="dxa" w:w="3700"/>
+            <w:tcBorders>
+              <w:top w:val="single" w:color="9AA8A6" w:sz="4"/>
+              <w:left w:val="single" w:color="9AA8A6" w:sz="4"/>
+              <w:bottom w:val="single" w:color="9AA8A6" w:sz="4"/>
+              <w:right w:val="single" w:color="9AA8A6" w:sz="4"/>
+            </w:tcBorders>
+            <w:tcMar>
+              <w:top w:type="dxa" w:w="50"/>
+              <w:left w:type="dxa" w:w="80"/>
+              <w:bottom w:type="dxa" w:w="50"/>
+              <w:right w:type="dxa" w:w="80"/>
+            </w:tcMar>
+            <w:vAlign w:val="center"/>
+          </w:tcPr>
+          <w:p>
+            <w:pPr>
+              <w:spacing w:after="0" w:before="0" w:line="250"/>
+              <w:jc w:val="left"/>
+            </w:pPr>
+            <w:r>
+              <w:rPr>
+                <w:rFonts w:ascii="KoPub돋움체" w:cs="KoPub돋움체" w:eastAsia="KoPub돋움체" w:hAnsi="KoPub돋움체"/>
+                <w:b w:val="false"/>
+                <w:bCs w:val="false"/>
+                <w:sz w:val="17"/>
+                <w:szCs w:val="17"/>
+              </w:rPr>
+              <w:t xml:space="preserve">생산성 향상–인력 고도화</w:t>
+            </w:r>
+          </w:p>
+        </w:tc>
+        <w:tc>
+          <w:tcPr>
+            <w:tcW w:type="dxa" w:w="2538"/>
+            <w:tcBorders>
+              <w:top w:val="single" w:color="9AA8A6" w:sz="4"/>
+              <w:left w:val="single" w:color="9AA8A6" w:sz="4"/>
+              <w:bottom w:val="single" w:color="9AA8A6" w:sz="4"/>
+              <w:right w:val="single" w:color="9AA8A6" w:sz="4"/>
+            </w:tcBorders>
+            <w:tcMar>
+              <w:top w:type="dxa" w:w="50"/>
+              <w:left w:type="dxa" w:w="80"/>
+              <w:bottom w:type="dxa" w:w="50"/>
+              <w:right w:type="dxa" w:w="80"/>
+            </w:tcMar>
+            <w:vAlign w:val="center"/>
+          </w:tcPr>
+          <w:p>
+            <w:pPr>
+              <w:spacing w:after="0" w:before="0" w:line="250"/>
+              <w:jc w:val="left"/>
+            </w:pPr>
+            <w:r>
+              <w:rPr>
+                <w:rFonts w:ascii="KoPub돋움체" w:cs="KoPub돋움체" w:eastAsia="KoPub돋움체" w:hAnsi="KoPub돋움체"/>
+                <w:b w:val="false"/>
+                <w:bCs w:val="false"/>
+                <w:sz w:val="17"/>
+                <w:szCs w:val="17"/>
+              </w:rPr>
+              <w:t xml:space="preserve">인력</w:t>
+            </w:r>
+          </w:p>
+        </w:tc>
+      </w:tr>
+      <w:tr>
+        <w:trPr>
+          <w:cantSplit/>
+        </w:trPr>
+        <w:tc>
+          <w:tcPr>
+            <w:tcW w:type="dxa" w:w="1900"/>
+            <w:tcBorders>
+              <w:top w:val="single" w:color="9AA8A6" w:sz="4"/>
+              <w:left w:val="single" w:color="9AA8A6" w:sz="4"/>
+              <w:bottom w:val="single" w:color="9AA8A6" w:sz="4"/>
+              <w:right w:val="single" w:color="9AA8A6" w:sz="4"/>
+            </w:tcBorders>
+            <w:shd w:fill="E8F3F1" w:color="auto" w:val="clear"/>
+            <w:tcMar>
+              <w:top w:type="dxa" w:w="50"/>
+              <w:left w:type="dxa" w:w="80"/>
+              <w:bottom w:type="dxa" w:w="50"/>
+              <w:right w:type="dxa" w:w="80"/>
+            </w:tcMar>
+            <w:vAlign w:val="center"/>
+          </w:tcPr>
+          <w:p>
+            <w:pPr>
+              <w:spacing w:after="0" w:before="0" w:line="250"/>
+              <w:jc w:val="left"/>
+            </w:pPr>
+            <w:r>
+              <w:rPr>
+                <w:rFonts w:ascii="KoPub돋움체" w:cs="KoPub돋움체" w:eastAsia="KoPub돋움체" w:hAnsi="KoPub돋움체"/>
+                <w:b/>
+                <w:bCs/>
+                <w:sz w:val="17"/>
+                <w:szCs w:val="17"/>
+              </w:rPr>
+              <w:t xml:space="preserve">F3 고용 창출·유지(장려금)</w:t>
+            </w:r>
+          </w:p>
+        </w:tc>
+        <w:tc>
+          <w:tcPr>
+            <w:tcW w:type="dxa" w:w="2700"/>
+            <w:tcBorders>
+              <w:top w:val="single" w:color="9AA8A6" w:sz="4"/>
+              <w:left w:val="single" w:color="9AA8A6" w:sz="4"/>
+              <w:bottom w:val="single" w:color="9AA8A6" w:sz="4"/>
+              <w:right w:val="single" w:color="9AA8A6" w:sz="4"/>
+            </w:tcBorders>
+            <w:tcMar>
+              <w:top w:type="dxa" w:w="50"/>
+              <w:left w:type="dxa" w:w="80"/>
+              <w:bottom w:type="dxa" w:w="50"/>
+              <w:right w:type="dxa" w:w="80"/>
+            </w:tcMar>
+            <w:vAlign w:val="center"/>
+          </w:tcPr>
+          <w:p>
+            <w:pPr>
+              <w:spacing w:after="0" w:before="0" w:line="250"/>
+              <w:jc w:val="left"/>
+            </w:pPr>
+            <w:r>
+              <w:rPr>
+                <w:rFonts w:ascii="KoPub돋움체" w:cs="KoPub돋움체" w:eastAsia="KoPub돋움체" w:hAnsi="KoPub돋움체"/>
+                <w:b w:val="false"/>
+                <w:bCs w:val="false"/>
+                <w:sz w:val="17"/>
+                <w:szCs w:val="17"/>
+              </w:rPr>
+              <w:t xml:space="preserve">초기 투입요소–인력</w:t>
+            </w:r>
+          </w:p>
+        </w:tc>
+        <w:tc>
+          <w:tcPr>
+            <w:tcW w:type="dxa" w:w="3600"/>
+            <w:tcBorders>
+              <w:top w:val="single" w:color="9AA8A6" w:sz="4"/>
+              <w:left w:val="single" w:color="9AA8A6" w:sz="4"/>
+              <w:bottom w:val="single" w:color="9AA8A6" w:sz="4"/>
+              <w:right w:val="single" w:color="9AA8A6" w:sz="4"/>
+            </w:tcBorders>
+            <w:tcMar>
+              <w:top w:type="dxa" w:w="50"/>
+              <w:left w:type="dxa" w:w="80"/>
+              <w:bottom w:type="dxa" w:w="50"/>
+              <w:right w:type="dxa" w:w="80"/>
+            </w:tcMar>
+            <w:vAlign w:val="center"/>
+          </w:tcPr>
+          <w:p>
+            <w:pPr>
+              <w:spacing w:after="0" w:before="0" w:line="250"/>
+              <w:jc w:val="left"/>
+            </w:pPr>
+            <w:r>
+              <w:rPr>
+                <w:rFonts w:ascii="KoPub돋움체" w:cs="KoPub돋움체" w:eastAsia="KoPub돋움체" w:hAnsi="KoPub돋움체"/>
+                <w:b w:val="false"/>
+                <w:bCs w:val="false"/>
+                <w:sz w:val="17"/>
+                <w:szCs w:val="17"/>
+              </w:rPr>
+              <w:t xml:space="preserve">신규 채용 촉진(C-21)</w:t>
+            </w:r>
+          </w:p>
+        </w:tc>
+        <w:tc>
+          <w:tcPr>
+            <w:tcW w:type="dxa" w:w="3700"/>
+            <w:tcBorders>
+              <w:top w:val="single" w:color="9AA8A6" w:sz="4"/>
+              <w:left w:val="single" w:color="9AA8A6" w:sz="4"/>
+              <w:bottom w:val="single" w:color="9AA8A6" w:sz="4"/>
+              <w:right w:val="single" w:color="9AA8A6" w:sz="4"/>
+            </w:tcBorders>
+            <w:tcMar>
+              <w:top w:type="dxa" w:w="50"/>
+              <w:left w:type="dxa" w:w="80"/>
+              <w:bottom w:type="dxa" w:w="50"/>
+              <w:right w:type="dxa" w:w="80"/>
+            </w:tcMar>
+            <w:vAlign w:val="center"/>
+          </w:tcPr>
+          <w:p>
+            <w:pPr>
+              <w:spacing w:after="0" w:before="0" w:line="250"/>
+              <w:jc w:val="left"/>
+            </w:pPr>
+            <w:r>
+              <w:rPr>
+                <w:rFonts w:ascii="KoPub돋움체" w:cs="KoPub돋움체" w:eastAsia="KoPub돋움체" w:hAnsi="KoPub돋움체"/>
+                <w:b w:val="false"/>
+                <w:bCs w:val="false"/>
+                <w:sz w:val="17"/>
+                <w:szCs w:val="17"/>
+              </w:rPr>
+              <w:t xml:space="preserve">생산성 향상–인력 고도화; 수단–보조금(인건비)</w:t>
+            </w:r>
+          </w:p>
+        </w:tc>
+        <w:tc>
+          <w:tcPr>
+            <w:tcW w:type="dxa" w:w="2538"/>
+            <w:tcBorders>
+              <w:top w:val="single" w:color="9AA8A6" w:sz="4"/>
+              <w:left w:val="single" w:color="9AA8A6" w:sz="4"/>
+              <w:bottom w:val="single" w:color="9AA8A6" w:sz="4"/>
+              <w:right w:val="single" w:color="9AA8A6" w:sz="4"/>
+            </w:tcBorders>
+            <w:tcMar>
+              <w:top w:type="dxa" w:w="50"/>
+              <w:left w:type="dxa" w:w="80"/>
+              <w:bottom w:type="dxa" w:w="50"/>
+              <w:right w:type="dxa" w:w="80"/>
+            </w:tcMar>
+            <w:vAlign w:val="center"/>
+          </w:tcPr>
+          <w:p>
+            <w:pPr>
+              <w:spacing w:after="0" w:before="0" w:line="250"/>
+              <w:jc w:val="left"/>
+            </w:pPr>
+            <w:r>
+              <w:rPr>
+                <w:rFonts w:ascii="KoPub돋움체" w:cs="KoPub돋움체" w:eastAsia="KoPub돋움체" w:hAnsi="KoPub돋움체"/>
+                <w:b w:val="false"/>
+                <w:bCs w:val="false"/>
+                <w:sz w:val="17"/>
+                <w:szCs w:val="17"/>
+              </w:rPr>
+              <w:t xml:space="preserve">인력</w:t>
+            </w:r>
+          </w:p>
+        </w:tc>
+      </w:tr>
+      <w:tr>
+        <w:trPr>
+          <w:cantSplit/>
+        </w:trPr>
+        <w:tc>
+          <w:tcPr>
+            <w:tcW w:type="dxa" w:w="1900"/>
+            <w:tcBorders>
+              <w:top w:val="single" w:color="9AA8A6" w:sz="4"/>
+              <w:left w:val="single" w:color="9AA8A6" w:sz="4"/>
+              <w:bottom w:val="single" w:color="9AA8A6" w:sz="4"/>
+              <w:right w:val="single" w:color="9AA8A6" w:sz="4"/>
+            </w:tcBorders>
+            <w:shd w:fill="E8F3F1" w:color="auto" w:val="clear"/>
+            <w:tcMar>
+              <w:top w:type="dxa" w:w="50"/>
+              <w:left w:type="dxa" w:w="80"/>
+              <w:bottom w:type="dxa" w:w="50"/>
+              <w:right w:type="dxa" w:w="80"/>
+            </w:tcMar>
+            <w:vAlign w:val="center"/>
+          </w:tcPr>
+          <w:p>
+            <w:pPr>
+              <w:spacing w:after="0" w:before="0" w:line="250"/>
+              <w:jc w:val="left"/>
+            </w:pPr>
+            <w:r>
+              <w:rPr>
+                <w:rFonts w:ascii="KoPub돋움체" w:cs="KoPub돋움체" w:eastAsia="KoPub돋움체" w:hAnsi="KoPub돋움체"/>
+                <w:b/>
+                <w:bCs/>
+                <w:sz w:val="17"/>
+                <w:szCs w:val="17"/>
+              </w:rPr>
+              <w:t xml:space="preserve">F4 산업안전·근로자 건강 보호</w:t>
+            </w:r>
+          </w:p>
+        </w:tc>
+        <w:tc>
+          <w:tcPr>
+            <w:tcW w:type="dxa" w:w="2700"/>
+            <w:tcBorders>
+              <w:top w:val="single" w:color="9AA8A6" w:sz="4"/>
+              <w:left w:val="single" w:color="9AA8A6" w:sz="4"/>
+              <w:bottom w:val="single" w:color="9AA8A6" w:sz="4"/>
+              <w:right w:val="single" w:color="9AA8A6" w:sz="4"/>
+            </w:tcBorders>
+            <w:tcMar>
+              <w:top w:type="dxa" w:w="50"/>
+              <w:left w:type="dxa" w:w="80"/>
+              <w:bottom w:type="dxa" w:w="50"/>
+              <w:right w:type="dxa" w:w="80"/>
+            </w:tcMar>
+            <w:vAlign w:val="center"/>
+          </w:tcPr>
+          <w:p>
+            <w:pPr>
+              <w:spacing w:after="0" w:before="0" w:line="250"/>
+              <w:jc w:val="left"/>
+            </w:pPr>
+            <w:r>
+              <w:rPr>
+                <w:rFonts w:ascii="KoPub돋움체" w:cs="KoPub돋움체" w:eastAsia="KoPub돋움체" w:hAnsi="KoPub돋움체"/>
+                <w:b w:val="false"/>
+                <w:bCs w:val="false"/>
+                <w:sz w:val="17"/>
+                <w:szCs w:val="17"/>
+              </w:rPr>
+              <w:t xml:space="preserve">초기 투입요소–인력</w:t>
+            </w:r>
+          </w:p>
+        </w:tc>
+        <w:tc>
+          <w:tcPr>
+            <w:tcW w:type="dxa" w:w="3600"/>
+            <w:tcBorders>
+              <w:top w:val="single" w:color="9AA8A6" w:sz="4"/>
+              <w:left w:val="single" w:color="9AA8A6" w:sz="4"/>
+              <w:bottom w:val="single" w:color="9AA8A6" w:sz="4"/>
+              <w:right w:val="single" w:color="9AA8A6" w:sz="4"/>
+            </w:tcBorders>
+            <w:tcMar>
+              <w:top w:type="dxa" w:w="50"/>
+              <w:left w:type="dxa" w:w="80"/>
+              <w:bottom w:type="dxa" w:w="50"/>
+              <w:right w:type="dxa" w:w="80"/>
+            </w:tcMar>
+            <w:vAlign w:val="center"/>
+          </w:tcPr>
+          <w:p>
+            <w:pPr>
+              <w:spacing w:after="0" w:before="0" w:line="250"/>
+              <w:jc w:val="left"/>
+            </w:pPr>
+            <w:r>
+              <w:rPr>
+                <w:rFonts w:ascii="KoPub돋움체" w:cs="KoPub돋움체" w:eastAsia="KoPub돋움체" w:hAnsi="KoPub돋움체"/>
+                <w:b w:val="false"/>
+                <w:bCs w:val="false"/>
+                <w:sz w:val="17"/>
+                <w:szCs w:val="17"/>
+              </w:rPr>
+              <w:t xml:space="preserve">고용 환경 개선(C-20)</w:t>
+            </w:r>
+          </w:p>
+        </w:tc>
+        <w:tc>
+          <w:tcPr>
+            <w:tcW w:type="dxa" w:w="3700"/>
+            <w:tcBorders>
+              <w:top w:val="single" w:color="9AA8A6" w:sz="4"/>
+              <w:left w:val="single" w:color="9AA8A6" w:sz="4"/>
+              <w:bottom w:val="single" w:color="9AA8A6" w:sz="4"/>
+              <w:right w:val="single" w:color="9AA8A6" w:sz="4"/>
+            </w:tcBorders>
+            <w:tcMar>
+              <w:top w:type="dxa" w:w="50"/>
+              <w:left w:type="dxa" w:w="80"/>
+              <w:bottom w:type="dxa" w:w="50"/>
+              <w:right w:type="dxa" w:w="80"/>
+            </w:tcMar>
+            <w:vAlign w:val="center"/>
+          </w:tcPr>
+          <w:p>
+            <w:pPr>
+              <w:spacing w:after="0" w:before="0" w:line="250"/>
+              <w:jc w:val="left"/>
+            </w:pPr>
+            <w:r>
+              <w:rPr>
+                <w:rFonts w:ascii="KoPub돋움체" w:cs="KoPub돋움체" w:eastAsia="KoPub돋움체" w:hAnsi="KoPub돋움체"/>
+                <w:b w:val="false"/>
+                <w:bCs w:val="false"/>
+                <w:sz w:val="17"/>
+                <w:szCs w:val="17"/>
+              </w:rPr>
+              <w:t xml:space="preserve">생산성 향상–작업환경 개선</w:t>
+            </w:r>
+          </w:p>
+        </w:tc>
+        <w:tc>
+          <w:tcPr>
+            <w:tcW w:type="dxa" w:w="2538"/>
+            <w:tcBorders>
+              <w:top w:val="single" w:color="9AA8A6" w:sz="4"/>
+              <w:left w:val="single" w:color="9AA8A6" w:sz="4"/>
+              <w:bottom w:val="single" w:color="9AA8A6" w:sz="4"/>
+              <w:right w:val="single" w:color="9AA8A6" w:sz="4"/>
+            </w:tcBorders>
+            <w:tcMar>
+              <w:top w:type="dxa" w:w="50"/>
+              <w:left w:type="dxa" w:w="80"/>
+              <w:bottom w:type="dxa" w:w="50"/>
+              <w:right w:type="dxa" w:w="80"/>
+            </w:tcMar>
+            <w:vAlign w:val="center"/>
+          </w:tcPr>
+          <w:p>
+            <w:pPr>
+              <w:spacing w:after="0" w:before="0" w:line="250"/>
+              <w:jc w:val="left"/>
+            </w:pPr>
+            <w:r>
+              <w:rPr>
+                <w:rFonts w:ascii="KoPub돋움체" w:cs="KoPub돋움체" w:eastAsia="KoPub돋움체" w:hAnsi="KoPub돋움체"/>
+                <w:b w:val="false"/>
+                <w:bCs w:val="false"/>
+                <w:sz w:val="17"/>
+                <w:szCs w:val="17"/>
+              </w:rPr>
+              <w:t xml:space="preserve">인력·기타</w:t>
+            </w:r>
+          </w:p>
+        </w:tc>
+      </w:tr>
+      <w:tr>
+        <w:trPr>
+          <w:cantSplit/>
+        </w:trPr>
+        <w:tc>
+          <w:tcPr>
+            <w:tcW w:type="dxa" w:w="1900"/>
+            <w:tcBorders>
+              <w:top w:val="single" w:color="9AA8A6" w:sz="4"/>
+              <w:left w:val="single" w:color="9AA8A6" w:sz="4"/>
+              <w:bottom w:val="single" w:color="9AA8A6" w:sz="4"/>
+              <w:right w:val="single" w:color="9AA8A6" w:sz="4"/>
+            </w:tcBorders>
+            <w:shd w:fill="E8F3F1" w:color="auto" w:val="clear"/>
+            <w:tcMar>
+              <w:top w:type="dxa" w:w="50"/>
+              <w:left w:type="dxa" w:w="80"/>
+              <w:bottom w:type="dxa" w:w="50"/>
+              <w:right w:type="dxa" w:w="80"/>
+            </w:tcMar>
+            <w:vAlign w:val="center"/>
+          </w:tcPr>
+          <w:p>
+            <w:pPr>
+              <w:spacing w:after="0" w:before="0" w:line="250"/>
+              <w:jc w:val="left"/>
+            </w:pPr>
+            <w:r>
+              <w:rPr>
+                <w:rFonts w:ascii="KoPub돋움체" w:cs="KoPub돋움체" w:eastAsia="KoPub돋움체" w:hAnsi="KoPub돋움체"/>
+                <w:b/>
+                <w:bCs/>
+                <w:sz w:val="17"/>
+                <w:szCs w:val="17"/>
+              </w:rPr>
+              <w:t xml:space="preserve">G1 경영역량 강화·판로 확대</w:t>
+            </w:r>
+          </w:p>
+        </w:tc>
+        <w:tc>
+          <w:tcPr>
+            <w:tcW w:type="dxa" w:w="2700"/>
+            <w:tcBorders>
+              <w:top w:val="single" w:color="9AA8A6" w:sz="4"/>
+              <w:left w:val="single" w:color="9AA8A6" w:sz="4"/>
+              <w:bottom w:val="single" w:color="9AA8A6" w:sz="4"/>
+              <w:right w:val="single" w:color="9AA8A6" w:sz="4"/>
+            </w:tcBorders>
+            <w:tcMar>
+              <w:top w:type="dxa" w:w="50"/>
+              <w:left w:type="dxa" w:w="80"/>
+              <w:bottom w:type="dxa" w:w="50"/>
+              <w:right w:type="dxa" w:w="80"/>
+            </w:tcMar>
+            <w:vAlign w:val="center"/>
+          </w:tcPr>
+          <w:p>
+            <w:pPr>
+              <w:spacing w:after="0" w:before="0" w:line="250"/>
+              <w:jc w:val="left"/>
+            </w:pPr>
+            <w:r>
+              <w:rPr>
+                <w:rFonts w:ascii="KoPub돋움체" w:cs="KoPub돋움체" w:eastAsia="KoPub돋움체" w:hAnsi="KoPub돋움체"/>
+                <w:b w:val="false"/>
+                <w:bCs w:val="false"/>
+                <w:sz w:val="17"/>
+                <w:szCs w:val="17"/>
+              </w:rPr>
+              <w:t xml:space="preserve">운영–경영컨설팅·홍보, 시장매칭–내수</w:t>
+            </w:r>
+          </w:p>
+        </w:tc>
+        <w:tc>
+          <w:tcPr>
+            <w:tcW w:type="dxa" w:w="3600"/>
+            <w:tcBorders>
+              <w:top w:val="single" w:color="9AA8A6" w:sz="4"/>
+              <w:left w:val="single" w:color="9AA8A6" w:sz="4"/>
+              <w:bottom w:val="single" w:color="9AA8A6" w:sz="4"/>
+              <w:right w:val="single" w:color="9AA8A6" w:sz="4"/>
+            </w:tcBorders>
+            <w:tcMar>
+              <w:top w:type="dxa" w:w="50"/>
+              <w:left w:type="dxa" w:w="80"/>
+              <w:bottom w:type="dxa" w:w="50"/>
+              <w:right w:type="dxa" w:w="80"/>
+            </w:tcMar>
+            <w:vAlign w:val="center"/>
+          </w:tcPr>
+          <w:p>
+            <w:pPr>
+              <w:spacing w:after="0" w:before="0" w:line="250"/>
+              <w:jc w:val="left"/>
+            </w:pPr>
+            <w:r>
+              <w:rPr>
+                <w:rFonts w:ascii="KoPub돋움체" w:cs="KoPub돋움체" w:eastAsia="KoPub돋움체" w:hAnsi="KoPub돋움체"/>
+                <w:b w:val="false"/>
+                <w:bCs w:val="false"/>
+                <w:sz w:val="17"/>
+                <w:szCs w:val="17"/>
+              </w:rPr>
+              <w:t xml:space="preserve">경영 혁신 역량 제고(B-10): 지식·정보(C-02), 판로 개척(C-06), 정보화(C-07), 재창업·사업전환(C-22); 협업·상생(B-70); 지역경제(B-80)</w:t>
+            </w:r>
+          </w:p>
+        </w:tc>
+        <w:tc>
+          <w:tcPr>
+            <w:tcW w:type="dxa" w:w="3700"/>
+            <w:tcBorders>
+              <w:top w:val="single" w:color="9AA8A6" w:sz="4"/>
+              <w:left w:val="single" w:color="9AA8A6" w:sz="4"/>
+              <w:bottom w:val="single" w:color="9AA8A6" w:sz="4"/>
+              <w:right w:val="single" w:color="9AA8A6" w:sz="4"/>
+            </w:tcBorders>
+            <w:tcMar>
+              <w:top w:type="dxa" w:w="50"/>
+              <w:left w:type="dxa" w:w="80"/>
+              <w:bottom w:type="dxa" w:w="50"/>
+              <w:right w:type="dxa" w:w="80"/>
+            </w:tcMar>
+            <w:vAlign w:val="center"/>
+          </w:tcPr>
+          <w:p>
+            <w:pPr>
+              <w:spacing w:after="0" w:before="0" w:line="250"/>
+              <w:jc w:val="left"/>
+            </w:pPr>
+            <w:r>
+              <w:rPr>
+                <w:rFonts w:ascii="KoPub돋움체" w:cs="KoPub돋움체" w:eastAsia="KoPub돋움체" w:hAnsi="KoPub돋움체"/>
+                <w:b w:val="false"/>
+                <w:bCs w:val="false"/>
+                <w:sz w:val="17"/>
+                <w:szCs w:val="17"/>
+              </w:rPr>
+              <w:t xml:space="preserve">생산성 향상–경영기능 개선; 판로 지원–공공조달·내수·하도급 협상력·정보비대칭; 전환 지원(퇴출·재창업)</w:t>
+            </w:r>
+          </w:p>
+        </w:tc>
+        <w:tc>
+          <w:tcPr>
+            <w:tcW w:type="dxa" w:w="2538"/>
+            <w:tcBorders>
+              <w:top w:val="single" w:color="9AA8A6" w:sz="4"/>
+              <w:left w:val="single" w:color="9AA8A6" w:sz="4"/>
+              <w:bottom w:val="single" w:color="9AA8A6" w:sz="4"/>
+              <w:right w:val="single" w:color="9AA8A6" w:sz="4"/>
+            </w:tcBorders>
+            <w:tcMar>
+              <w:top w:type="dxa" w:w="50"/>
+              <w:left w:type="dxa" w:w="80"/>
+              <w:bottom w:type="dxa" w:w="50"/>
+              <w:right w:type="dxa" w:w="80"/>
+            </w:tcMar>
+            <w:vAlign w:val="center"/>
+          </w:tcPr>
+          <w:p>
+            <w:pPr>
+              <w:spacing w:after="0" w:before="0" w:line="250"/>
+              <w:jc w:val="left"/>
+            </w:pPr>
+            <w:r>
+              <w:rPr>
+                <w:rFonts w:ascii="KoPub돋움체" w:cs="KoPub돋움체" w:eastAsia="KoPub돋움체" w:hAnsi="KoPub돋움체"/>
+                <w:b w:val="false"/>
+                <w:bCs w:val="false"/>
+                <w:sz w:val="17"/>
+                <w:szCs w:val="17"/>
+              </w:rPr>
+              <w:t xml:space="preserve">경영·내수</w:t>
+            </w:r>
+          </w:p>
+        </w:tc>
+      </w:tr>
+      <w:tr>
+        <w:trPr>
+          <w:cantSplit/>
+        </w:trPr>
+        <w:tc>
+          <w:tcPr>
+            <w:tcW w:type="dxa" w:w="1900"/>
+            <w:tcBorders>
+              <w:top w:val="single" w:color="9AA8A6" w:sz="4"/>
+              <w:left w:val="single" w:color="9AA8A6" w:sz="4"/>
+              <w:bottom w:val="single" w:color="9AA8A6" w:sz="4"/>
+              <w:right w:val="single" w:color="9AA8A6" w:sz="4"/>
+            </w:tcBorders>
+            <w:shd w:fill="E8F3F1" w:color="auto" w:val="clear"/>
+            <w:tcMar>
+              <w:top w:type="dxa" w:w="50"/>
+              <w:left w:type="dxa" w:w="80"/>
+              <w:bottom w:type="dxa" w:w="50"/>
+              <w:right w:type="dxa" w:w="80"/>
+            </w:tcMar>
+            <w:vAlign w:val="center"/>
+          </w:tcPr>
+          <w:p>
+            <w:pPr>
+              <w:spacing w:after="0" w:before="0" w:line="250"/>
+              <w:jc w:val="left"/>
+            </w:pPr>
+            <w:r>
+              <w:rPr>
+                <w:rFonts w:ascii="KoPub돋움체" w:cs="KoPub돋움체" w:eastAsia="KoPub돋움체" w:hAnsi="KoPub돋움체"/>
+                <w:b/>
+                <w:bCs/>
+                <w:sz w:val="17"/>
+                <w:szCs w:val="17"/>
+              </w:rPr>
+              <w:t xml:space="preserve">G2 디자인 혁신 지원</w:t>
+            </w:r>
+          </w:p>
+        </w:tc>
+        <w:tc>
+          <w:tcPr>
+            <w:tcW w:type="dxa" w:w="2700"/>
+            <w:tcBorders>
+              <w:top w:val="single" w:color="9AA8A6" w:sz="4"/>
+              <w:left w:val="single" w:color="9AA8A6" w:sz="4"/>
+              <w:bottom w:val="single" w:color="9AA8A6" w:sz="4"/>
+              <w:right w:val="single" w:color="9AA8A6" w:sz="4"/>
+            </w:tcBorders>
+            <w:tcMar>
+              <w:top w:type="dxa" w:w="50"/>
+              <w:left w:type="dxa" w:w="80"/>
+              <w:bottom w:type="dxa" w:w="50"/>
+              <w:right w:type="dxa" w:w="80"/>
+            </w:tcMar>
+            <w:vAlign w:val="center"/>
+          </w:tcPr>
+          <w:p>
+            <w:pPr>
+              <w:spacing w:after="0" w:before="0" w:line="250"/>
+              <w:jc w:val="left"/>
+            </w:pPr>
+            <w:r>
+              <w:rPr>
+                <w:rFonts w:ascii="KoPub돋움체" w:cs="KoPub돋움체" w:eastAsia="KoPub돋움체" w:hAnsi="KoPub돋움체"/>
+                <w:b w:val="false"/>
+                <w:bCs w:val="false"/>
+                <w:sz w:val="17"/>
+                <w:szCs w:val="17"/>
+              </w:rPr>
+              <w:t xml:space="preserve">운영–상품화/사업화</w:t>
+            </w:r>
+          </w:p>
+        </w:tc>
+        <w:tc>
+          <w:tcPr>
+            <w:tcW w:type="dxa" w:w="3600"/>
+            <w:tcBorders>
+              <w:top w:val="single" w:color="9AA8A6" w:sz="4"/>
+              <w:left w:val="single" w:color="9AA8A6" w:sz="4"/>
+              <w:bottom w:val="single" w:color="9AA8A6" w:sz="4"/>
+              <w:right w:val="single" w:color="9AA8A6" w:sz="4"/>
+            </w:tcBorders>
+            <w:tcMar>
+              <w:top w:type="dxa" w:w="50"/>
+              <w:left w:type="dxa" w:w="80"/>
+              <w:bottom w:type="dxa" w:w="50"/>
+              <w:right w:type="dxa" w:w="80"/>
+            </w:tcMar>
+            <w:vAlign w:val="center"/>
+          </w:tcPr>
+          <w:p>
+            <w:pPr>
+              <w:spacing w:after="0" w:before="0" w:line="250"/>
+              <w:jc w:val="left"/>
+            </w:pPr>
+            <w:r>
+              <w:rPr>
+                <w:rFonts w:ascii="KoPub돋움체" w:cs="KoPub돋움체" w:eastAsia="KoPub돋움체" w:hAnsi="KoPub돋움체"/>
+                <w:b w:val="false"/>
+                <w:bCs w:val="false"/>
+                <w:sz w:val="17"/>
+                <w:szCs w:val="17"/>
+              </w:rPr>
+              <w:t xml:space="preserve">경영 혁신 역량 제고(B-10): 상품화</w:t>
+            </w:r>
+          </w:p>
+        </w:tc>
+        <w:tc>
+          <w:tcPr>
+            <w:tcW w:type="dxa" w:w="3700"/>
+            <w:tcBorders>
+              <w:top w:val="single" w:color="9AA8A6" w:sz="4"/>
+              <w:left w:val="single" w:color="9AA8A6" w:sz="4"/>
+              <w:bottom w:val="single" w:color="9AA8A6" w:sz="4"/>
+              <w:right w:val="single" w:color="9AA8A6" w:sz="4"/>
+            </w:tcBorders>
+            <w:tcMar>
+              <w:top w:type="dxa" w:w="50"/>
+              <w:left w:type="dxa" w:w="80"/>
+              <w:bottom w:type="dxa" w:w="50"/>
+              <w:right w:type="dxa" w:w="80"/>
+            </w:tcMar>
+            <w:vAlign w:val="center"/>
+          </w:tcPr>
+          <w:p>
+            <w:pPr>
+              <w:spacing w:after="0" w:before="0" w:line="250"/>
+              <w:jc w:val="left"/>
+            </w:pPr>
+            <w:r>
+              <w:rPr>
+                <w:rFonts w:ascii="KoPub돋움체" w:cs="KoPub돋움체" w:eastAsia="KoPub돋움체" w:hAnsi="KoPub돋움체"/>
+                <w:b w:val="false"/>
+                <w:bCs w:val="false"/>
+                <w:sz w:val="17"/>
+                <w:szCs w:val="17"/>
+              </w:rPr>
+              <w:t xml:space="preserve">생산성 향상–경영기능 개선</w:t>
+            </w:r>
+          </w:p>
+        </w:tc>
+        <w:tc>
+          <w:tcPr>
+            <w:tcW w:type="dxa" w:w="2538"/>
+            <w:tcBorders>
+              <w:top w:val="single" w:color="9AA8A6" w:sz="4"/>
+              <w:left w:val="single" w:color="9AA8A6" w:sz="4"/>
+              <w:bottom w:val="single" w:color="9AA8A6" w:sz="4"/>
+              <w:right w:val="single" w:color="9AA8A6" w:sz="4"/>
+            </w:tcBorders>
+            <w:tcMar>
+              <w:top w:type="dxa" w:w="50"/>
+              <w:left w:type="dxa" w:w="80"/>
+              <w:bottom w:type="dxa" w:w="50"/>
+              <w:right w:type="dxa" w:w="80"/>
+            </w:tcMar>
+            <w:vAlign w:val="center"/>
+          </w:tcPr>
+          <w:p>
+            <w:pPr>
+              <w:spacing w:after="0" w:before="0" w:line="250"/>
+              <w:jc w:val="left"/>
+            </w:pPr>
+            <w:r>
+              <w:rPr>
+                <w:rFonts w:ascii="KoPub돋움체" w:cs="KoPub돋움체" w:eastAsia="KoPub돋움체" w:hAnsi="KoPub돋움체"/>
+                <w:b w:val="false"/>
+                <w:bCs w:val="false"/>
+                <w:sz w:val="17"/>
+                <w:szCs w:val="17"/>
+              </w:rPr>
+              <w:t xml:space="preserve">경영</w:t>
+            </w:r>
+          </w:p>
+        </w:tc>
+      </w:tr>
+    </w:tbl>
+    <w:p>
+      <w:pPr>
+        <w:spacing w:after="0" w:before="0" w:line="260"/>
+        <w:ind w:left="160"/>
+      </w:pPr>
+      <w:r>
+        <w:rPr>
+          <w:rFonts w:ascii="KoPub돋움체" w:cs="KoPub돋움체" w:eastAsia="KoPub돋움체" w:hAnsi="KoPub돋움체"/>
+          <w:b w:val="false"/>
+          <w:bCs w:val="false"/>
+          <w:color w:val="444444"/>
+          <w:sz w:val="16"/>
+          <w:szCs w:val="16"/>
+        </w:rPr>
+        <w:t xml:space="preserve">* 주: 1) 김희선(2017)의 B·C 코드는 각각 중위·하위 정책목적, Z 코드는 지원형태</w:t>
+      </w:r>
+    </w:p>
+    <w:p>
+      <w:pPr>
+        <w:spacing w:after="140" w:before="0" w:line="260"/>
+        <w:ind w:left="160"/>
+      </w:pPr>
+      <w:r>
+        <w:rPr>
+          <w:rFonts w:ascii="KoPub돋움체" w:cs="KoPub돋움체" w:eastAsia="KoPub돋움체" w:hAnsi="KoPub돋움체"/>
+          <w:b w:val="false"/>
+          <w:bCs w:val="false"/>
+          <w:color w:val="444444"/>
+          <w:sz w:val="16"/>
+          <w:szCs w:val="16"/>
+        </w:rPr>
+        <w:t xml:space="preserve">     2) SIMS 세부분야는 중소기업 지원사업 통합관리시스템의 분야 분류(경영·금융·기술·인력·창업·수출·내수·기타)로 복수 성격 사업은 한 분야에만 배정됨</w:t>
       </w:r>
     </w:p>
     <w:sectPr>
